--- a/out/07_Ops/SNX-OPS-SOP-04 Technical Incident Handling & Escalation (Rev00 DRAFT).docx
+++ b/out/07_Ops/SNX-OPS-SOP-04 Technical Incident Handling & Escalation (Rev00 DRAFT).docx
@@ -217,6 +217,7 @@
     <w:p>
       <w:pPr>
         <w:pStyle w:val="Heading1"/>
+        <w:keepNext/>
         <w:widowControl w:val="0"/>
         <w:spacing w:line="240" w:lineRule="auto"/>
         <w:ind w:right="407" w:firstLine="0"/>
@@ -511,6 +512,10 @@
         <w:gridCol w:w="5850"/>
       </w:tblGrid>
       <w:tr>
+        <w:trPr>
+          <w:cantSplit/>
+          <w:tblHeader/>
+        </w:trPr>
         <w:tc>
           <w:tcPr>
             <w:tcW w:w="3150" w:type="dxa"/>
@@ -523,6 +528,7 @@
           </w:tcPr>
           <w:p>
             <w:pPr>
+              <w:keepNext/>
               <w:widowControl w:val="0"/>
               <w:pBdr>
                 <w:top w:val="nil"/>
@@ -563,6 +569,7 @@
           </w:tcPr>
           <w:p>
             <w:pPr>
+              <w:keepNext/>
               <w:widowControl w:val="0"/>
               <w:pBdr>
                 <w:top w:val="nil"/>
@@ -593,6 +600,9 @@
         </w:tc>
       </w:tr>
       <w:tr>
+        <w:trPr>
+          <w:cantSplit/>
+        </w:trPr>
         <w:tc>
           <w:tcPr>
             <w:tcW w:w="3150" w:type="dxa"/>
@@ -646,6 +656,9 @@
         </w:tc>
       </w:tr>
       <w:tr>
+        <w:trPr>
+          <w:cantSplit/>
+        </w:trPr>
         <w:tc>
           <w:tcPr>
             <w:tcW w:w="3150" w:type="dxa"/>
@@ -699,6 +712,9 @@
         </w:tc>
       </w:tr>
       <w:tr>
+        <w:trPr>
+          <w:cantSplit/>
+        </w:trPr>
         <w:tc>
           <w:tcPr>
             <w:tcW w:w="3150" w:type="dxa"/>
@@ -750,6 +766,9 @@
         </w:tc>
       </w:tr>
       <w:tr>
+        <w:trPr>
+          <w:cantSplit/>
+        </w:trPr>
         <w:tc>
           <w:tcPr>
             <w:tcW w:w="3150" w:type="dxa"/>
@@ -810,6 +829,9 @@
         </w:tc>
       </w:tr>
       <w:tr>
+        <w:trPr>
+          <w:cantSplit/>
+        </w:trPr>
         <w:tc>
           <w:tcPr>
             <w:tcW w:w="3150" w:type="dxa"/>
@@ -861,6 +883,9 @@
         </w:tc>
       </w:tr>
       <w:tr>
+        <w:trPr>
+          <w:cantSplit/>
+        </w:trPr>
         <w:tc>
           <w:tcPr>
             <w:tcW w:w="3150" w:type="dxa"/>
@@ -914,6 +939,9 @@
         </w:tc>
       </w:tr>
       <w:tr>
+        <w:trPr>
+          <w:cantSplit/>
+        </w:trPr>
         <w:tc>
           <w:tcPr>
             <w:tcW w:w="3150" w:type="dxa"/>
@@ -967,6 +995,9 @@
         </w:tc>
       </w:tr>
       <w:tr>
+        <w:trPr>
+          <w:cantSplit/>
+        </w:trPr>
         <w:tc>
           <w:tcPr>
             <w:tcW w:w="3150" w:type="dxa"/>
@@ -1020,6 +1051,9 @@
         </w:tc>
       </w:tr>
       <w:tr>
+        <w:trPr>
+          <w:cantSplit/>
+        </w:trPr>
         <w:tc>
           <w:tcPr>
             <w:tcW w:w="3150" w:type="dxa"/>
@@ -1073,6 +1107,9 @@
         </w:tc>
       </w:tr>
       <w:tr>
+        <w:trPr>
+          <w:cantSplit/>
+        </w:trPr>
         <w:tc>
           <w:tcPr>
             <w:tcW w:w="3150" w:type="dxa"/>
@@ -1126,6 +1163,9 @@
         </w:tc>
       </w:tr>
       <w:tr>
+        <w:trPr>
+          <w:cantSplit/>
+        </w:trPr>
         <w:tc>
           <w:tcPr>
             <w:tcW w:w="3150" w:type="dxa"/>
@@ -1207,6 +1247,7 @@
     <w:p>
       <w:pPr>
         <w:pStyle w:val="Heading1"/>
+        <w:keepNext/>
         <w:widowControl w:val="0"/>
         <w:spacing w:before="816" w:line="240" w:lineRule="auto"/>
         <w:ind w:right="407"/>
@@ -1243,6 +1284,10 @@
         <w:gridCol w:w="3010"/>
       </w:tblGrid>
       <w:tr>
+        <w:trPr>
+          <w:cantSplit/>
+          <w:tblHeader/>
+        </w:trPr>
         <w:tc>
           <w:tcPr>
             <w:tcW w:w="3009" w:type="dxa"/>
@@ -1255,6 +1300,7 @@
           </w:tcPr>
           <w:p>
             <w:pPr>
+              <w:keepNext/>
               <w:widowControl w:val="0"/>
               <w:spacing w:line="240" w:lineRule="auto"/>
               <w:jc w:val="center"/>
@@ -1288,6 +1334,7 @@
           </w:tcPr>
           <w:p>
             <w:pPr>
+              <w:keepNext/>
               <w:widowControl w:val="0"/>
               <w:spacing w:line="240" w:lineRule="auto"/>
               <w:jc w:val="center"/>
@@ -1321,6 +1368,7 @@
           </w:tcPr>
           <w:p>
             <w:pPr>
+              <w:keepNext/>
               <w:widowControl w:val="0"/>
               <w:spacing w:line="240" w:lineRule="auto"/>
               <w:jc w:val="center"/>
@@ -1344,6 +1392,9 @@
         </w:tc>
       </w:tr>
       <w:tr>
+        <w:trPr>
+          <w:cantSplit/>
+        </w:trPr>
         <w:tc>
           <w:tcPr>
             <w:tcW w:w="3009" w:type="dxa"/>
@@ -1392,6 +1443,9 @@
         </w:tc>
       </w:tr>
       <w:tr>
+        <w:trPr>
+          <w:cantSplit/>
+        </w:trPr>
         <w:tc>
           <w:tcPr>
             <w:tcW w:w="3009" w:type="dxa"/>
@@ -1463,6 +1517,9 @@
         </w:tc>
       </w:tr>
       <w:tr>
+        <w:trPr>
+          <w:cantSplit/>
+        </w:trPr>
         <w:tc>
           <w:tcPr>
             <w:tcW w:w="3009" w:type="dxa"/>
@@ -1537,6 +1594,7 @@
     <w:p>
       <w:pPr>
         <w:pStyle w:val="Heading1"/>
+        <w:keepNext/>
         <w:widowControl w:val="0"/>
         <w:spacing w:before="816" w:line="240" w:lineRule="auto"/>
         <w:ind w:right="407"/>
@@ -1578,6 +1636,10 @@
         <w:gridCol w:w="2235"/>
       </w:tblGrid>
       <w:tr>
+        <w:trPr>
+          <w:cantSplit/>
+          <w:tblHeader/>
+        </w:trPr>
         <w:tc>
           <w:tcPr>
             <w:tcW w:w="810" w:type="dxa"/>
@@ -1590,6 +1652,7 @@
           </w:tcPr>
           <w:p>
             <w:pPr>
+              <w:keepNext/>
               <w:widowControl w:val="0"/>
               <w:pBdr>
                 <w:top w:val="nil"/>
@@ -1630,6 +1693,7 @@
           </w:tcPr>
           <w:p>
             <w:pPr>
+              <w:keepNext/>
               <w:widowControl w:val="0"/>
               <w:spacing w:line="240" w:lineRule="auto"/>
               <w:jc w:val="center"/>
@@ -1663,6 +1727,7 @@
           </w:tcPr>
           <w:p>
             <w:pPr>
+              <w:keepNext/>
               <w:widowControl w:val="0"/>
               <w:pBdr>
                 <w:top w:val="nil"/>
@@ -1703,6 +1768,7 @@
           </w:tcPr>
           <w:p>
             <w:pPr>
+              <w:keepNext/>
               <w:widowControl w:val="0"/>
               <w:pBdr>
                 <w:top w:val="nil"/>
@@ -1733,6 +1799,9 @@
         </w:tc>
       </w:tr>
       <w:tr>
+        <w:trPr>
+          <w:cantSplit/>
+        </w:trPr>
         <w:tc>
           <w:tcPr>
             <w:tcW w:w="810" w:type="dxa"/>
@@ -1835,6 +1904,9 @@
         </w:tc>
       </w:tr>
       <w:tr>
+        <w:trPr>
+          <w:cantSplit/>
+        </w:trPr>
         <w:tc>
           <w:tcPr>
             <w:tcW w:w="810" w:type="dxa"/>
@@ -1937,6 +2009,9 @@
         </w:tc>
       </w:tr>
       <w:tr>
+        <w:trPr>
+          <w:cantSplit/>
+        </w:trPr>
         <w:tc>
           <w:tcPr>
             <w:tcW w:w="810" w:type="dxa"/>
@@ -2461,7 +2536,7 @@
           <w:sz w:val="24"/>
           <w:szCs w:val="24"/>
         </w:rPr>
-        <w:t xml:space="preserve">Dikecualikan dari penanganan di SOP ini: insiden berindikasi keamanan informasi (kompromi, webshell, malware, kebocoran data, akun disalahgunakan) diserahkan ke SNX-ISMS-SOP-01, dan NOC Engineer tetap menangani sisi availability-nya.</w:t>
+        <w:t xml:space="preserve">Dikecualikan dari penanganan di SOP ini: insiden berindikasi keamanan informasi (kompromi, webshell, malware, kebocoran data, akun disalahgunakan). Insiden ini diserahkan ke SNX-ISMS-SOP-01, sementara NOC Engineer tetap menangani sisi availability-nya.</w:t>
       </w:r>
     </w:p>
     <w:p>
@@ -2491,6 +2566,7 @@
     <w:p>
       <w:pPr>
         <w:pStyle w:val="Heading1"/>
+        <w:keepNext/>
         <w:numPr>
           <w:ilvl w:val="0"/>
           <w:numId w:val="7"/>
@@ -2525,6 +2601,8 @@
       </w:tblGrid>
       <w:tr>
         <w:trPr>
+          <w:cantSplit/>
+          <w:tblHeader/>
           <w:jc w:val="center"/>
         </w:trPr>
         <w:tc>
@@ -2534,6 +2612,7 @@
           </w:tcPr>
           <w:p>
             <w:pPr>
+              <w:keepNext/>
               <w:jc w:val="center"/>
               <w:rPr>
                 <w:sz w:val="24"/>
@@ -2558,6 +2637,7 @@
           </w:tcPr>
           <w:p>
             <w:pPr>
+              <w:keepNext/>
               <w:jc w:val="center"/>
               <w:rPr>
                 <w:sz w:val="24"/>
@@ -2578,6 +2658,7 @@
       </w:tr>
       <w:tr>
         <w:trPr>
+          <w:cantSplit/>
           <w:jc w:val="center"/>
         </w:trPr>
         <w:tc>
@@ -2627,6 +2708,7 @@
       </w:tr>
       <w:tr>
         <w:trPr>
+          <w:cantSplit/>
           <w:jc w:val="center"/>
         </w:trPr>
         <w:tc>
@@ -2669,13 +2751,14 @@
                 <w:sz w:val="24"/>
                 <w:szCs w:val="24"/>
               </w:rPr>
-              <w:t>Pengakuan pertama ke pelanggan bahwa tiket diterima dan sedang ditangani.</w:t>
+              <w:t>Pengakuan pertama ke pelanggan bahwa ticket diterima dan sedang ditangani.</w:t>
             </w:r>
           </w:p>
         </w:tc>
       </w:tr>
       <w:tr>
         <w:trPr>
+          <w:cantSplit/>
           <w:jc w:val="center"/>
         </w:trPr>
         <w:tc>
@@ -2725,6 +2808,7 @@
       </w:tr>
       <w:tr>
         <w:trPr>
+          <w:cantSplit/>
           <w:jc w:val="center"/>
         </w:trPr>
         <w:tc>
@@ -2774,6 +2858,7 @@
       </w:tr>
       <w:tr>
         <w:trPr>
+          <w:cantSplit/>
           <w:jc w:val="center"/>
         </w:trPr>
         <w:tc>
@@ -2816,13 +2901,14 @@
                 <w:sz w:val="24"/>
                 <w:szCs w:val="24"/>
               </w:rPr>
-              <w:t>Jabatan JA-02 pada SNX-HR-ORG-01. Dokumen Operation menyebut jabatan ini COO, dan dokumen ini memakai COO sesudah sebutan ini.</w:t>
+              <w:t>Jabatan JA-02 di SNX-HR-ORG-01, yang di dokumen Operation disebut COO. Selanjutnya dokumen ini memakai sebutan COO.</w:t>
             </w:r>
           </w:p>
         </w:tc>
       </w:tr>
       <w:tr>
         <w:trPr>
+          <w:cantSplit/>
           <w:jc w:val="center"/>
         </w:trPr>
         <w:tc>
@@ -2872,6 +2958,7 @@
       </w:tr>
       <w:tr>
         <w:trPr>
+          <w:cantSplit/>
           <w:jc w:val="center"/>
         </w:trPr>
         <w:tc>
@@ -2921,6 +3008,7 @@
       </w:tr>
       <w:tr>
         <w:trPr>
+          <w:cantSplit/>
           <w:jc w:val="center"/>
         </w:trPr>
         <w:tc>
@@ -2970,6 +3058,7 @@
       </w:tr>
       <w:tr>
         <w:trPr>
+          <w:cantSplit/>
           <w:jc w:val="center"/>
         </w:trPr>
         <w:tc>
@@ -3019,6 +3108,7 @@
       </w:tr>
       <w:tr>
         <w:trPr>
+          <w:cantSplit/>
           <w:jc w:val="center"/>
         </w:trPr>
         <w:tc>
@@ -3061,13 +3151,14 @@
                 <w:sz w:val="24"/>
                 <w:szCs w:val="24"/>
               </w:rPr>
-              <w:t>Pengelompokan jenis insiden saat triage; daftarnya ada di butir 6.2.</w:t>
+              <w:t>Pengelompokan jenis insiden saat triage, sesuai daftar di butir 6.2.</w:t>
             </w:r>
           </w:p>
         </w:tc>
       </w:tr>
       <w:tr>
         <w:trPr>
+          <w:cantSplit/>
           <w:jc w:val="center"/>
         </w:trPr>
         <w:tc>
@@ -3117,6 +3208,7 @@
       </w:tr>
       <w:tr>
         <w:trPr>
+          <w:cantSplit/>
           <w:jc w:val="center"/>
         </w:trPr>
         <w:tc>
@@ -3159,13 +3251,14 @@
                 <w:sz w:val="24"/>
                 <w:szCs w:val="24"/>
               </w:rPr>
-              <w:t>Sub divisi Divisi Operation yang memantau dashboard layanan dan menangani tiket.</w:t>
+              <w:t>Sub divisi Divisi Operation yang memantau dashboard layanan dan menangani ticket.</w:t>
             </w:r>
           </w:p>
         </w:tc>
       </w:tr>
       <w:tr>
         <w:trPr>
+          <w:cantSplit/>
           <w:jc w:val="center"/>
         </w:trPr>
         <w:tc>
@@ -3215,6 +3308,7 @@
       </w:tr>
       <w:tr>
         <w:trPr>
+          <w:cantSplit/>
           <w:jc w:val="center"/>
         </w:trPr>
         <w:tc>
@@ -3257,13 +3351,14 @@
                 <w:sz w:val="24"/>
                 <w:szCs w:val="24"/>
               </w:rPr>
-              <w:t>Layanan terdegradasi signifikan atau satu layanan produksi mati dengan jalur perbaikan jelas. Contoh: backup job gagal 2 kali berturut, SSL produksi expired.</w:t>
+              <w:t>Layanan terdegradasi signifikan atau satu layanan produksi mati dengan jalur perbaikan jelas. Contoh: backup job gagal 2 kali berturut-turut, SSL produksi expired.</w:t>
             </w:r>
           </w:p>
         </w:tc>
       </w:tr>
       <w:tr>
         <w:trPr>
+          <w:cantSplit/>
           <w:jc w:val="center"/>
         </w:trPr>
         <w:tc>
@@ -3313,6 +3408,7 @@
       </w:tr>
       <w:tr>
         <w:trPr>
+          <w:cantSplit/>
           <w:jc w:val="center"/>
         </w:trPr>
         <w:tc>
@@ -3362,6 +3458,7 @@
       </w:tr>
       <w:tr>
         <w:trPr>
+          <w:cantSplit/>
           <w:jc w:val="center"/>
         </w:trPr>
         <w:tc>
@@ -3411,6 +3508,7 @@
       </w:tr>
       <w:tr>
         <w:trPr>
+          <w:cantSplit/>
           <w:jc w:val="center"/>
         </w:trPr>
         <w:tc>
@@ -3453,13 +3551,14 @@
                 <w:sz w:val="24"/>
                 <w:szCs w:val="24"/>
               </w:rPr>
-              <w:t>Akar masalah dari satu atau beberapa insiden, ditangani melalui RCA.</w:t>
+              <w:t>Root cause (akar masalah) dari satu atau beberapa insiden, ditangani melalui RCA.</w:t>
             </w:r>
           </w:p>
         </w:tc>
       </w:tr>
       <w:tr>
         <w:trPr>
+          <w:cantSplit/>
           <w:jc w:val="center"/>
         </w:trPr>
         <w:tc>
@@ -3502,13 +3601,14 @@
                 <w:sz w:val="24"/>
                 <w:szCs w:val="24"/>
               </w:rPr>
-              <w:t>Root cause analysis: analisis akar masalah sebuah insiden, ditulis di SNX-OPS-FRM-10.</w:t>
+              <w:t>Root cause analysis, yaitu analisis root cause sebuah insiden yang ditulis di SNX-OPS-FRM-10.</w:t>
             </w:r>
           </w:p>
         </w:tc>
       </w:tr>
       <w:tr>
         <w:trPr>
+          <w:cantSplit/>
           <w:jc w:val="center"/>
         </w:trPr>
         <w:tc>
@@ -3551,13 +3651,14 @@
                 <w:sz w:val="24"/>
                 <w:szCs w:val="24"/>
               </w:rPr>
-              <w:t>SINUX Service Hub berbasis GLPI, sistem tiket untuk generalist, termasuk permintaan internal.</w:t>
+              <w:t>SINUX Service Hub berbasis GLPI, sistem ticket untuk generalist, termasuk permintaan internal.</w:t>
             </w:r>
           </w:p>
         </w:tc>
       </w:tr>
       <w:tr>
         <w:trPr>
+          <w:cantSplit/>
           <w:jc w:val="center"/>
         </w:trPr>
         <w:tc>
@@ -3607,6 +3708,7 @@
       </w:tr>
       <w:tr>
         <w:trPr>
+          <w:cantSplit/>
           <w:jc w:val="center"/>
         </w:trPr>
         <w:tc>
@@ -3649,13 +3751,14 @@
                 <w:sz w:val="24"/>
                 <w:szCs w:val="24"/>
               </w:rPr>
-              <w:t>Tingkat prioritas tiket: P1 Kritis, P2 Tinggi, P3 Sedang, atau P4 Rendah.</w:t>
+              <w:t>Tingkat prioritas ticket: P1 Kritis, P2 Tinggi, P3 Sedang, atau P4 Rendah.</w:t>
             </w:r>
           </w:p>
         </w:tc>
       </w:tr>
       <w:tr>
         <w:trPr>
+          <w:cantSplit/>
           <w:jc w:val="center"/>
         </w:trPr>
         <w:tc>
@@ -3705,6 +3808,7 @@
       </w:tr>
       <w:tr>
         <w:trPr>
+          <w:cantSplit/>
           <w:jc w:val="center"/>
         </w:trPr>
         <w:tc>
@@ -3754,6 +3858,7 @@
       </w:tr>
       <w:tr>
         <w:trPr>
+          <w:cantSplit/>
           <w:jc w:val="center"/>
         </w:trPr>
         <w:tc>
@@ -3803,6 +3908,7 @@
       </w:tr>
       <w:tr>
         <w:trPr>
+          <w:cantSplit/>
           <w:jc w:val="center"/>
         </w:trPr>
         <w:tc>
@@ -3823,7 +3929,7 @@
                 <w:sz w:val="24"/>
                 <w:szCs w:val="24"/>
               </w:rPr>
-              <w:t>Tindakan korektif</w:t>
+              <w:t>Corrective action (tindakan korektif)</w:t>
             </w:r>
           </w:p>
         </w:tc>
@@ -3845,13 +3951,14 @@
                 <w:sz w:val="24"/>
                 <w:szCs w:val="24"/>
               </w:rPr>
-              <w:t>Tindakan menghilangkan akar masalah supaya insiden tidak terulang.</w:t>
+              <w:t>Tindakan menghilangkan root cause supaya insiden tidak terulang.</w:t>
             </w:r>
           </w:p>
         </w:tc>
       </w:tr>
       <w:tr>
         <w:trPr>
+          <w:cantSplit/>
           <w:jc w:val="center"/>
         </w:trPr>
         <w:tc>
@@ -3901,6 +4008,7 @@
       </w:tr>
       <w:tr>
         <w:trPr>
+          <w:cantSplit/>
           <w:jc w:val="center"/>
         </w:trPr>
         <w:tc>
@@ -3950,6 +4058,7 @@
       </w:tr>
       <w:tr>
         <w:trPr>
+          <w:cantSplit/>
           <w:jc w:val="center"/>
         </w:trPr>
         <w:tc>
@@ -3992,13 +4101,14 @@
                 <w:sz w:val="24"/>
                 <w:szCs w:val="24"/>
               </w:rPr>
-              <w:t>Pemulihan sementara sebelum akar masalah diperbaiki.</w:t>
+              <w:t>Pemulihan sementara sebelum root cause diperbaiki.</w:t>
             </w:r>
           </w:p>
         </w:tc>
       </w:tr>
       <w:tr>
         <w:trPr>
+          <w:cantSplit/>
           <w:jc w:val="center"/>
         </w:trPr>
         <w:tc>
@@ -4041,7 +4151,7 @@
                 <w:sz w:val="24"/>
                 <w:szCs w:val="24"/>
               </w:rPr>
-              <w:t>Sistem tiket untuk Ops.</w:t>
+              <w:t>Sistem ticket untuk Ops.</w:t>
             </w:r>
           </w:p>
         </w:tc>
@@ -4099,7 +4209,7 @@
           <w:sz w:val="24"/>
           <w:szCs w:val="24"/>
         </w:rPr>
-        <w:t xml:space="preserve">Penyediaan layanan (ISO 9001:2015 8.5.1): insiden ditangani menurut severity, target, dan eskalasi yang ditetapkan di bagian 3, 6, dan 8.</w:t>
+        <w:t xml:space="preserve">Penyediaan layanan (ISO 9001:2015 8.5.1): insiden ditangani menurut severity, target, dan eskalasi yang ditetapkan di SOP ini.</w:t>
       </w:r>
     </w:p>
     <w:p>
@@ -4123,7 +4233,7 @@
           <w:sz w:val="24"/>
           <w:szCs w:val="24"/>
         </w:rPr>
-        <w:t xml:space="preserve">Output yang tidak sesuai (ISO 9001:2015 8.7): penurunan mutu layanan diperlakukan sebagai insiden dan ditangani lewat butir 6.1 sampai 6.4.</w:t>
+        <w:t xml:space="preserve">Output yang tidak sesuai (ISO 9001:2015 8.7): penurunan mutu layanan diperlakukan sebagai insiden dan ditangani melalui butir 6.1 sampai 6.4.</w:t>
       </w:r>
     </w:p>
     <w:p>
@@ -4147,7 +4257,7 @@
           <w:sz w:val="24"/>
           <w:szCs w:val="24"/>
         </w:rPr>
-        <w:t xml:space="preserve">Tindakan korektif (ISO 9001:2015 10.2): insiden P1 dan P2 wajib RCA dengan SNX-OPS-FRM-10. Insiden berulang diperlakukan sebagai problem dan wajib RCA walau severity rendah. Tindakan korektif dicatat dengan pemilik dan tenggat, lalu dipantau sampai efektif (butir 6.5).</w:t>
+        <w:t xml:space="preserve">Corrective action (ISO 9001:2015 10.2): insiden P1 dan P2 wajib RCA dengan SNX-OPS-FRM-10. Insiden berulang diperlakukan sebagai problem dan wajib RCA walau severity rendah. Corrective action dicatat dengan pemilik dan tenggat, lalu dipantau sampai efektif (butir 6.5).</w:t>
       </w:r>
     </w:p>
     <w:p>
@@ -4171,7 +4281,7 @@
           <w:sz w:val="24"/>
           <w:szCs w:val="24"/>
         </w:rPr>
-        <w:t xml:space="preserve">Perencanaan dan persiapan (Annex A 5.24): peran ada di bagian 5, severity di bagian 3, kelas triage di butir 6.2, dan matriks eskalasi di butir 6.6. Nama dan kontak PIC eksternal tidak ditulis di dokumen ini; keduanya disimpan di berkas kontak yang aksesnya dibatasi untuk Operation.</w:t>
+        <w:t xml:space="preserve">Perencanaan dan persiapan (Annex A 5.24): SOP ini menetapkan peran, severity, kelas triage, dan matriks eskalasi untuk penanganan insiden. Nama dan kontak PIC eksternal tidak ditulis di dokumen ini; keduanya disimpan di berkas kontak yang aksesnya dibatasi untuk Operation.</w:t>
       </w:r>
     </w:p>
     <w:p>
@@ -4291,12 +4401,13 @@
           <w:sz w:val="24"/>
           <w:szCs w:val="24"/>
         </w:rPr>
-        <w:t xml:space="preserve">Target di bagian 8 adalah target internal; target pulih sama dengan sheet Target Severity pada SNX-OPS-FRM-08. Komitmen ke pelanggan mengikuti kontrak masing-masing dan tidak boleh melebihi kapasitas riil. Pengukuran SLA kontrak mengikuti SNX-OPS-SOP-05.</w:t>
+        <w:t xml:space="preserve">Target di bagian 8 adalah target internal; target pulih sama dengan isi sheet Target Severity pada SNX-OPS-FRM-08. Komitmen ke pelanggan mengikuti kontrak masing-masing dan tidak boleh melebihi kapasitas riil. Pengukuran SLA kontrak mengikuti SNX-OPS-SOP-05.</w:t>
       </w:r>
     </w:p>
     <w:p>
       <w:pPr>
         <w:pStyle w:val="Heading1"/>
+        <w:keepNext/>
         <w:numPr>
           <w:ilvl w:val="0"/>
           <w:numId w:val="7"/>
@@ -4324,6 +4435,8 @@
       </w:tblGrid>
       <w:tr>
         <w:trPr>
+          <w:cantSplit/>
+          <w:tblHeader/>
           <w:jc w:val="center"/>
         </w:trPr>
         <w:tc>
@@ -4340,6 +4453,7 @@
           </w:tcPr>
           <w:p>
             <w:pPr>
+              <w:keepNext/>
               <w:jc w:val="center"/>
               <w:rPr>
                 <w:sz w:val="24"/>
@@ -4371,6 +4485,7 @@
           </w:tcPr>
           <w:p>
             <w:pPr>
+              <w:keepNext/>
               <w:jc w:val="center"/>
               <w:rPr>
                 <w:sz w:val="24"/>
@@ -4402,6 +4517,7 @@
           </w:tcPr>
           <w:p>
             <w:pPr>
+              <w:keepNext/>
               <w:jc w:val="center"/>
               <w:rPr>
                 <w:sz w:val="24"/>
@@ -4422,6 +4538,7 @@
       </w:tr>
       <w:tr>
         <w:trPr>
+          <w:cantSplit/>
           <w:jc w:val="center"/>
         </w:trPr>
         <w:tc>
@@ -4467,19 +4584,19 @@
           </w:tcPr>
           <w:p>
             <w:pPr>
-              <w:jc w:val="both"/>
-              <w:rPr>
-                <w:sz w:val="24"/>
-                <w:szCs w:val="24"/>
-              </w:rPr>
-            </w:pPr>
-            <w:r>
-              <w:rPr>
-                <w:b w:val="0"/>
-                <w:sz w:val="24"/>
-                <w:szCs w:val="24"/>
-              </w:rPr>
-              <w:t>Saat on-duty: mendeteksi, mencatat, melakukan triage, menangani, berkomunikasi dengan pelanggan, dan menutup tiket.</w:t>
+              <w:jc w:val="left"/>
+              <w:rPr>
+                <w:sz w:val="24"/>
+                <w:szCs w:val="24"/>
+              </w:rPr>
+            </w:pPr>
+            <w:r>
+              <w:rPr>
+                <w:b w:val="0"/>
+                <w:sz w:val="24"/>
+                <w:szCs w:val="24"/>
+              </w:rPr>
+              <w:t>Saat on-duty: mendeteksi, mencatat, melakukan triage, menangani, berkomunikasi dengan pelanggan, dan menutup ticket.</w:t>
             </w:r>
           </w:p>
         </w:tc>
@@ -4497,25 +4614,26 @@
           </w:tcPr>
           <w:p>
             <w:pPr>
-              <w:jc w:val="both"/>
-              <w:rPr>
-                <w:sz w:val="24"/>
-                <w:szCs w:val="24"/>
-              </w:rPr>
-            </w:pPr>
-            <w:r>
-              <w:rPr>
-                <w:b w:val="0"/>
-                <w:sz w:val="24"/>
-                <w:szCs w:val="24"/>
-              </w:rPr>
-              <w:t>Menetapkan severity dan kelas triage; menjalankan blok ukur read-only; menutup tiket sesudah pelanggan mengonfirmasi pemulihan; mengeskalasi insiden menurut butir 6.6.</w:t>
+              <w:jc w:val="left"/>
+              <w:rPr>
+                <w:sz w:val="24"/>
+                <w:szCs w:val="24"/>
+              </w:rPr>
+            </w:pPr>
+            <w:r>
+              <w:rPr>
+                <w:b w:val="0"/>
+                <w:sz w:val="24"/>
+                <w:szCs w:val="24"/>
+              </w:rPr>
+              <w:t>Menetapkan severity dan kelas triage; menjalankan blok ukur read-only; menutup ticket setelah pelanggan mengonfirmasi pemulihan; mengeskalasi insiden menurut butir 6.6.</w:t>
             </w:r>
           </w:p>
         </w:tc>
       </w:tr>
       <w:tr>
         <w:trPr>
+          <w:cantSplit/>
           <w:jc w:val="center"/>
         </w:trPr>
         <w:tc>
@@ -4561,7 +4679,7 @@
           </w:tcPr>
           <w:p>
             <w:pPr>
-              <w:jc w:val="both"/>
+              <w:jc w:val="left"/>
               <w:rPr>
                 <w:sz w:val="24"/>
                 <w:szCs w:val="24"/>
@@ -4591,25 +4709,26 @@
           </w:tcPr>
           <w:p>
             <w:pPr>
-              <w:jc w:val="both"/>
-              <w:rPr>
-                <w:sz w:val="24"/>
-                <w:szCs w:val="24"/>
-              </w:rPr>
-            </w:pPr>
-            <w:r>
-              <w:rPr>
-                <w:b w:val="0"/>
-                <w:sz w:val="24"/>
-                <w:szCs w:val="24"/>
-              </w:rPr>
-              <w:t>Menerima eskalasi dari NOC Engineer; memberi tahu COO dan Direktur Utama untuk P1; menetapkan insiden berulang sebagai problem; mencatat tindakan korektif.</w:t>
+              <w:jc w:val="left"/>
+              <w:rPr>
+                <w:sz w:val="24"/>
+                <w:szCs w:val="24"/>
+              </w:rPr>
+            </w:pPr>
+            <w:r>
+              <w:rPr>
+                <w:b w:val="0"/>
+                <w:sz w:val="24"/>
+                <w:szCs w:val="24"/>
+              </w:rPr>
+              <w:t>Menerima eskalasi dari NOC Engineer; memberi tahu COO dan Direktur Utama untuk P1; menetapkan insiden berulang sebagai problem; mencatat corrective action.</w:t>
             </w:r>
           </w:p>
         </w:tc>
       </w:tr>
       <w:tr>
         <w:trPr>
+          <w:cantSplit/>
           <w:jc w:val="center"/>
         </w:trPr>
         <w:tc>
@@ -4655,7 +4774,7 @@
           </w:tcPr>
           <w:p>
             <w:pPr>
-              <w:jc w:val="both"/>
+              <w:jc w:val="left"/>
               <w:rPr>
                 <w:sz w:val="24"/>
                 <w:szCs w:val="24"/>
@@ -4685,7 +4804,7 @@
           </w:tcPr>
           <w:p>
             <w:pPr>
-              <w:jc w:val="both"/>
+              <w:jc w:val="left"/>
               <w:rPr>
                 <w:sz w:val="24"/>
                 <w:szCs w:val="24"/>
@@ -4704,6 +4823,7 @@
       </w:tr>
       <w:tr>
         <w:trPr>
+          <w:cantSplit/>
           <w:jc w:val="center"/>
         </w:trPr>
         <w:tc>
@@ -4749,7 +4869,7 @@
           </w:tcPr>
           <w:p>
             <w:pPr>
-              <w:jc w:val="both"/>
+              <w:jc w:val="left"/>
               <w:rPr>
                 <w:sz w:val="24"/>
                 <w:szCs w:val="24"/>
@@ -4779,25 +4899,26 @@
           </w:tcPr>
           <w:p>
             <w:pPr>
-              <w:jc w:val="both"/>
-              <w:rPr>
-                <w:sz w:val="24"/>
-                <w:szCs w:val="24"/>
-              </w:rPr>
-            </w:pPr>
-            <w:r>
-              <w:rPr>
-                <w:b w:val="0"/>
-                <w:sz w:val="24"/>
-                <w:szCs w:val="24"/>
-              </w:rPr>
-              <w:t>Memanggil personel off-duty; menyetujui dan mengirim RCA P1 dan P2; memantau tindakan korektif sampai efektif.</w:t>
+              <w:jc w:val="left"/>
+              <w:rPr>
+                <w:sz w:val="24"/>
+                <w:szCs w:val="24"/>
+              </w:rPr>
+            </w:pPr>
+            <w:r>
+              <w:rPr>
+                <w:b w:val="0"/>
+                <w:sz w:val="24"/>
+                <w:szCs w:val="24"/>
+              </w:rPr>
+              <w:t>Memanggil personel off-duty; menyetujui dan mengirim RCA P1 dan P2; memantau corrective action sampai efektif.</w:t>
             </w:r>
           </w:p>
         </w:tc>
       </w:tr>
       <w:tr>
         <w:trPr>
+          <w:cantSplit/>
           <w:jc w:val="center"/>
         </w:trPr>
         <w:tc>
@@ -4843,7 +4964,7 @@
           </w:tcPr>
           <w:p>
             <w:pPr>
-              <w:jc w:val="both"/>
+              <w:jc w:val="left"/>
               <w:rPr>
                 <w:sz w:val="24"/>
                 <w:szCs w:val="24"/>
@@ -4873,7 +4994,7 @@
           </w:tcPr>
           <w:p>
             <w:pPr>
-              <w:jc w:val="both"/>
+              <w:jc w:val="left"/>
               <w:rPr>
                 <w:sz w:val="24"/>
                 <w:szCs w:val="24"/>
@@ -4892,6 +5013,7 @@
       </w:tr>
       <w:tr>
         <w:trPr>
+          <w:cantSplit/>
           <w:jc w:val="center"/>
         </w:trPr>
         <w:tc>
@@ -4937,19 +5059,19 @@
           </w:tcPr>
           <w:p>
             <w:pPr>
-              <w:jc w:val="both"/>
-              <w:rPr>
-                <w:sz w:val="24"/>
-                <w:szCs w:val="24"/>
-              </w:rPr>
-            </w:pPr>
-            <w:r>
-              <w:rPr>
-                <w:b w:val="0"/>
-                <w:sz w:val="24"/>
-                <w:szCs w:val="24"/>
-              </w:rPr>
-              <w:t>Diberi tahu untuk insiden P1; memutuskan bila P1 menuntut komitmen baru.</w:t>
+              <w:jc w:val="left"/>
+              <w:rPr>
+                <w:sz w:val="24"/>
+                <w:szCs w:val="24"/>
+              </w:rPr>
+            </w:pPr>
+            <w:r>
+              <w:rPr>
+                <w:b w:val="0"/>
+                <w:sz w:val="24"/>
+                <w:szCs w:val="24"/>
+              </w:rPr>
+              <w:t>Diberi tahu untuk insiden P1; memutuskan jika P1 menuntut komitmen baru.</w:t>
             </w:r>
           </w:p>
         </w:tc>
@@ -4967,7 +5089,7 @@
           </w:tcPr>
           <w:p>
             <w:pPr>
-              <w:jc w:val="both"/>
+              <w:jc w:val="left"/>
               <w:rPr>
                 <w:sz w:val="24"/>
                 <w:szCs w:val="24"/>
@@ -4986,6 +5108,7 @@
       </w:tr>
       <w:tr>
         <w:trPr>
+          <w:cantSplit/>
           <w:jc w:val="center"/>
         </w:trPr>
         <w:tc>
@@ -5031,19 +5154,19 @@
           </w:tcPr>
           <w:p>
             <w:pPr>
-              <w:jc w:val="both"/>
-              <w:rPr>
-                <w:sz w:val="24"/>
-                <w:szCs w:val="24"/>
-              </w:rPr>
-            </w:pPr>
-            <w:r>
-              <w:rPr>
-                <w:b w:val="0"/>
-                <w:sz w:val="24"/>
-                <w:szCs w:val="24"/>
-              </w:rPr>
-              <w:t>Diberi tahu untuk insiden P1 bila COO tidak dapat dihubungi.</w:t>
+              <w:jc w:val="left"/>
+              <w:rPr>
+                <w:sz w:val="24"/>
+                <w:szCs w:val="24"/>
+              </w:rPr>
+            </w:pPr>
+            <w:r>
+              <w:rPr>
+                <w:b w:val="0"/>
+                <w:sz w:val="24"/>
+                <w:szCs w:val="24"/>
+              </w:rPr>
+              <w:t>Diberi tahu untuk insiden P1 jika COO tidak dapat dihubungi.</w:t>
             </w:r>
           </w:p>
         </w:tc>
@@ -5061,7 +5184,7 @@
           </w:tcPr>
           <w:p>
             <w:pPr>
-              <w:jc w:val="both"/>
+              <w:jc w:val="left"/>
               <w:rPr>
                 <w:sz w:val="24"/>
                 <w:szCs w:val="24"/>
@@ -5080,6 +5203,7 @@
       </w:tr>
       <w:tr>
         <w:trPr>
+          <w:cantSplit/>
           <w:jc w:val="center"/>
         </w:trPr>
         <w:tc>
@@ -5125,19 +5249,19 @@
           </w:tcPr>
           <w:p>
             <w:pPr>
-              <w:jc w:val="both"/>
-              <w:rPr>
-                <w:sz w:val="24"/>
-                <w:szCs w:val="24"/>
-              </w:rPr>
-            </w:pPr>
-            <w:r>
-              <w:rPr>
-                <w:b w:val="0"/>
-                <w:sz w:val="24"/>
-                <w:szCs w:val="24"/>
-              </w:rPr>
-              <w:t>Menerima urusan harga, quote, dan kontrak dari insiden (USULAN: sumber menulis Commercial tanpa jabatan).</w:t>
+              <w:jc w:val="left"/>
+              <w:rPr>
+                <w:sz w:val="24"/>
+                <w:szCs w:val="24"/>
+              </w:rPr>
+            </w:pPr>
+            <w:r>
+              <w:rPr>
+                <w:b w:val="0"/>
+                <w:sz w:val="24"/>
+                <w:szCs w:val="24"/>
+              </w:rPr>
+              <w:t>Menerima urusan harga, quote, dan kontrak dari insiden (USULAN).</w:t>
             </w:r>
           </w:p>
         </w:tc>
@@ -5155,7 +5279,7 @@
           </w:tcPr>
           <w:p>
             <w:pPr>
-              <w:jc w:val="both"/>
+              <w:jc w:val="left"/>
               <w:rPr>
                 <w:sz w:val="24"/>
                 <w:szCs w:val="24"/>
@@ -5174,6 +5298,7 @@
       </w:tr>
       <w:tr>
         <w:trPr>
+          <w:cantSplit/>
           <w:jc w:val="center"/>
         </w:trPr>
         <w:tc>
@@ -5219,19 +5344,19 @@
           </w:tcPr>
           <w:p>
             <w:pPr>
-              <w:jc w:val="both"/>
-              <w:rPr>
-                <w:sz w:val="24"/>
-                <w:szCs w:val="24"/>
-              </w:rPr>
-            </w:pPr>
-            <w:r>
-              <w:rPr>
-                <w:b w:val="0"/>
-                <w:sz w:val="24"/>
-                <w:szCs w:val="24"/>
-              </w:rPr>
-              <w:t>Menerima eskalasi fungsional untuk sistem di bawah Tech dan Product (USULAN: sumber menulis Tech dan Product tanpa jabatan).</w:t>
+              <w:jc w:val="left"/>
+              <w:rPr>
+                <w:sz w:val="24"/>
+                <w:szCs w:val="24"/>
+              </w:rPr>
+            </w:pPr>
+            <w:r>
+              <w:rPr>
+                <w:b w:val="0"/>
+                <w:sz w:val="24"/>
+                <w:szCs w:val="24"/>
+              </w:rPr>
+              <w:t>Menerima eskalasi fungsional untuk sistem di bawah Tech dan Product (USULAN).</w:t>
             </w:r>
           </w:p>
         </w:tc>
@@ -5249,7 +5374,7 @@
           </w:tcPr>
           <w:p>
             <w:pPr>
-              <w:jc w:val="both"/>
+              <w:jc w:val="left"/>
               <w:rPr>
                 <w:sz w:val="24"/>
                 <w:szCs w:val="24"/>
@@ -5268,6 +5393,7 @@
       </w:tr>
       <w:tr>
         <w:trPr>
+          <w:cantSplit/>
           <w:jc w:val="center"/>
         </w:trPr>
         <w:tc>
@@ -5313,19 +5439,19 @@
           </w:tcPr>
           <w:p>
             <w:pPr>
-              <w:jc w:val="both"/>
-              <w:rPr>
-                <w:sz w:val="24"/>
-                <w:szCs w:val="24"/>
-              </w:rPr>
-            </w:pPr>
-            <w:r>
-              <w:rPr>
-                <w:b w:val="0"/>
-                <w:sz w:val="24"/>
-                <w:szCs w:val="24"/>
-              </w:rPr>
-              <w:t>Menerima eskalasi insiden pelanggan pemerintah di lapangan (USULAN: sumber menulis PIC proyek tanpa jabatan).</w:t>
+              <w:jc w:val="left"/>
+              <w:rPr>
+                <w:sz w:val="24"/>
+                <w:szCs w:val="24"/>
+              </w:rPr>
+            </w:pPr>
+            <w:r>
+              <w:rPr>
+                <w:b w:val="0"/>
+                <w:sz w:val="24"/>
+                <w:szCs w:val="24"/>
+              </w:rPr>
+              <w:t>Menerima eskalasi insiden pelanggan pemerintah di lapangan (USULAN).</w:t>
             </w:r>
           </w:p>
         </w:tc>
@@ -5343,7 +5469,7 @@
           </w:tcPr>
           <w:p>
             <w:pPr>
-              <w:jc w:val="both"/>
+              <w:jc w:val="left"/>
               <w:rPr>
                 <w:sz w:val="24"/>
                 <w:szCs w:val="24"/>
@@ -5433,6 +5559,7 @@
     </w:p>
     <w:p>
       <w:pPr>
+        <w:keepNext/>
         <w:pBdr>
           <w:top w:val="nil"/>
           <w:left w:val="nil"/>
@@ -5452,7 +5579,7 @@
           <w:sz w:val="24"/>
           <w:szCs w:val="24"/>
         </w:rPr>
-        <w:t xml:space="preserve">Laporan pelanggan masuk lewat Zammad (WhatsApp, telepon, email). Laporan GMF dan internal masuk lewat Service Hub (USULAN: batas generalist menunggu owner).</w:t>
+        <w:t xml:space="preserve">Laporan pelanggan masuk melalui Zammad (WhatsApp, telepon, email). Laporan GMF dan internal masuk melalui Service Hub; batas cakupan generalist masih menunggu keputusan owner (USULAN).</w:t>
       </w:r>
     </w:p>
     <w:tbl>
@@ -5465,27 +5592,30 @@
         <w:tblLook w:val="0400" w:firstRow="0" w:lastRow="0" w:firstColumn="0" w:lastColumn="0" w:noHBand="0" w:noVBand="1"/>
       </w:tblPr>
       <w:tblGrid>
-        <w:gridCol w:w="3367"/>
-        <w:gridCol w:w="2248"/>
-        <w:gridCol w:w="3913"/>
+        <w:gridCol w:w="4309"/>
+        <w:gridCol w:w="1927"/>
+        <w:gridCol w:w="2835"/>
       </w:tblGrid>
       <w:tr>
         <w:trPr>
+          <w:cantSplit/>
+          <w:tblHeader/>
           <w:jc w:val="center"/>
         </w:trPr>
         <w:tc>
           <w:tcPr>
-            <w:tcW w:w="3367" w:type="dxa"/>
-            <w:tcBorders>
-              <w:top w:val="single" w:sz="8" w:space="0" w:color="000000"/>
-              <w:left w:val="single" w:sz="8" w:space="0" w:color="000000"/>
-              <w:bottom w:val="single" w:sz="8" w:space="0" w:color="000000"/>
-              <w:right w:val="single" w:sz="8" w:space="0" w:color="000000"/>
-            </w:tcBorders>
-            <w:vAlign w:val="center"/>
-          </w:tcPr>
-          <w:p>
-            <w:pPr>
+            <w:tcW w:w="4309" w:type="dxa"/>
+            <w:tcBorders>
+              <w:top w:val="single" w:sz="8" w:space="0" w:color="000000"/>
+              <w:left w:val="single" w:sz="8" w:space="0" w:color="000000"/>
+              <w:bottom w:val="single" w:sz="8" w:space="0" w:color="000000"/>
+              <w:right w:val="single" w:sz="8" w:space="0" w:color="000000"/>
+            </w:tcBorders>
+            <w:vAlign w:val="center"/>
+          </w:tcPr>
+          <w:p>
+            <w:pPr>
+              <w:keepNext/>
               <w:jc w:val="center"/>
               <w:rPr>
                 <w:sz w:val="24"/>
@@ -5505,17 +5635,18 @@
         </w:tc>
         <w:tc>
           <w:tcPr>
-            <w:tcW w:w="2248" w:type="dxa"/>
-            <w:tcBorders>
-              <w:top w:val="single" w:sz="8" w:space="0" w:color="000000"/>
-              <w:left w:val="single" w:sz="8" w:space="0" w:color="000000"/>
-              <w:bottom w:val="single" w:sz="8" w:space="0" w:color="000000"/>
-              <w:right w:val="single" w:sz="8" w:space="0" w:color="000000"/>
-            </w:tcBorders>
-            <w:vAlign w:val="center"/>
-          </w:tcPr>
-          <w:p>
-            <w:pPr>
+            <w:tcW w:w="1927" w:type="dxa"/>
+            <w:tcBorders>
+              <w:top w:val="single" w:sz="8" w:space="0" w:color="000000"/>
+              <w:left w:val="single" w:sz="8" w:space="0" w:color="000000"/>
+              <w:bottom w:val="single" w:sz="8" w:space="0" w:color="000000"/>
+              <w:right w:val="single" w:sz="8" w:space="0" w:color="000000"/>
+            </w:tcBorders>
+            <w:vAlign w:val="center"/>
+          </w:tcPr>
+          <w:p>
+            <w:pPr>
+              <w:keepNext/>
               <w:jc w:val="center"/>
               <w:rPr>
                 <w:sz w:val="24"/>
@@ -5535,17 +5666,18 @@
         </w:tc>
         <w:tc>
           <w:tcPr>
-            <w:tcW w:w="3913" w:type="dxa"/>
-            <w:tcBorders>
-              <w:top w:val="single" w:sz="8" w:space="0" w:color="000000"/>
-              <w:left w:val="single" w:sz="8" w:space="0" w:color="000000"/>
-              <w:bottom w:val="single" w:sz="8" w:space="0" w:color="000000"/>
-              <w:right w:val="single" w:sz="8" w:space="0" w:color="000000"/>
-            </w:tcBorders>
-            <w:vAlign w:val="center"/>
-          </w:tcPr>
-          <w:p>
-            <w:pPr>
+            <w:tcW w:w="2835" w:type="dxa"/>
+            <w:tcBorders>
+              <w:top w:val="single" w:sz="8" w:space="0" w:color="000000"/>
+              <w:left w:val="single" w:sz="8" w:space="0" w:color="000000"/>
+              <w:bottom w:val="single" w:sz="8" w:space="0" w:color="000000"/>
+              <w:right w:val="single" w:sz="8" w:space="0" w:color="000000"/>
+            </w:tcBorders>
+            <w:vAlign w:val="center"/>
+          </w:tcPr>
+          <w:p>
+            <w:pPr>
+              <w:keepNext/>
               <w:jc w:val="center"/>
               <w:rPr>
                 <w:sz w:val="24"/>
@@ -5566,11 +5698,12 @@
       </w:tr>
       <w:tr>
         <w:trPr>
+          <w:cantSplit/>
           <w:jc w:val="center"/>
         </w:trPr>
         <w:tc>
           <w:tcPr>
-            <w:tcW w:w="3367" w:type="dxa"/>
+            <w:tcW w:w="4309" w:type="dxa"/>
             <w:tcBorders>
               <w:top w:val="single" w:sz="8" w:space="0" w:color="000000"/>
               <w:left w:val="single" w:sz="8" w:space="0" w:color="000000"/>
@@ -5598,7 +5731,7 @@
         </w:tc>
         <w:tc>
           <w:tcPr>
-            <w:tcW w:w="2248" w:type="dxa"/>
+            <w:tcW w:w="1927" w:type="dxa"/>
             <w:tcBorders>
               <w:top w:val="single" w:sz="8" w:space="0" w:color="000000"/>
               <w:left w:val="single" w:sz="8" w:space="0" w:color="000000"/>
@@ -5626,18 +5759,18 @@
         </w:tc>
         <w:tc>
           <w:tcPr>
-            <w:tcW w:w="3913" w:type="dxa"/>
-            <w:tcBorders>
-              <w:top w:val="single" w:sz="8" w:space="0" w:color="000000"/>
-              <w:left w:val="single" w:sz="8" w:space="0" w:color="000000"/>
-              <w:bottom w:val="single" w:sz="8" w:space="0" w:color="000000"/>
-              <w:right w:val="single" w:sz="8" w:space="0" w:color="000000"/>
-            </w:tcBorders>
-            <w:vAlign w:val="center"/>
-          </w:tcPr>
-          <w:p>
-            <w:pPr>
-              <w:jc w:val="both"/>
+            <w:tcW w:w="2835" w:type="dxa"/>
+            <w:tcBorders>
+              <w:top w:val="single" w:sz="8" w:space="0" w:color="000000"/>
+              <w:left w:val="single" w:sz="8" w:space="0" w:color="000000"/>
+              <w:bottom w:val="single" w:sz="8" w:space="0" w:color="000000"/>
+              <w:right w:val="single" w:sz="8" w:space="0" w:color="000000"/>
+            </w:tcBorders>
+            <w:vAlign w:val="center"/>
+          </w:tcPr>
+          <w:p>
+            <w:pPr>
+              <w:jc w:val="left"/>
               <w:rPr>
                 <w:sz w:val="24"/>
                 <w:szCs w:val="24"/>
@@ -5656,11 +5789,12 @@
       </w:tr>
       <w:tr>
         <w:trPr>
+          <w:cantSplit/>
           <w:jc w:val="center"/>
         </w:trPr>
         <w:tc>
           <w:tcPr>
-            <w:tcW w:w="3367" w:type="dxa"/>
+            <w:tcW w:w="4309" w:type="dxa"/>
             <w:tcBorders>
               <w:top w:val="single" w:sz="8" w:space="0" w:color="000000"/>
               <w:left w:val="single" w:sz="8" w:space="0" w:color="000000"/>
@@ -5688,7 +5822,7 @@
         </w:tc>
         <w:tc>
           <w:tcPr>
-            <w:tcW w:w="2248" w:type="dxa"/>
+            <w:tcW w:w="1927" w:type="dxa"/>
             <w:tcBorders>
               <w:top w:val="single" w:sz="8" w:space="0" w:color="000000"/>
               <w:left w:val="single" w:sz="8" w:space="0" w:color="000000"/>
@@ -5716,18 +5850,18 @@
         </w:tc>
         <w:tc>
           <w:tcPr>
-            <w:tcW w:w="3913" w:type="dxa"/>
-            <w:tcBorders>
-              <w:top w:val="single" w:sz="8" w:space="0" w:color="000000"/>
-              <w:left w:val="single" w:sz="8" w:space="0" w:color="000000"/>
-              <w:bottom w:val="single" w:sz="8" w:space="0" w:color="000000"/>
-              <w:right w:val="single" w:sz="8" w:space="0" w:color="000000"/>
-            </w:tcBorders>
-            <w:vAlign w:val="center"/>
-          </w:tcPr>
-          <w:p>
-            <w:pPr>
-              <w:jc w:val="both"/>
+            <w:tcW w:w="2835" w:type="dxa"/>
+            <w:tcBorders>
+              <w:top w:val="single" w:sz="8" w:space="0" w:color="000000"/>
+              <w:left w:val="single" w:sz="8" w:space="0" w:color="000000"/>
+              <w:bottom w:val="single" w:sz="8" w:space="0" w:color="000000"/>
+              <w:right w:val="single" w:sz="8" w:space="0" w:color="000000"/>
+            </w:tcBorders>
+            <w:vAlign w:val="center"/>
+          </w:tcPr>
+          <w:p>
+            <w:pPr>
+              <w:jc w:val="left"/>
               <w:rPr>
                 <w:sz w:val="24"/>
                 <w:szCs w:val="24"/>
@@ -5746,39 +5880,40 @@
       </w:tr>
       <w:tr>
         <w:trPr>
+          <w:cantSplit/>
           <w:jc w:val="center"/>
         </w:trPr>
         <w:tc>
           <w:tcPr>
-            <w:tcW w:w="3367" w:type="dxa"/>
-            <w:tcBorders>
-              <w:top w:val="single" w:sz="8" w:space="0" w:color="000000"/>
-              <w:left w:val="single" w:sz="8" w:space="0" w:color="000000"/>
-              <w:bottom w:val="single" w:sz="8" w:space="0" w:color="000000"/>
-              <w:right w:val="single" w:sz="8" w:space="0" w:color="000000"/>
-            </w:tcBorders>
-            <w:vAlign w:val="center"/>
-          </w:tcPr>
-          <w:p>
-            <w:pPr>
-              <w:rPr>
-                <w:sz w:val="24"/>
-                <w:szCs w:val="24"/>
-              </w:rPr>
-            </w:pPr>
-            <w:r>
-              <w:rPr>
-                <w:b w:val="0"/>
-                <w:sz w:val="24"/>
-                <w:szCs w:val="24"/>
-              </w:rPr>
-              <w:t>3. Buat tiket di Zammad atau Service Hub sesuai kanal laporan, berisi pelanggan, layanan, waktu mulai, gejala, dan bukti awal, dalam batas waktu bagian 8.</w:t>
-            </w:r>
-          </w:p>
-        </w:tc>
-        <w:tc>
-          <w:tcPr>
-            <w:tcW w:w="2248" w:type="dxa"/>
+            <w:tcW w:w="4309" w:type="dxa"/>
+            <w:tcBorders>
+              <w:top w:val="single" w:sz="8" w:space="0" w:color="000000"/>
+              <w:left w:val="single" w:sz="8" w:space="0" w:color="000000"/>
+              <w:bottom w:val="single" w:sz="8" w:space="0" w:color="000000"/>
+              <w:right w:val="single" w:sz="8" w:space="0" w:color="000000"/>
+            </w:tcBorders>
+            <w:vAlign w:val="center"/>
+          </w:tcPr>
+          <w:p>
+            <w:pPr>
+              <w:rPr>
+                <w:sz w:val="24"/>
+                <w:szCs w:val="24"/>
+              </w:rPr>
+            </w:pPr>
+            <w:r>
+              <w:rPr>
+                <w:b w:val="0"/>
+                <w:sz w:val="24"/>
+                <w:szCs w:val="24"/>
+              </w:rPr>
+              <w:t>3. Buat ticket di Zammad atau Service Hub sesuai kanal laporan, berisi pelanggan, layanan, waktu mulai, gejala, dan bukti awal, dalam batas waktu bagian 8.</w:t>
+            </w:r>
+          </w:p>
+        </w:tc>
+        <w:tc>
+          <w:tcPr>
+            <w:tcW w:w="1927" w:type="dxa"/>
             <w:tcBorders>
               <w:top w:val="single" w:sz="8" w:space="0" w:color="000000"/>
               <w:left w:val="single" w:sz="8" w:space="0" w:color="000000"/>
@@ -5806,69 +5941,70 @@
         </w:tc>
         <w:tc>
           <w:tcPr>
-            <w:tcW w:w="3913" w:type="dxa"/>
-            <w:tcBorders>
-              <w:top w:val="single" w:sz="8" w:space="0" w:color="000000"/>
-              <w:left w:val="single" w:sz="8" w:space="0" w:color="000000"/>
-              <w:bottom w:val="single" w:sz="8" w:space="0" w:color="000000"/>
-              <w:right w:val="single" w:sz="8" w:space="0" w:color="000000"/>
-            </w:tcBorders>
-            <w:vAlign w:val="center"/>
-          </w:tcPr>
-          <w:p>
-            <w:pPr>
-              <w:jc w:val="both"/>
-              <w:rPr>
-                <w:sz w:val="24"/>
-                <w:szCs w:val="24"/>
-              </w:rPr>
-            </w:pPr>
-            <w:r>
-              <w:rPr>
-                <w:b w:val="0"/>
-                <w:sz w:val="24"/>
-                <w:szCs w:val="24"/>
-              </w:rPr>
-              <w:t>Tiket insiden</w:t>
+            <w:tcW w:w="2835" w:type="dxa"/>
+            <w:tcBorders>
+              <w:top w:val="single" w:sz="8" w:space="0" w:color="000000"/>
+              <w:left w:val="single" w:sz="8" w:space="0" w:color="000000"/>
+              <w:bottom w:val="single" w:sz="8" w:space="0" w:color="000000"/>
+              <w:right w:val="single" w:sz="8" w:space="0" w:color="000000"/>
+            </w:tcBorders>
+            <w:vAlign w:val="center"/>
+          </w:tcPr>
+          <w:p>
+            <w:pPr>
+              <w:jc w:val="left"/>
+              <w:rPr>
+                <w:sz w:val="24"/>
+                <w:szCs w:val="24"/>
+              </w:rPr>
+            </w:pPr>
+            <w:r>
+              <w:rPr>
+                <w:b w:val="0"/>
+                <w:sz w:val="24"/>
+                <w:szCs w:val="24"/>
+              </w:rPr>
+              <w:t>Ticket insiden</w:t>
             </w:r>
           </w:p>
         </w:tc>
       </w:tr>
       <w:tr>
         <w:trPr>
+          <w:cantSplit/>
           <w:jc w:val="center"/>
         </w:trPr>
         <w:tc>
           <w:tcPr>
-            <w:tcW w:w="3367" w:type="dxa"/>
-            <w:tcBorders>
-              <w:top w:val="single" w:sz="8" w:space="0" w:color="000000"/>
-              <w:left w:val="single" w:sz="8" w:space="0" w:color="000000"/>
-              <w:bottom w:val="single" w:sz="8" w:space="0" w:color="000000"/>
-              <w:right w:val="single" w:sz="8" w:space="0" w:color="000000"/>
-            </w:tcBorders>
-            <w:vAlign w:val="center"/>
-          </w:tcPr>
-          <w:p>
-            <w:pPr>
-              <w:rPr>
-                <w:sz w:val="24"/>
-                <w:szCs w:val="24"/>
-              </w:rPr>
-            </w:pPr>
-            <w:r>
-              <w:rPr>
-                <w:b w:val="0"/>
-                <w:sz w:val="24"/>
-                <w:szCs w:val="24"/>
-              </w:rPr>
-              <w:t>4. Catat tiket di SNX-OPS-FRM-08.</w:t>
-            </w:r>
-          </w:p>
-        </w:tc>
-        <w:tc>
-          <w:tcPr>
-            <w:tcW w:w="2248" w:type="dxa"/>
+            <w:tcW w:w="4309" w:type="dxa"/>
+            <w:tcBorders>
+              <w:top w:val="single" w:sz="8" w:space="0" w:color="000000"/>
+              <w:left w:val="single" w:sz="8" w:space="0" w:color="000000"/>
+              <w:bottom w:val="single" w:sz="8" w:space="0" w:color="000000"/>
+              <w:right w:val="single" w:sz="8" w:space="0" w:color="000000"/>
+            </w:tcBorders>
+            <w:vAlign w:val="center"/>
+          </w:tcPr>
+          <w:p>
+            <w:pPr>
+              <w:rPr>
+                <w:sz w:val="24"/>
+                <w:szCs w:val="24"/>
+              </w:rPr>
+            </w:pPr>
+            <w:r>
+              <w:rPr>
+                <w:b w:val="0"/>
+                <w:sz w:val="24"/>
+                <w:szCs w:val="24"/>
+              </w:rPr>
+              <w:t>4. Catat ticket di SNX-OPS-FRM-08.</w:t>
+            </w:r>
+          </w:p>
+        </w:tc>
+        <w:tc>
+          <w:tcPr>
+            <w:tcW w:w="1927" w:type="dxa"/>
             <w:tcBorders>
               <w:top w:val="single" w:sz="8" w:space="0" w:color="000000"/>
               <w:left w:val="single" w:sz="8" w:space="0" w:color="000000"/>
@@ -5896,30 +6032,30 @@
         </w:tc>
         <w:tc>
           <w:tcPr>
-            <w:tcW w:w="3913" w:type="dxa"/>
-            <w:tcBorders>
-              <w:top w:val="single" w:sz="8" w:space="0" w:color="000000"/>
-              <w:left w:val="single" w:sz="8" w:space="0" w:color="000000"/>
-              <w:bottom w:val="single" w:sz="8" w:space="0" w:color="000000"/>
-              <w:right w:val="single" w:sz="8" w:space="0" w:color="000000"/>
-            </w:tcBorders>
-            <w:vAlign w:val="center"/>
-          </w:tcPr>
-          <w:p>
-            <w:pPr>
-              <w:jc w:val="both"/>
-              <w:rPr>
-                <w:sz w:val="24"/>
-                <w:szCs w:val="24"/>
-              </w:rPr>
-            </w:pPr>
-            <w:r>
-              <w:rPr>
-                <w:b w:val="0"/>
-                <w:sz w:val="24"/>
-                <w:szCs w:val="24"/>
-              </w:rPr>
-              <w:t>Baris tiket di SNX-OPS-FRM-08</w:t>
+            <w:tcW w:w="2835" w:type="dxa"/>
+            <w:tcBorders>
+              <w:top w:val="single" w:sz="8" w:space="0" w:color="000000"/>
+              <w:left w:val="single" w:sz="8" w:space="0" w:color="000000"/>
+              <w:bottom w:val="single" w:sz="8" w:space="0" w:color="000000"/>
+              <w:right w:val="single" w:sz="8" w:space="0" w:color="000000"/>
+            </w:tcBorders>
+            <w:vAlign w:val="center"/>
+          </w:tcPr>
+          <w:p>
+            <w:pPr>
+              <w:jc w:val="left"/>
+              <w:rPr>
+                <w:sz w:val="24"/>
+                <w:szCs w:val="24"/>
+              </w:rPr>
+            </w:pPr>
+            <w:r>
+              <w:rPr>
+                <w:b w:val="0"/>
+                <w:sz w:val="24"/>
+                <w:szCs w:val="24"/>
+              </w:rPr>
+              <w:t>Baris ticket di SNX-OPS-FRM-08</w:t>
             </w:r>
           </w:p>
         </w:tc>
@@ -5952,6 +6088,7 @@
     <w:p>
       <w:pPr>
         <w:pStyle w:val="Heading2"/>
+        <w:keepNext/>
         <w:numPr>
           <w:ilvl w:val="1"/>
           <w:numId w:val="7"/>
@@ -5972,27 +6109,30 @@
         <w:tblLook w:val="0400" w:firstRow="0" w:lastRow="0" w:firstColumn="0" w:lastColumn="0" w:noHBand="0" w:noVBand="1"/>
       </w:tblPr>
       <w:tblGrid>
-        <w:gridCol w:w="3367"/>
-        <w:gridCol w:w="2248"/>
-        <w:gridCol w:w="3913"/>
+        <w:gridCol w:w="4309"/>
+        <w:gridCol w:w="1927"/>
+        <w:gridCol w:w="2835"/>
       </w:tblGrid>
       <w:tr>
         <w:trPr>
+          <w:cantSplit/>
+          <w:tblHeader/>
           <w:jc w:val="center"/>
         </w:trPr>
         <w:tc>
           <w:tcPr>
-            <w:tcW w:w="3367" w:type="dxa"/>
-            <w:tcBorders>
-              <w:top w:val="single" w:sz="8" w:space="0" w:color="000000"/>
-              <w:left w:val="single" w:sz="8" w:space="0" w:color="000000"/>
-              <w:bottom w:val="single" w:sz="8" w:space="0" w:color="000000"/>
-              <w:right w:val="single" w:sz="8" w:space="0" w:color="000000"/>
-            </w:tcBorders>
-            <w:vAlign w:val="center"/>
-          </w:tcPr>
-          <w:p>
-            <w:pPr>
+            <w:tcW w:w="4309" w:type="dxa"/>
+            <w:tcBorders>
+              <w:top w:val="single" w:sz="8" w:space="0" w:color="000000"/>
+              <w:left w:val="single" w:sz="8" w:space="0" w:color="000000"/>
+              <w:bottom w:val="single" w:sz="8" w:space="0" w:color="000000"/>
+              <w:right w:val="single" w:sz="8" w:space="0" w:color="000000"/>
+            </w:tcBorders>
+            <w:vAlign w:val="center"/>
+          </w:tcPr>
+          <w:p>
+            <w:pPr>
+              <w:keepNext/>
               <w:jc w:val="center"/>
               <w:rPr>
                 <w:sz w:val="24"/>
@@ -6012,17 +6152,18 @@
         </w:tc>
         <w:tc>
           <w:tcPr>
-            <w:tcW w:w="2248" w:type="dxa"/>
-            <w:tcBorders>
-              <w:top w:val="single" w:sz="8" w:space="0" w:color="000000"/>
-              <w:left w:val="single" w:sz="8" w:space="0" w:color="000000"/>
-              <w:bottom w:val="single" w:sz="8" w:space="0" w:color="000000"/>
-              <w:right w:val="single" w:sz="8" w:space="0" w:color="000000"/>
-            </w:tcBorders>
-            <w:vAlign w:val="center"/>
-          </w:tcPr>
-          <w:p>
-            <w:pPr>
+            <w:tcW w:w="1927" w:type="dxa"/>
+            <w:tcBorders>
+              <w:top w:val="single" w:sz="8" w:space="0" w:color="000000"/>
+              <w:left w:val="single" w:sz="8" w:space="0" w:color="000000"/>
+              <w:bottom w:val="single" w:sz="8" w:space="0" w:color="000000"/>
+              <w:right w:val="single" w:sz="8" w:space="0" w:color="000000"/>
+            </w:tcBorders>
+            <w:vAlign w:val="center"/>
+          </w:tcPr>
+          <w:p>
+            <w:pPr>
+              <w:keepNext/>
               <w:jc w:val="center"/>
               <w:rPr>
                 <w:sz w:val="24"/>
@@ -6042,17 +6183,18 @@
         </w:tc>
         <w:tc>
           <w:tcPr>
-            <w:tcW w:w="3913" w:type="dxa"/>
-            <w:tcBorders>
-              <w:top w:val="single" w:sz="8" w:space="0" w:color="000000"/>
-              <w:left w:val="single" w:sz="8" w:space="0" w:color="000000"/>
-              <w:bottom w:val="single" w:sz="8" w:space="0" w:color="000000"/>
-              <w:right w:val="single" w:sz="8" w:space="0" w:color="000000"/>
-            </w:tcBorders>
-            <w:vAlign w:val="center"/>
-          </w:tcPr>
-          <w:p>
-            <w:pPr>
+            <w:tcW w:w="2835" w:type="dxa"/>
+            <w:tcBorders>
+              <w:top w:val="single" w:sz="8" w:space="0" w:color="000000"/>
+              <w:left w:val="single" w:sz="8" w:space="0" w:color="000000"/>
+              <w:bottom w:val="single" w:sz="8" w:space="0" w:color="000000"/>
+              <w:right w:val="single" w:sz="8" w:space="0" w:color="000000"/>
+            </w:tcBorders>
+            <w:vAlign w:val="center"/>
+          </w:tcPr>
+          <w:p>
+            <w:pPr>
+              <w:keepNext/>
               <w:jc w:val="center"/>
               <w:rPr>
                 <w:sz w:val="24"/>
@@ -6073,39 +6215,40 @@
       </w:tr>
       <w:tr>
         <w:trPr>
+          <w:cantSplit/>
           <w:jc w:val="center"/>
         </w:trPr>
         <w:tc>
           <w:tcPr>
-            <w:tcW w:w="3367" w:type="dxa"/>
-            <w:tcBorders>
-              <w:top w:val="single" w:sz="8" w:space="0" w:color="000000"/>
-              <w:left w:val="single" w:sz="8" w:space="0" w:color="000000"/>
-              <w:bottom w:val="single" w:sz="8" w:space="0" w:color="000000"/>
-              <w:right w:val="single" w:sz="8" w:space="0" w:color="000000"/>
-            </w:tcBorders>
-            <w:vAlign w:val="center"/>
-          </w:tcPr>
-          <w:p>
-            <w:pPr>
-              <w:rPr>
-                <w:sz w:val="24"/>
-                <w:szCs w:val="24"/>
-              </w:rPr>
-            </w:pPr>
-            <w:r>
-              <w:rPr>
-                <w:b w:val="0"/>
-                <w:sz w:val="24"/>
-                <w:szCs w:val="24"/>
-              </w:rPr>
-              <w:t>1. Akui ke pelanggan lewat kanal pelanggan melapor: tiket diterima, nomor tiket, dan sedang dicek, sesuai target Ack di bagian 8.</w:t>
-            </w:r>
-          </w:p>
-        </w:tc>
-        <w:tc>
-          <w:tcPr>
-            <w:tcW w:w="2248" w:type="dxa"/>
+            <w:tcW w:w="4309" w:type="dxa"/>
+            <w:tcBorders>
+              <w:top w:val="single" w:sz="8" w:space="0" w:color="000000"/>
+              <w:left w:val="single" w:sz="8" w:space="0" w:color="000000"/>
+              <w:bottom w:val="single" w:sz="8" w:space="0" w:color="000000"/>
+              <w:right w:val="single" w:sz="8" w:space="0" w:color="000000"/>
+            </w:tcBorders>
+            <w:vAlign w:val="center"/>
+          </w:tcPr>
+          <w:p>
+            <w:pPr>
+              <w:rPr>
+                <w:sz w:val="24"/>
+                <w:szCs w:val="24"/>
+              </w:rPr>
+            </w:pPr>
+            <w:r>
+              <w:rPr>
+                <w:b w:val="0"/>
+                <w:sz w:val="24"/>
+                <w:szCs w:val="24"/>
+              </w:rPr>
+              <w:t>1. Kirim Ack ke pelanggan melalui kanal laporan pelanggan: ticket diterima, nomor ticket, dan sedang dicek, sesuai target Ack di bagian 8.</w:t>
+            </w:r>
+          </w:p>
+        </w:tc>
+        <w:tc>
+          <w:tcPr>
+            <w:tcW w:w="1927" w:type="dxa"/>
             <w:tcBorders>
               <w:top w:val="single" w:sz="8" w:space="0" w:color="000000"/>
               <w:left w:val="single" w:sz="8" w:space="0" w:color="000000"/>
@@ -6133,18 +6276,18 @@
         </w:tc>
         <w:tc>
           <w:tcPr>
-            <w:tcW w:w="3913" w:type="dxa"/>
-            <w:tcBorders>
-              <w:top w:val="single" w:sz="8" w:space="0" w:color="000000"/>
-              <w:left w:val="single" w:sz="8" w:space="0" w:color="000000"/>
-              <w:bottom w:val="single" w:sz="8" w:space="0" w:color="000000"/>
-              <w:right w:val="single" w:sz="8" w:space="0" w:color="000000"/>
-            </w:tcBorders>
-            <w:vAlign w:val="center"/>
-          </w:tcPr>
-          <w:p>
-            <w:pPr>
-              <w:jc w:val="both"/>
+            <w:tcW w:w="2835" w:type="dxa"/>
+            <w:tcBorders>
+              <w:top w:val="single" w:sz="8" w:space="0" w:color="000000"/>
+              <w:left w:val="single" w:sz="8" w:space="0" w:color="000000"/>
+              <w:bottom w:val="single" w:sz="8" w:space="0" w:color="000000"/>
+              <w:right w:val="single" w:sz="8" w:space="0" w:color="000000"/>
+            </w:tcBorders>
+            <w:vAlign w:val="center"/>
+          </w:tcPr>
+          <w:p>
+            <w:pPr>
+              <w:jc w:val="left"/>
               <w:rPr>
                 <w:sz w:val="24"/>
                 <w:szCs w:val="24"/>
@@ -6163,11 +6306,12 @@
       </w:tr>
       <w:tr>
         <w:trPr>
+          <w:cantSplit/>
           <w:jc w:val="center"/>
         </w:trPr>
         <w:tc>
           <w:tcPr>
-            <w:tcW w:w="3367" w:type="dxa"/>
+            <w:tcW w:w="4309" w:type="dxa"/>
             <w:tcBorders>
               <w:top w:val="single" w:sz="8" w:space="0" w:color="000000"/>
               <w:left w:val="single" w:sz="8" w:space="0" w:color="000000"/>
@@ -6195,7 +6339,7 @@
         </w:tc>
         <w:tc>
           <w:tcPr>
-            <w:tcW w:w="2248" w:type="dxa"/>
+            <w:tcW w:w="1927" w:type="dxa"/>
             <w:tcBorders>
               <w:top w:val="single" w:sz="8" w:space="0" w:color="000000"/>
               <w:left w:val="single" w:sz="8" w:space="0" w:color="000000"/>
@@ -6223,18 +6367,18 @@
         </w:tc>
         <w:tc>
           <w:tcPr>
-            <w:tcW w:w="3913" w:type="dxa"/>
-            <w:tcBorders>
-              <w:top w:val="single" w:sz="8" w:space="0" w:color="000000"/>
-              <w:left w:val="single" w:sz="8" w:space="0" w:color="000000"/>
-              <w:bottom w:val="single" w:sz="8" w:space="0" w:color="000000"/>
-              <w:right w:val="single" w:sz="8" w:space="0" w:color="000000"/>
-            </w:tcBorders>
-            <w:vAlign w:val="center"/>
-          </w:tcPr>
-          <w:p>
-            <w:pPr>
-              <w:jc w:val="both"/>
+            <w:tcW w:w="2835" w:type="dxa"/>
+            <w:tcBorders>
+              <w:top w:val="single" w:sz="8" w:space="0" w:color="000000"/>
+              <w:left w:val="single" w:sz="8" w:space="0" w:color="000000"/>
+              <w:bottom w:val="single" w:sz="8" w:space="0" w:color="000000"/>
+              <w:right w:val="single" w:sz="8" w:space="0" w:color="000000"/>
+            </w:tcBorders>
+            <w:vAlign w:val="center"/>
+          </w:tcPr>
+          <w:p>
+            <w:pPr>
+              <w:jc w:val="left"/>
               <w:rPr>
                 <w:sz w:val="24"/>
                 <w:szCs w:val="24"/>
@@ -6253,39 +6397,40 @@
       </w:tr>
       <w:tr>
         <w:trPr>
+          <w:cantSplit/>
           <w:jc w:val="center"/>
         </w:trPr>
         <w:tc>
           <w:tcPr>
-            <w:tcW w:w="3367" w:type="dxa"/>
-            <w:tcBorders>
-              <w:top w:val="single" w:sz="8" w:space="0" w:color="000000"/>
-              <w:left w:val="single" w:sz="8" w:space="0" w:color="000000"/>
-              <w:bottom w:val="single" w:sz="8" w:space="0" w:color="000000"/>
-              <w:right w:val="single" w:sz="8" w:space="0" w:color="000000"/>
-            </w:tcBorders>
-            <w:vAlign w:val="center"/>
-          </w:tcPr>
-          <w:p>
-            <w:pPr>
-              <w:rPr>
-                <w:sz w:val="24"/>
-                <w:szCs w:val="24"/>
-              </w:rPr>
-            </w:pPr>
-            <w:r>
-              <w:rPr>
-                <w:b w:val="0"/>
-                <w:sz w:val="24"/>
-                <w:szCs w:val="24"/>
-              </w:rPr>
-              <w:t>3. Tetapkan severity (definisi di bagian 3).</w:t>
-            </w:r>
-          </w:p>
-        </w:tc>
-        <w:tc>
-          <w:tcPr>
-            <w:tcW w:w="2248" w:type="dxa"/>
+            <w:tcW w:w="4309" w:type="dxa"/>
+            <w:tcBorders>
+              <w:top w:val="single" w:sz="8" w:space="0" w:color="000000"/>
+              <w:left w:val="single" w:sz="8" w:space="0" w:color="000000"/>
+              <w:bottom w:val="single" w:sz="8" w:space="0" w:color="000000"/>
+              <w:right w:val="single" w:sz="8" w:space="0" w:color="000000"/>
+            </w:tcBorders>
+            <w:vAlign w:val="center"/>
+          </w:tcPr>
+          <w:p>
+            <w:pPr>
+              <w:rPr>
+                <w:sz w:val="24"/>
+                <w:szCs w:val="24"/>
+              </w:rPr>
+            </w:pPr>
+            <w:r>
+              <w:rPr>
+                <w:b w:val="0"/>
+                <w:sz w:val="24"/>
+                <w:szCs w:val="24"/>
+              </w:rPr>
+              <w:t>3. Tetapkan severity sesuai definisi P1 sampai P4 di bagian 3.</w:t>
+            </w:r>
+          </w:p>
+        </w:tc>
+        <w:tc>
+          <w:tcPr>
+            <w:tcW w:w="1927" w:type="dxa"/>
             <w:tcBorders>
               <w:top w:val="single" w:sz="8" w:space="0" w:color="000000"/>
               <w:left w:val="single" w:sz="8" w:space="0" w:color="000000"/>
@@ -6313,41 +6458,42 @@
         </w:tc>
         <w:tc>
           <w:tcPr>
-            <w:tcW w:w="3913" w:type="dxa"/>
-            <w:tcBorders>
-              <w:top w:val="single" w:sz="8" w:space="0" w:color="000000"/>
-              <w:left w:val="single" w:sz="8" w:space="0" w:color="000000"/>
-              <w:bottom w:val="single" w:sz="8" w:space="0" w:color="000000"/>
-              <w:right w:val="single" w:sz="8" w:space="0" w:color="000000"/>
-            </w:tcBorders>
-            <w:vAlign w:val="center"/>
-          </w:tcPr>
-          <w:p>
-            <w:pPr>
-              <w:jc w:val="both"/>
-              <w:rPr>
-                <w:sz w:val="24"/>
-                <w:szCs w:val="24"/>
-              </w:rPr>
-            </w:pPr>
-            <w:r>
-              <w:rPr>
-                <w:b w:val="0"/>
-                <w:sz w:val="24"/>
-                <w:szCs w:val="24"/>
-              </w:rPr>
-              <w:t>Severity di tiket dan SNX-OPS-FRM-08</w:t>
+            <w:tcW w:w="2835" w:type="dxa"/>
+            <w:tcBorders>
+              <w:top w:val="single" w:sz="8" w:space="0" w:color="000000"/>
+              <w:left w:val="single" w:sz="8" w:space="0" w:color="000000"/>
+              <w:bottom w:val="single" w:sz="8" w:space="0" w:color="000000"/>
+              <w:right w:val="single" w:sz="8" w:space="0" w:color="000000"/>
+            </w:tcBorders>
+            <w:vAlign w:val="center"/>
+          </w:tcPr>
+          <w:p>
+            <w:pPr>
+              <w:jc w:val="left"/>
+              <w:rPr>
+                <w:sz w:val="24"/>
+                <w:szCs w:val="24"/>
+              </w:rPr>
+            </w:pPr>
+            <w:r>
+              <w:rPr>
+                <w:b w:val="0"/>
+                <w:sz w:val="24"/>
+                <w:szCs w:val="24"/>
+              </w:rPr>
+              <w:t>Severity di ticket dan SNX-OPS-FRM-08</w:t>
             </w:r>
           </w:p>
         </w:tc>
       </w:tr>
       <w:tr>
         <w:trPr>
+          <w:cantSplit/>
           <w:jc w:val="center"/>
         </w:trPr>
         <w:tc>
           <w:tcPr>
-            <w:tcW w:w="3367" w:type="dxa"/>
+            <w:tcW w:w="4309" w:type="dxa"/>
             <w:tcBorders>
               <w:top w:val="single" w:sz="8" w:space="0" w:color="000000"/>
               <w:left w:val="single" w:sz="8" w:space="0" w:color="000000"/>
@@ -6375,7 +6521,7 @@
         </w:tc>
         <w:tc>
           <w:tcPr>
-            <w:tcW w:w="2248" w:type="dxa"/>
+            <w:tcW w:w="1927" w:type="dxa"/>
             <w:tcBorders>
               <w:top w:val="single" w:sz="8" w:space="0" w:color="000000"/>
               <w:left w:val="single" w:sz="8" w:space="0" w:color="000000"/>
@@ -6403,18 +6549,18 @@
         </w:tc>
         <w:tc>
           <w:tcPr>
-            <w:tcW w:w="3913" w:type="dxa"/>
-            <w:tcBorders>
-              <w:top w:val="single" w:sz="8" w:space="0" w:color="000000"/>
-              <w:left w:val="single" w:sz="8" w:space="0" w:color="000000"/>
-              <w:bottom w:val="single" w:sz="8" w:space="0" w:color="000000"/>
-              <w:right w:val="single" w:sz="8" w:space="0" w:color="000000"/>
-            </w:tcBorders>
-            <w:vAlign w:val="center"/>
-          </w:tcPr>
-          <w:p>
-            <w:pPr>
-              <w:jc w:val="both"/>
+            <w:tcW w:w="2835" w:type="dxa"/>
+            <w:tcBorders>
+              <w:top w:val="single" w:sz="8" w:space="0" w:color="000000"/>
+              <w:left w:val="single" w:sz="8" w:space="0" w:color="000000"/>
+              <w:bottom w:val="single" w:sz="8" w:space="0" w:color="000000"/>
+              <w:right w:val="single" w:sz="8" w:space="0" w:color="000000"/>
+            </w:tcBorders>
+            <w:vAlign w:val="center"/>
+          </w:tcPr>
+          <w:p>
+            <w:pPr>
+              <w:jc w:val="left"/>
               <w:rPr>
                 <w:sz w:val="24"/>
                 <w:szCs w:val="24"/>
@@ -6433,11 +6579,12 @@
       </w:tr>
       <w:tr>
         <w:trPr>
+          <w:cantSplit/>
           <w:jc w:val="center"/>
         </w:trPr>
         <w:tc>
           <w:tcPr>
-            <w:tcW w:w="3367" w:type="dxa"/>
+            <w:tcW w:w="4309" w:type="dxa"/>
             <w:tcBorders>
               <w:top w:val="single" w:sz="8" w:space="0" w:color="000000"/>
               <w:left w:val="single" w:sz="8" w:space="0" w:color="000000"/>
@@ -6465,7 +6612,7 @@
         </w:tc>
         <w:tc>
           <w:tcPr>
-            <w:tcW w:w="2248" w:type="dxa"/>
+            <w:tcW w:w="1927" w:type="dxa"/>
             <w:tcBorders>
               <w:top w:val="single" w:sz="8" w:space="0" w:color="000000"/>
               <w:left w:val="single" w:sz="8" w:space="0" w:color="000000"/>
@@ -6493,18 +6640,18 @@
         </w:tc>
         <w:tc>
           <w:tcPr>
-            <w:tcW w:w="3913" w:type="dxa"/>
-            <w:tcBorders>
-              <w:top w:val="single" w:sz="8" w:space="0" w:color="000000"/>
-              <w:left w:val="single" w:sz="8" w:space="0" w:color="000000"/>
-              <w:bottom w:val="single" w:sz="8" w:space="0" w:color="000000"/>
-              <w:right w:val="single" w:sz="8" w:space="0" w:color="000000"/>
-            </w:tcBorders>
-            <w:vAlign w:val="center"/>
-          </w:tcPr>
-          <w:p>
-            <w:pPr>
-              <w:jc w:val="both"/>
+            <w:tcW w:w="2835" w:type="dxa"/>
+            <w:tcBorders>
+              <w:top w:val="single" w:sz="8" w:space="0" w:color="000000"/>
+              <w:left w:val="single" w:sz="8" w:space="0" w:color="000000"/>
+              <w:bottom w:val="single" w:sz="8" w:space="0" w:color="000000"/>
+              <w:right w:val="single" w:sz="8" w:space="0" w:color="000000"/>
+            </w:tcBorders>
+            <w:vAlign w:val="center"/>
+          </w:tcPr>
+          <w:p>
+            <w:pPr>
+              <w:jc w:val="left"/>
               <w:rPr>
                 <w:sz w:val="24"/>
                 <w:szCs w:val="24"/>
@@ -6523,11 +6670,12 @@
       </w:tr>
       <w:tr>
         <w:trPr>
+          <w:cantSplit/>
           <w:jc w:val="center"/>
         </w:trPr>
         <w:tc>
           <w:tcPr>
-            <w:tcW w:w="3367" w:type="dxa"/>
+            <w:tcW w:w="4309" w:type="dxa"/>
             <w:tcBorders>
               <w:top w:val="single" w:sz="8" w:space="0" w:color="000000"/>
               <w:left w:val="single" w:sz="8" w:space="0" w:color="000000"/>
@@ -6555,7 +6703,7 @@
         </w:tc>
         <w:tc>
           <w:tcPr>
-            <w:tcW w:w="2248" w:type="dxa"/>
+            <w:tcW w:w="1927" w:type="dxa"/>
             <w:tcBorders>
               <w:top w:val="single" w:sz="8" w:space="0" w:color="000000"/>
               <w:left w:val="single" w:sz="8" w:space="0" w:color="000000"/>
@@ -6583,18 +6731,18 @@
         </w:tc>
         <w:tc>
           <w:tcPr>
-            <w:tcW w:w="3913" w:type="dxa"/>
-            <w:tcBorders>
-              <w:top w:val="single" w:sz="8" w:space="0" w:color="000000"/>
-              <w:left w:val="single" w:sz="8" w:space="0" w:color="000000"/>
-              <w:bottom w:val="single" w:sz="8" w:space="0" w:color="000000"/>
-              <w:right w:val="single" w:sz="8" w:space="0" w:color="000000"/>
-            </w:tcBorders>
-            <w:vAlign w:val="center"/>
-          </w:tcPr>
-          <w:p>
-            <w:pPr>
-              <w:jc w:val="both"/>
+            <w:tcW w:w="2835" w:type="dxa"/>
+            <w:tcBorders>
+              <w:top w:val="single" w:sz="8" w:space="0" w:color="000000"/>
+              <w:left w:val="single" w:sz="8" w:space="0" w:color="000000"/>
+              <w:bottom w:val="single" w:sz="8" w:space="0" w:color="000000"/>
+              <w:right w:val="single" w:sz="8" w:space="0" w:color="000000"/>
+            </w:tcBorders>
+            <w:vAlign w:val="center"/>
+          </w:tcPr>
+          <w:p>
+            <w:pPr>
+              <w:jc w:val="left"/>
               <w:rPr>
                 <w:sz w:val="24"/>
                 <w:szCs w:val="24"/>
@@ -6613,11 +6761,12 @@
       </w:tr>
       <w:tr>
         <w:trPr>
+          <w:cantSplit/>
           <w:jc w:val="center"/>
         </w:trPr>
         <w:tc>
           <w:tcPr>
-            <w:tcW w:w="3367" w:type="dxa"/>
+            <w:tcW w:w="4309" w:type="dxa"/>
             <w:tcBorders>
               <w:top w:val="single" w:sz="8" w:space="0" w:color="000000"/>
               <w:left w:val="single" w:sz="8" w:space="0" w:color="000000"/>
@@ -6645,7 +6794,7 @@
         </w:tc>
         <w:tc>
           <w:tcPr>
-            <w:tcW w:w="2248" w:type="dxa"/>
+            <w:tcW w:w="1927" w:type="dxa"/>
             <w:tcBorders>
               <w:top w:val="single" w:sz="8" w:space="0" w:color="000000"/>
               <w:left w:val="single" w:sz="8" w:space="0" w:color="000000"/>
@@ -6673,18 +6822,18 @@
         </w:tc>
         <w:tc>
           <w:tcPr>
-            <w:tcW w:w="3913" w:type="dxa"/>
-            <w:tcBorders>
-              <w:top w:val="single" w:sz="8" w:space="0" w:color="000000"/>
-              <w:left w:val="single" w:sz="8" w:space="0" w:color="000000"/>
-              <w:bottom w:val="single" w:sz="8" w:space="0" w:color="000000"/>
-              <w:right w:val="single" w:sz="8" w:space="0" w:color="000000"/>
-            </w:tcBorders>
-            <w:vAlign w:val="center"/>
-          </w:tcPr>
-          <w:p>
-            <w:pPr>
-              <w:jc w:val="both"/>
+            <w:tcW w:w="2835" w:type="dxa"/>
+            <w:tcBorders>
+              <w:top w:val="single" w:sz="8" w:space="0" w:color="000000"/>
+              <w:left w:val="single" w:sz="8" w:space="0" w:color="000000"/>
+              <w:bottom w:val="single" w:sz="8" w:space="0" w:color="000000"/>
+              <w:right w:val="single" w:sz="8" w:space="0" w:color="000000"/>
+            </w:tcBorders>
+            <w:vAlign w:val="center"/>
+          </w:tcPr>
+          <w:p>
+            <w:pPr>
+              <w:jc w:val="left"/>
               <w:rPr>
                 <w:sz w:val="24"/>
                 <w:szCs w:val="24"/>
@@ -6729,6 +6878,7 @@
     <w:p>
       <w:pPr>
         <w:pStyle w:val="Heading2"/>
+        <w:keepNext/>
         <w:numPr>
           <w:ilvl w:val="1"/>
           <w:numId w:val="7"/>
@@ -6749,27 +6899,30 @@
         <w:tblLook w:val="0400" w:firstRow="0" w:lastRow="0" w:firstColumn="0" w:lastColumn="0" w:noHBand="0" w:noVBand="1"/>
       </w:tblPr>
       <w:tblGrid>
-        <w:gridCol w:w="3367"/>
-        <w:gridCol w:w="2248"/>
-        <w:gridCol w:w="3913"/>
+        <w:gridCol w:w="4309"/>
+        <w:gridCol w:w="1927"/>
+        <w:gridCol w:w="2835"/>
       </w:tblGrid>
       <w:tr>
         <w:trPr>
+          <w:cantSplit/>
+          <w:tblHeader/>
           <w:jc w:val="center"/>
         </w:trPr>
         <w:tc>
           <w:tcPr>
-            <w:tcW w:w="3367" w:type="dxa"/>
-            <w:tcBorders>
-              <w:top w:val="single" w:sz="8" w:space="0" w:color="000000"/>
-              <w:left w:val="single" w:sz="8" w:space="0" w:color="000000"/>
-              <w:bottom w:val="single" w:sz="8" w:space="0" w:color="000000"/>
-              <w:right w:val="single" w:sz="8" w:space="0" w:color="000000"/>
-            </w:tcBorders>
-            <w:vAlign w:val="center"/>
-          </w:tcPr>
-          <w:p>
-            <w:pPr>
+            <w:tcW w:w="4309" w:type="dxa"/>
+            <w:tcBorders>
+              <w:top w:val="single" w:sz="8" w:space="0" w:color="000000"/>
+              <w:left w:val="single" w:sz="8" w:space="0" w:color="000000"/>
+              <w:bottom w:val="single" w:sz="8" w:space="0" w:color="000000"/>
+              <w:right w:val="single" w:sz="8" w:space="0" w:color="000000"/>
+            </w:tcBorders>
+            <w:vAlign w:val="center"/>
+          </w:tcPr>
+          <w:p>
+            <w:pPr>
+              <w:keepNext/>
               <w:jc w:val="center"/>
               <w:rPr>
                 <w:sz w:val="24"/>
@@ -6789,17 +6942,18 @@
         </w:tc>
         <w:tc>
           <w:tcPr>
-            <w:tcW w:w="2248" w:type="dxa"/>
-            <w:tcBorders>
-              <w:top w:val="single" w:sz="8" w:space="0" w:color="000000"/>
-              <w:left w:val="single" w:sz="8" w:space="0" w:color="000000"/>
-              <w:bottom w:val="single" w:sz="8" w:space="0" w:color="000000"/>
-              <w:right w:val="single" w:sz="8" w:space="0" w:color="000000"/>
-            </w:tcBorders>
-            <w:vAlign w:val="center"/>
-          </w:tcPr>
-          <w:p>
-            <w:pPr>
+            <w:tcW w:w="1927" w:type="dxa"/>
+            <w:tcBorders>
+              <w:top w:val="single" w:sz="8" w:space="0" w:color="000000"/>
+              <w:left w:val="single" w:sz="8" w:space="0" w:color="000000"/>
+              <w:bottom w:val="single" w:sz="8" w:space="0" w:color="000000"/>
+              <w:right w:val="single" w:sz="8" w:space="0" w:color="000000"/>
+            </w:tcBorders>
+            <w:vAlign w:val="center"/>
+          </w:tcPr>
+          <w:p>
+            <w:pPr>
+              <w:keepNext/>
               <w:jc w:val="center"/>
               <w:rPr>
                 <w:sz w:val="24"/>
@@ -6819,17 +6973,18 @@
         </w:tc>
         <w:tc>
           <w:tcPr>
-            <w:tcW w:w="3913" w:type="dxa"/>
-            <w:tcBorders>
-              <w:top w:val="single" w:sz="8" w:space="0" w:color="000000"/>
-              <w:left w:val="single" w:sz="8" w:space="0" w:color="000000"/>
-              <w:bottom w:val="single" w:sz="8" w:space="0" w:color="000000"/>
-              <w:right w:val="single" w:sz="8" w:space="0" w:color="000000"/>
-            </w:tcBorders>
-            <w:vAlign w:val="center"/>
-          </w:tcPr>
-          <w:p>
-            <w:pPr>
+            <w:tcW w:w="2835" w:type="dxa"/>
+            <w:tcBorders>
+              <w:top w:val="single" w:sz="8" w:space="0" w:color="000000"/>
+              <w:left w:val="single" w:sz="8" w:space="0" w:color="000000"/>
+              <w:bottom w:val="single" w:sz="8" w:space="0" w:color="000000"/>
+              <w:right w:val="single" w:sz="8" w:space="0" w:color="000000"/>
+            </w:tcBorders>
+            <w:vAlign w:val="center"/>
+          </w:tcPr>
+          <w:p>
+            <w:pPr>
+              <w:keepNext/>
               <w:jc w:val="center"/>
               <w:rPr>
                 <w:sz w:val="24"/>
@@ -6850,39 +7005,40 @@
       </w:tr>
       <w:tr>
         <w:trPr>
+          <w:cantSplit/>
           <w:jc w:val="center"/>
         </w:trPr>
         <w:tc>
           <w:tcPr>
-            <w:tcW w:w="3367" w:type="dxa"/>
-            <w:tcBorders>
-              <w:top w:val="single" w:sz="8" w:space="0" w:color="000000"/>
-              <w:left w:val="single" w:sz="8" w:space="0" w:color="000000"/>
-              <w:bottom w:val="single" w:sz="8" w:space="0" w:color="000000"/>
-              <w:right w:val="single" w:sz="8" w:space="0" w:color="000000"/>
-            </w:tcBorders>
-            <w:vAlign w:val="center"/>
-          </w:tcPr>
-          <w:p>
-            <w:pPr>
-              <w:rPr>
-                <w:sz w:val="24"/>
-                <w:szCs w:val="24"/>
-              </w:rPr>
-            </w:pPr>
-            <w:r>
-              <w:rPr>
-                <w:b w:val="0"/>
-                <w:sz w:val="24"/>
-                <w:szCs w:val="24"/>
-              </w:rPr>
-              <w:t>1. Diagnosa dengan blok ukur read-only dan bedakan gejala dari akar masalah.</w:t>
-            </w:r>
-          </w:p>
-        </w:tc>
-        <w:tc>
-          <w:tcPr>
-            <w:tcW w:w="2248" w:type="dxa"/>
+            <w:tcW w:w="4309" w:type="dxa"/>
+            <w:tcBorders>
+              <w:top w:val="single" w:sz="8" w:space="0" w:color="000000"/>
+              <w:left w:val="single" w:sz="8" w:space="0" w:color="000000"/>
+              <w:bottom w:val="single" w:sz="8" w:space="0" w:color="000000"/>
+              <w:right w:val="single" w:sz="8" w:space="0" w:color="000000"/>
+            </w:tcBorders>
+            <w:vAlign w:val="center"/>
+          </w:tcPr>
+          <w:p>
+            <w:pPr>
+              <w:rPr>
+                <w:sz w:val="24"/>
+                <w:szCs w:val="24"/>
+              </w:rPr>
+            </w:pPr>
+            <w:r>
+              <w:rPr>
+                <w:b w:val="0"/>
+                <w:sz w:val="24"/>
+                <w:szCs w:val="24"/>
+              </w:rPr>
+              <w:t>1. Lakukan diagnosis dengan blok ukur read-only, lalu bedakan gejala dari root cause.</w:t>
+            </w:r>
+          </w:p>
+        </w:tc>
+        <w:tc>
+          <w:tcPr>
+            <w:tcW w:w="1927" w:type="dxa"/>
             <w:tcBorders>
               <w:top w:val="single" w:sz="8" w:space="0" w:color="000000"/>
               <w:left w:val="single" w:sz="8" w:space="0" w:color="000000"/>
@@ -6910,69 +7066,70 @@
         </w:tc>
         <w:tc>
           <w:tcPr>
-            <w:tcW w:w="3913" w:type="dxa"/>
-            <w:tcBorders>
-              <w:top w:val="single" w:sz="8" w:space="0" w:color="000000"/>
-              <w:left w:val="single" w:sz="8" w:space="0" w:color="000000"/>
-              <w:bottom w:val="single" w:sz="8" w:space="0" w:color="000000"/>
-              <w:right w:val="single" w:sz="8" w:space="0" w:color="000000"/>
-            </w:tcBorders>
-            <w:vAlign w:val="center"/>
-          </w:tcPr>
-          <w:p>
-            <w:pPr>
-              <w:jc w:val="both"/>
-              <w:rPr>
-                <w:sz w:val="24"/>
-                <w:szCs w:val="24"/>
-              </w:rPr>
-            </w:pPr>
-            <w:r>
-              <w:rPr>
-                <w:b w:val="0"/>
-                <w:sz w:val="24"/>
-                <w:szCs w:val="24"/>
-              </w:rPr>
-              <w:t>Gejala dan akar masalah (bila sudah diketahui)</w:t>
+            <w:tcW w:w="2835" w:type="dxa"/>
+            <w:tcBorders>
+              <w:top w:val="single" w:sz="8" w:space="0" w:color="000000"/>
+              <w:left w:val="single" w:sz="8" w:space="0" w:color="000000"/>
+              <w:bottom w:val="single" w:sz="8" w:space="0" w:color="000000"/>
+              <w:right w:val="single" w:sz="8" w:space="0" w:color="000000"/>
+            </w:tcBorders>
+            <w:vAlign w:val="center"/>
+          </w:tcPr>
+          <w:p>
+            <w:pPr>
+              <w:jc w:val="left"/>
+              <w:rPr>
+                <w:sz w:val="24"/>
+                <w:szCs w:val="24"/>
+              </w:rPr>
+            </w:pPr>
+            <w:r>
+              <w:rPr>
+                <w:b w:val="0"/>
+                <w:sz w:val="24"/>
+                <w:szCs w:val="24"/>
+              </w:rPr>
+              <w:t>Gejala dan root cause (jika sudah diketahui)</w:t>
             </w:r>
           </w:p>
         </w:tc>
       </w:tr>
       <w:tr>
         <w:trPr>
+          <w:cantSplit/>
           <w:jc w:val="center"/>
         </w:trPr>
         <w:tc>
           <w:tcPr>
-            <w:tcW w:w="3367" w:type="dxa"/>
-            <w:tcBorders>
-              <w:top w:val="single" w:sz="8" w:space="0" w:color="000000"/>
-              <w:left w:val="single" w:sz="8" w:space="0" w:color="000000"/>
-              <w:bottom w:val="single" w:sz="8" w:space="0" w:color="000000"/>
-              <w:right w:val="single" w:sz="8" w:space="0" w:color="000000"/>
-            </w:tcBorders>
-            <w:vAlign w:val="center"/>
-          </w:tcPr>
-          <w:p>
-            <w:pPr>
-              <w:rPr>
-                <w:sz w:val="24"/>
-                <w:szCs w:val="24"/>
-              </w:rPr>
-            </w:pPr>
-            <w:r>
-              <w:rPr>
-                <w:b w:val="0"/>
-                <w:sz w:val="24"/>
-                <w:szCs w:val="24"/>
-              </w:rPr>
-              <w:t>2. Kirim update berkala ke pelanggan lewat kanal pelanggan melapor: kondisi terkini, langkah berikutnya, dan estimasi bila ada, sesuai frekuensi di bagian 8.</w:t>
-            </w:r>
-          </w:p>
-        </w:tc>
-        <w:tc>
-          <w:tcPr>
-            <w:tcW w:w="2248" w:type="dxa"/>
+            <w:tcW w:w="4309" w:type="dxa"/>
+            <w:tcBorders>
+              <w:top w:val="single" w:sz="8" w:space="0" w:color="000000"/>
+              <w:left w:val="single" w:sz="8" w:space="0" w:color="000000"/>
+              <w:bottom w:val="single" w:sz="8" w:space="0" w:color="000000"/>
+              <w:right w:val="single" w:sz="8" w:space="0" w:color="000000"/>
+            </w:tcBorders>
+            <w:vAlign w:val="center"/>
+          </w:tcPr>
+          <w:p>
+            <w:pPr>
+              <w:rPr>
+                <w:sz w:val="24"/>
+                <w:szCs w:val="24"/>
+              </w:rPr>
+            </w:pPr>
+            <w:r>
+              <w:rPr>
+                <w:b w:val="0"/>
+                <w:sz w:val="24"/>
+                <w:szCs w:val="24"/>
+              </w:rPr>
+              <w:t>2. Kirim update berkala ke pelanggan melalui kanal laporan pelanggan: kondisi terkini, langkah berikutnya, dan estimasi jika ada, sesuai frekuensi di bagian 8.</w:t>
+            </w:r>
+          </w:p>
+        </w:tc>
+        <w:tc>
+          <w:tcPr>
+            <w:tcW w:w="1927" w:type="dxa"/>
             <w:tcBorders>
               <w:top w:val="single" w:sz="8" w:space="0" w:color="000000"/>
               <w:left w:val="single" w:sz="8" w:space="0" w:color="000000"/>
@@ -7000,18 +7157,18 @@
         </w:tc>
         <w:tc>
           <w:tcPr>
-            <w:tcW w:w="3913" w:type="dxa"/>
-            <w:tcBorders>
-              <w:top w:val="single" w:sz="8" w:space="0" w:color="000000"/>
-              <w:left w:val="single" w:sz="8" w:space="0" w:color="000000"/>
-              <w:bottom w:val="single" w:sz="8" w:space="0" w:color="000000"/>
-              <w:right w:val="single" w:sz="8" w:space="0" w:color="000000"/>
-            </w:tcBorders>
-            <w:vAlign w:val="center"/>
-          </w:tcPr>
-          <w:p>
-            <w:pPr>
-              <w:jc w:val="both"/>
+            <w:tcW w:w="2835" w:type="dxa"/>
+            <w:tcBorders>
+              <w:top w:val="single" w:sz="8" w:space="0" w:color="000000"/>
+              <w:left w:val="single" w:sz="8" w:space="0" w:color="000000"/>
+              <w:bottom w:val="single" w:sz="8" w:space="0" w:color="000000"/>
+              <w:right w:val="single" w:sz="8" w:space="0" w:color="000000"/>
+            </w:tcBorders>
+            <w:vAlign w:val="center"/>
+          </w:tcPr>
+          <w:p>
+            <w:pPr>
+              <w:jc w:val="left"/>
               <w:rPr>
                 <w:sz w:val="24"/>
                 <w:szCs w:val="24"/>
@@ -7030,39 +7187,40 @@
       </w:tr>
       <w:tr>
         <w:trPr>
+          <w:cantSplit/>
           <w:jc w:val="center"/>
         </w:trPr>
         <w:tc>
           <w:tcPr>
-            <w:tcW w:w="3367" w:type="dxa"/>
-            <w:tcBorders>
-              <w:top w:val="single" w:sz="8" w:space="0" w:color="000000"/>
-              <w:left w:val="single" w:sz="8" w:space="0" w:color="000000"/>
-              <w:bottom w:val="single" w:sz="8" w:space="0" w:color="000000"/>
-              <w:right w:val="single" w:sz="8" w:space="0" w:color="000000"/>
-            </w:tcBorders>
-            <w:vAlign w:val="center"/>
-          </w:tcPr>
-          <w:p>
-            <w:pPr>
-              <w:rPr>
-                <w:sz w:val="24"/>
-                <w:szCs w:val="24"/>
-              </w:rPr>
-            </w:pPr>
-            <w:r>
-              <w:rPr>
-                <w:b w:val="0"/>
-                <w:sz w:val="24"/>
-                <w:szCs w:val="24"/>
-              </w:rPr>
-              <w:t>3. Eskalasi insiden bila target terlewat atau butuh pihak lain, sesuai butir 6.6.</w:t>
-            </w:r>
-          </w:p>
-        </w:tc>
-        <w:tc>
-          <w:tcPr>
-            <w:tcW w:w="2248" w:type="dxa"/>
+            <w:tcW w:w="4309" w:type="dxa"/>
+            <w:tcBorders>
+              <w:top w:val="single" w:sz="8" w:space="0" w:color="000000"/>
+              <w:left w:val="single" w:sz="8" w:space="0" w:color="000000"/>
+              <w:bottom w:val="single" w:sz="8" w:space="0" w:color="000000"/>
+              <w:right w:val="single" w:sz="8" w:space="0" w:color="000000"/>
+            </w:tcBorders>
+            <w:vAlign w:val="center"/>
+          </w:tcPr>
+          <w:p>
+            <w:pPr>
+              <w:rPr>
+                <w:sz w:val="24"/>
+                <w:szCs w:val="24"/>
+              </w:rPr>
+            </w:pPr>
+            <w:r>
+              <w:rPr>
+                <w:b w:val="0"/>
+                <w:sz w:val="24"/>
+                <w:szCs w:val="24"/>
+              </w:rPr>
+              <w:t>3. Eskalasikan insiden jika target terlewat atau memerlukan pihak lain, sesuai butir 6.6.</w:t>
+            </w:r>
+          </w:p>
+        </w:tc>
+        <w:tc>
+          <w:tcPr>
+            <w:tcW w:w="1927" w:type="dxa"/>
             <w:tcBorders>
               <w:top w:val="single" w:sz="8" w:space="0" w:color="000000"/>
               <w:left w:val="single" w:sz="8" w:space="0" w:color="000000"/>
@@ -7090,18 +7248,18 @@
         </w:tc>
         <w:tc>
           <w:tcPr>
-            <w:tcW w:w="3913" w:type="dxa"/>
-            <w:tcBorders>
-              <w:top w:val="single" w:sz="8" w:space="0" w:color="000000"/>
-              <w:left w:val="single" w:sz="8" w:space="0" w:color="000000"/>
-              <w:bottom w:val="single" w:sz="8" w:space="0" w:color="000000"/>
-              <w:right w:val="single" w:sz="8" w:space="0" w:color="000000"/>
-            </w:tcBorders>
-            <w:vAlign w:val="center"/>
-          </w:tcPr>
-          <w:p>
-            <w:pPr>
-              <w:jc w:val="both"/>
+            <w:tcW w:w="2835" w:type="dxa"/>
+            <w:tcBorders>
+              <w:top w:val="single" w:sz="8" w:space="0" w:color="000000"/>
+              <w:left w:val="single" w:sz="8" w:space="0" w:color="000000"/>
+              <w:bottom w:val="single" w:sz="8" w:space="0" w:color="000000"/>
+              <w:right w:val="single" w:sz="8" w:space="0" w:color="000000"/>
+            </w:tcBorders>
+            <w:vAlign w:val="center"/>
+          </w:tcPr>
+          <w:p>
+            <w:pPr>
+              <w:jc w:val="left"/>
               <w:rPr>
                 <w:sz w:val="24"/>
                 <w:szCs w:val="24"/>
@@ -7120,39 +7278,40 @@
       </w:tr>
       <w:tr>
         <w:trPr>
+          <w:cantSplit/>
           <w:jc w:val="center"/>
         </w:trPr>
         <w:tc>
           <w:tcPr>
-            <w:tcW w:w="3367" w:type="dxa"/>
-            <w:tcBorders>
-              <w:top w:val="single" w:sz="8" w:space="0" w:color="000000"/>
-              <w:left w:val="single" w:sz="8" w:space="0" w:color="000000"/>
-              <w:bottom w:val="single" w:sz="8" w:space="0" w:color="000000"/>
-              <w:right w:val="single" w:sz="8" w:space="0" w:color="000000"/>
-            </w:tcBorders>
-            <w:vAlign w:val="center"/>
-          </w:tcPr>
-          <w:p>
-            <w:pPr>
-              <w:rPr>
-                <w:sz w:val="24"/>
-                <w:szCs w:val="24"/>
-              </w:rPr>
-            </w:pPr>
-            <w:r>
-              <w:rPr>
-                <w:b w:val="0"/>
-                <w:sz w:val="24"/>
-                <w:szCs w:val="24"/>
-              </w:rPr>
-              <w:t>4. Bila pemulihan mengubah production, ajukan change lewat SNX-OPS-SOP-02; untuk P1 boleh sebagai change Emergency.</w:t>
-            </w:r>
-          </w:p>
-        </w:tc>
-        <w:tc>
-          <w:tcPr>
-            <w:tcW w:w="2248" w:type="dxa"/>
+            <w:tcW w:w="4309" w:type="dxa"/>
+            <w:tcBorders>
+              <w:top w:val="single" w:sz="8" w:space="0" w:color="000000"/>
+              <w:left w:val="single" w:sz="8" w:space="0" w:color="000000"/>
+              <w:bottom w:val="single" w:sz="8" w:space="0" w:color="000000"/>
+              <w:right w:val="single" w:sz="8" w:space="0" w:color="000000"/>
+            </w:tcBorders>
+            <w:vAlign w:val="center"/>
+          </w:tcPr>
+          <w:p>
+            <w:pPr>
+              <w:rPr>
+                <w:sz w:val="24"/>
+                <w:szCs w:val="24"/>
+              </w:rPr>
+            </w:pPr>
+            <w:r>
+              <w:rPr>
+                <w:b w:val="0"/>
+                <w:sz w:val="24"/>
+                <w:szCs w:val="24"/>
+              </w:rPr>
+              <w:t>4. Jika pemulihan mengubah production, ajukan change melalui SNX-OPS-SOP-02. Untuk P1, change boleh diajukan sebagai change Emergency.</w:t>
+            </w:r>
+          </w:p>
+        </w:tc>
+        <w:tc>
+          <w:tcPr>
+            <w:tcW w:w="1927" w:type="dxa"/>
             <w:tcBorders>
               <w:top w:val="single" w:sz="8" w:space="0" w:color="000000"/>
               <w:left w:val="single" w:sz="8" w:space="0" w:color="000000"/>
@@ -7180,18 +7339,18 @@
         </w:tc>
         <w:tc>
           <w:tcPr>
-            <w:tcW w:w="3913" w:type="dxa"/>
-            <w:tcBorders>
-              <w:top w:val="single" w:sz="8" w:space="0" w:color="000000"/>
-              <w:left w:val="single" w:sz="8" w:space="0" w:color="000000"/>
-              <w:bottom w:val="single" w:sz="8" w:space="0" w:color="000000"/>
-              <w:right w:val="single" w:sz="8" w:space="0" w:color="000000"/>
-            </w:tcBorders>
-            <w:vAlign w:val="center"/>
-          </w:tcPr>
-          <w:p>
-            <w:pPr>
-              <w:jc w:val="both"/>
+            <w:tcW w:w="2835" w:type="dxa"/>
+            <w:tcBorders>
+              <w:top w:val="single" w:sz="8" w:space="0" w:color="000000"/>
+              <w:left w:val="single" w:sz="8" w:space="0" w:color="000000"/>
+              <w:bottom w:val="single" w:sz="8" w:space="0" w:color="000000"/>
+              <w:right w:val="single" w:sz="8" w:space="0" w:color="000000"/>
+            </w:tcBorders>
+            <w:vAlign w:val="center"/>
+          </w:tcPr>
+          <w:p>
+            <w:pPr>
+              <w:jc w:val="left"/>
               <w:rPr>
                 <w:sz w:val="24"/>
                 <w:szCs w:val="24"/>
@@ -7210,11 +7369,12 @@
       </w:tr>
       <w:tr>
         <w:trPr>
+          <w:cantSplit/>
           <w:jc w:val="center"/>
         </w:trPr>
         <w:tc>
           <w:tcPr>
-            <w:tcW w:w="3367" w:type="dxa"/>
+            <w:tcW w:w="4309" w:type="dxa"/>
             <w:tcBorders>
               <w:top w:val="single" w:sz="8" w:space="0" w:color="000000"/>
               <w:left w:val="single" w:sz="8" w:space="0" w:color="000000"/>
@@ -7242,7 +7402,7 @@
         </w:tc>
         <w:tc>
           <w:tcPr>
-            <w:tcW w:w="2248" w:type="dxa"/>
+            <w:tcW w:w="1927" w:type="dxa"/>
             <w:tcBorders>
               <w:top w:val="single" w:sz="8" w:space="0" w:color="000000"/>
               <w:left w:val="single" w:sz="8" w:space="0" w:color="000000"/>
@@ -7270,18 +7430,18 @@
         </w:tc>
         <w:tc>
           <w:tcPr>
-            <w:tcW w:w="3913" w:type="dxa"/>
-            <w:tcBorders>
-              <w:top w:val="single" w:sz="8" w:space="0" w:color="000000"/>
-              <w:left w:val="single" w:sz="8" w:space="0" w:color="000000"/>
-              <w:bottom w:val="single" w:sz="8" w:space="0" w:color="000000"/>
-              <w:right w:val="single" w:sz="8" w:space="0" w:color="000000"/>
-            </w:tcBorders>
-            <w:vAlign w:val="center"/>
-          </w:tcPr>
-          <w:p>
-            <w:pPr>
-              <w:jc w:val="both"/>
+            <w:tcW w:w="2835" w:type="dxa"/>
+            <w:tcBorders>
+              <w:top w:val="single" w:sz="8" w:space="0" w:color="000000"/>
+              <w:left w:val="single" w:sz="8" w:space="0" w:color="000000"/>
+              <w:bottom w:val="single" w:sz="8" w:space="0" w:color="000000"/>
+              <w:right w:val="single" w:sz="8" w:space="0" w:color="000000"/>
+            </w:tcBorders>
+            <w:vAlign w:val="center"/>
+          </w:tcPr>
+          <w:p>
+            <w:pPr>
+              <w:jc w:val="left"/>
               <w:rPr>
                 <w:sz w:val="24"/>
                 <w:szCs w:val="24"/>
@@ -7300,39 +7460,40 @@
       </w:tr>
       <w:tr>
         <w:trPr>
+          <w:cantSplit/>
           <w:jc w:val="center"/>
         </w:trPr>
         <w:tc>
           <w:tcPr>
-            <w:tcW w:w="3367" w:type="dxa"/>
-            <w:tcBorders>
-              <w:top w:val="single" w:sz="8" w:space="0" w:color="000000"/>
-              <w:left w:val="single" w:sz="8" w:space="0" w:color="000000"/>
-              <w:bottom w:val="single" w:sz="8" w:space="0" w:color="000000"/>
-              <w:right w:val="single" w:sz="8" w:space="0" w:color="000000"/>
-            </w:tcBorders>
-            <w:vAlign w:val="center"/>
-          </w:tcPr>
-          <w:p>
-            <w:pPr>
-              <w:rPr>
-                <w:sz w:val="24"/>
-                <w:szCs w:val="24"/>
-              </w:rPr>
-            </w:pPr>
-            <w:r>
-              <w:rPr>
-                <w:b w:val="0"/>
-                <w:sz w:val="24"/>
-                <w:szCs w:val="24"/>
-              </w:rPr>
-              <w:t>6. Bila pelanggan memberi kredensial, minta pelanggan rotate kredensial itu setelah dipakai.</w:t>
-            </w:r>
-          </w:p>
-        </w:tc>
-        <w:tc>
-          <w:tcPr>
-            <w:tcW w:w="2248" w:type="dxa"/>
+            <w:tcW w:w="4309" w:type="dxa"/>
+            <w:tcBorders>
+              <w:top w:val="single" w:sz="8" w:space="0" w:color="000000"/>
+              <w:left w:val="single" w:sz="8" w:space="0" w:color="000000"/>
+              <w:bottom w:val="single" w:sz="8" w:space="0" w:color="000000"/>
+              <w:right w:val="single" w:sz="8" w:space="0" w:color="000000"/>
+            </w:tcBorders>
+            <w:vAlign w:val="center"/>
+          </w:tcPr>
+          <w:p>
+            <w:pPr>
+              <w:rPr>
+                <w:sz w:val="24"/>
+                <w:szCs w:val="24"/>
+              </w:rPr>
+            </w:pPr>
+            <w:r>
+              <w:rPr>
+                <w:b w:val="0"/>
+                <w:sz w:val="24"/>
+                <w:szCs w:val="24"/>
+              </w:rPr>
+              <w:t>6. Jika pelanggan memberikan kredensial, minta pelanggan melakukan rotate kredensial itu setelah dipakai.</w:t>
+            </w:r>
+          </w:p>
+        </w:tc>
+        <w:tc>
+          <w:tcPr>
+            <w:tcW w:w="1927" w:type="dxa"/>
             <w:tcBorders>
               <w:top w:val="single" w:sz="8" w:space="0" w:color="000000"/>
               <w:left w:val="single" w:sz="8" w:space="0" w:color="000000"/>
@@ -7360,18 +7521,18 @@
         </w:tc>
         <w:tc>
           <w:tcPr>
-            <w:tcW w:w="3913" w:type="dxa"/>
-            <w:tcBorders>
-              <w:top w:val="single" w:sz="8" w:space="0" w:color="000000"/>
-              <w:left w:val="single" w:sz="8" w:space="0" w:color="000000"/>
-              <w:bottom w:val="single" w:sz="8" w:space="0" w:color="000000"/>
-              <w:right w:val="single" w:sz="8" w:space="0" w:color="000000"/>
-            </w:tcBorders>
-            <w:vAlign w:val="center"/>
-          </w:tcPr>
-          <w:p>
-            <w:pPr>
-              <w:jc w:val="both"/>
+            <w:tcW w:w="2835" w:type="dxa"/>
+            <w:tcBorders>
+              <w:top w:val="single" w:sz="8" w:space="0" w:color="000000"/>
+              <w:left w:val="single" w:sz="8" w:space="0" w:color="000000"/>
+              <w:bottom w:val="single" w:sz="8" w:space="0" w:color="000000"/>
+              <w:right w:val="single" w:sz="8" w:space="0" w:color="000000"/>
+            </w:tcBorders>
+            <w:vAlign w:val="center"/>
+          </w:tcPr>
+          <w:p>
+            <w:pPr>
+              <w:jc w:val="left"/>
               <w:rPr>
                 <w:sz w:val="24"/>
                 <w:szCs w:val="24"/>
@@ -7416,6 +7577,7 @@
     <w:p>
       <w:pPr>
         <w:pStyle w:val="Heading2"/>
+        <w:keepNext/>
         <w:numPr>
           <w:ilvl w:val="1"/>
           <w:numId w:val="7"/>
@@ -7436,27 +7598,30 @@
         <w:tblLook w:val="0400" w:firstRow="0" w:lastRow="0" w:firstColumn="0" w:lastColumn="0" w:noHBand="0" w:noVBand="1"/>
       </w:tblPr>
       <w:tblGrid>
-        <w:gridCol w:w="3367"/>
-        <w:gridCol w:w="2248"/>
-        <w:gridCol w:w="3913"/>
+        <w:gridCol w:w="4309"/>
+        <w:gridCol w:w="1927"/>
+        <w:gridCol w:w="2835"/>
       </w:tblGrid>
       <w:tr>
         <w:trPr>
+          <w:cantSplit/>
+          <w:tblHeader/>
           <w:jc w:val="center"/>
         </w:trPr>
         <w:tc>
           <w:tcPr>
-            <w:tcW w:w="3367" w:type="dxa"/>
-            <w:tcBorders>
-              <w:top w:val="single" w:sz="8" w:space="0" w:color="000000"/>
-              <w:left w:val="single" w:sz="8" w:space="0" w:color="000000"/>
-              <w:bottom w:val="single" w:sz="8" w:space="0" w:color="000000"/>
-              <w:right w:val="single" w:sz="8" w:space="0" w:color="000000"/>
-            </w:tcBorders>
-            <w:vAlign w:val="center"/>
-          </w:tcPr>
-          <w:p>
-            <w:pPr>
+            <w:tcW w:w="4309" w:type="dxa"/>
+            <w:tcBorders>
+              <w:top w:val="single" w:sz="8" w:space="0" w:color="000000"/>
+              <w:left w:val="single" w:sz="8" w:space="0" w:color="000000"/>
+              <w:bottom w:val="single" w:sz="8" w:space="0" w:color="000000"/>
+              <w:right w:val="single" w:sz="8" w:space="0" w:color="000000"/>
+            </w:tcBorders>
+            <w:vAlign w:val="center"/>
+          </w:tcPr>
+          <w:p>
+            <w:pPr>
+              <w:keepNext/>
               <w:jc w:val="center"/>
               <w:rPr>
                 <w:sz w:val="24"/>
@@ -7476,17 +7641,18 @@
         </w:tc>
         <w:tc>
           <w:tcPr>
-            <w:tcW w:w="2248" w:type="dxa"/>
-            <w:tcBorders>
-              <w:top w:val="single" w:sz="8" w:space="0" w:color="000000"/>
-              <w:left w:val="single" w:sz="8" w:space="0" w:color="000000"/>
-              <w:bottom w:val="single" w:sz="8" w:space="0" w:color="000000"/>
-              <w:right w:val="single" w:sz="8" w:space="0" w:color="000000"/>
-            </w:tcBorders>
-            <w:vAlign w:val="center"/>
-          </w:tcPr>
-          <w:p>
-            <w:pPr>
+            <w:tcW w:w="1927" w:type="dxa"/>
+            <w:tcBorders>
+              <w:top w:val="single" w:sz="8" w:space="0" w:color="000000"/>
+              <w:left w:val="single" w:sz="8" w:space="0" w:color="000000"/>
+              <w:bottom w:val="single" w:sz="8" w:space="0" w:color="000000"/>
+              <w:right w:val="single" w:sz="8" w:space="0" w:color="000000"/>
+            </w:tcBorders>
+            <w:vAlign w:val="center"/>
+          </w:tcPr>
+          <w:p>
+            <w:pPr>
+              <w:keepNext/>
               <w:jc w:val="center"/>
               <w:rPr>
                 <w:sz w:val="24"/>
@@ -7506,17 +7672,18 @@
         </w:tc>
         <w:tc>
           <w:tcPr>
-            <w:tcW w:w="3913" w:type="dxa"/>
-            <w:tcBorders>
-              <w:top w:val="single" w:sz="8" w:space="0" w:color="000000"/>
-              <w:left w:val="single" w:sz="8" w:space="0" w:color="000000"/>
-              <w:bottom w:val="single" w:sz="8" w:space="0" w:color="000000"/>
-              <w:right w:val="single" w:sz="8" w:space="0" w:color="000000"/>
-            </w:tcBorders>
-            <w:vAlign w:val="center"/>
-          </w:tcPr>
-          <w:p>
-            <w:pPr>
+            <w:tcW w:w="2835" w:type="dxa"/>
+            <w:tcBorders>
+              <w:top w:val="single" w:sz="8" w:space="0" w:color="000000"/>
+              <w:left w:val="single" w:sz="8" w:space="0" w:color="000000"/>
+              <w:bottom w:val="single" w:sz="8" w:space="0" w:color="000000"/>
+              <w:right w:val="single" w:sz="8" w:space="0" w:color="000000"/>
+            </w:tcBorders>
+            <w:vAlign w:val="center"/>
+          </w:tcPr>
+          <w:p>
+            <w:pPr>
+              <w:keepNext/>
               <w:jc w:val="center"/>
               <w:rPr>
                 <w:sz w:val="24"/>
@@ -7537,11 +7704,12 @@
       </w:tr>
       <w:tr>
         <w:trPr>
+          <w:cantSplit/>
           <w:jc w:val="center"/>
         </w:trPr>
         <w:tc>
           <w:tcPr>
-            <w:tcW w:w="3367" w:type="dxa"/>
+            <w:tcW w:w="4309" w:type="dxa"/>
             <w:tcBorders>
               <w:top w:val="single" w:sz="8" w:space="0" w:color="000000"/>
               <w:left w:val="single" w:sz="8" w:space="0" w:color="000000"/>
@@ -7569,7 +7737,7 @@
         </w:tc>
         <w:tc>
           <w:tcPr>
-            <w:tcW w:w="2248" w:type="dxa"/>
+            <w:tcW w:w="1927" w:type="dxa"/>
             <w:tcBorders>
               <w:top w:val="single" w:sz="8" w:space="0" w:color="000000"/>
               <w:left w:val="single" w:sz="8" w:space="0" w:color="000000"/>
@@ -7597,18 +7765,18 @@
         </w:tc>
         <w:tc>
           <w:tcPr>
-            <w:tcW w:w="3913" w:type="dxa"/>
-            <w:tcBorders>
-              <w:top w:val="single" w:sz="8" w:space="0" w:color="000000"/>
-              <w:left w:val="single" w:sz="8" w:space="0" w:color="000000"/>
-              <w:bottom w:val="single" w:sz="8" w:space="0" w:color="000000"/>
-              <w:right w:val="single" w:sz="8" w:space="0" w:color="000000"/>
-            </w:tcBorders>
-            <w:vAlign w:val="center"/>
-          </w:tcPr>
-          <w:p>
-            <w:pPr>
-              <w:jc w:val="both"/>
+            <w:tcW w:w="2835" w:type="dxa"/>
+            <w:tcBorders>
+              <w:top w:val="single" w:sz="8" w:space="0" w:color="000000"/>
+              <w:left w:val="single" w:sz="8" w:space="0" w:color="000000"/>
+              <w:bottom w:val="single" w:sz="8" w:space="0" w:color="000000"/>
+              <w:right w:val="single" w:sz="8" w:space="0" w:color="000000"/>
+            </w:tcBorders>
+            <w:vAlign w:val="center"/>
+          </w:tcPr>
+          <w:p>
+            <w:pPr>
+              <w:jc w:val="left"/>
               <w:rPr>
                 <w:sz w:val="24"/>
                 <w:szCs w:val="24"/>
@@ -7627,11 +7795,12 @@
       </w:tr>
       <w:tr>
         <w:trPr>
+          <w:cantSplit/>
           <w:jc w:val="center"/>
         </w:trPr>
         <w:tc>
           <w:tcPr>
-            <w:tcW w:w="3367" w:type="dxa"/>
+            <w:tcW w:w="4309" w:type="dxa"/>
             <w:tcBorders>
               <w:top w:val="single" w:sz="8" w:space="0" w:color="000000"/>
               <w:left w:val="single" w:sz="8" w:space="0" w:color="000000"/>
@@ -7659,7 +7828,7 @@
         </w:tc>
         <w:tc>
           <w:tcPr>
-            <w:tcW w:w="2248" w:type="dxa"/>
+            <w:tcW w:w="1927" w:type="dxa"/>
             <w:tcBorders>
               <w:top w:val="single" w:sz="8" w:space="0" w:color="000000"/>
               <w:left w:val="single" w:sz="8" w:space="0" w:color="000000"/>
@@ -7687,18 +7856,18 @@
         </w:tc>
         <w:tc>
           <w:tcPr>
-            <w:tcW w:w="3913" w:type="dxa"/>
-            <w:tcBorders>
-              <w:top w:val="single" w:sz="8" w:space="0" w:color="000000"/>
-              <w:left w:val="single" w:sz="8" w:space="0" w:color="000000"/>
-              <w:bottom w:val="single" w:sz="8" w:space="0" w:color="000000"/>
-              <w:right w:val="single" w:sz="8" w:space="0" w:color="000000"/>
-            </w:tcBorders>
-            <w:vAlign w:val="center"/>
-          </w:tcPr>
-          <w:p>
-            <w:pPr>
-              <w:jc w:val="both"/>
+            <w:tcW w:w="2835" w:type="dxa"/>
+            <w:tcBorders>
+              <w:top w:val="single" w:sz="8" w:space="0" w:color="000000"/>
+              <w:left w:val="single" w:sz="8" w:space="0" w:color="000000"/>
+              <w:bottom w:val="single" w:sz="8" w:space="0" w:color="000000"/>
+              <w:right w:val="single" w:sz="8" w:space="0" w:color="000000"/>
+            </w:tcBorders>
+            <w:vAlign w:val="center"/>
+          </w:tcPr>
+          <w:p>
+            <w:pPr>
+              <w:jc w:val="left"/>
               <w:rPr>
                 <w:sz w:val="24"/>
                 <w:szCs w:val="24"/>
@@ -7717,39 +7886,40 @@
       </w:tr>
       <w:tr>
         <w:trPr>
+          <w:cantSplit/>
           <w:jc w:val="center"/>
         </w:trPr>
         <w:tc>
           <w:tcPr>
-            <w:tcW w:w="3367" w:type="dxa"/>
-            <w:tcBorders>
-              <w:top w:val="single" w:sz="8" w:space="0" w:color="000000"/>
-              <w:left w:val="single" w:sz="8" w:space="0" w:color="000000"/>
-              <w:bottom w:val="single" w:sz="8" w:space="0" w:color="000000"/>
-              <w:right w:val="single" w:sz="8" w:space="0" w:color="000000"/>
-            </w:tcBorders>
-            <w:vAlign w:val="center"/>
-          </w:tcPr>
-          <w:p>
-            <w:pPr>
-              <w:rPr>
-                <w:sz w:val="24"/>
-                <w:szCs w:val="24"/>
-              </w:rPr>
-            </w:pPr>
-            <w:r>
-              <w:rPr>
-                <w:b w:val="0"/>
-                <w:sz w:val="24"/>
-                <w:szCs w:val="24"/>
-              </w:rPr>
-              <w:t>3. Kirim info pulih ke pelanggan lewat kanal pelanggan melapor: waktu pulih dan ringkasan tindakan.</w:t>
-            </w:r>
-          </w:p>
-        </w:tc>
-        <w:tc>
-          <w:tcPr>
-            <w:tcW w:w="2248" w:type="dxa"/>
+            <w:tcW w:w="4309" w:type="dxa"/>
+            <w:tcBorders>
+              <w:top w:val="single" w:sz="8" w:space="0" w:color="000000"/>
+              <w:left w:val="single" w:sz="8" w:space="0" w:color="000000"/>
+              <w:bottom w:val="single" w:sz="8" w:space="0" w:color="000000"/>
+              <w:right w:val="single" w:sz="8" w:space="0" w:color="000000"/>
+            </w:tcBorders>
+            <w:vAlign w:val="center"/>
+          </w:tcPr>
+          <w:p>
+            <w:pPr>
+              <w:rPr>
+                <w:sz w:val="24"/>
+                <w:szCs w:val="24"/>
+              </w:rPr>
+            </w:pPr>
+            <w:r>
+              <w:rPr>
+                <w:b w:val="0"/>
+                <w:sz w:val="24"/>
+                <w:szCs w:val="24"/>
+              </w:rPr>
+              <w:t>3. Kirim info pulih ke pelanggan melalui kanal laporan pelanggan: waktu pulih dan ringkasan tindakan.</w:t>
+            </w:r>
+          </w:p>
+        </w:tc>
+        <w:tc>
+          <w:tcPr>
+            <w:tcW w:w="1927" w:type="dxa"/>
             <w:tcBorders>
               <w:top w:val="single" w:sz="8" w:space="0" w:color="000000"/>
               <w:left w:val="single" w:sz="8" w:space="0" w:color="000000"/>
@@ -7777,18 +7947,18 @@
         </w:tc>
         <w:tc>
           <w:tcPr>
-            <w:tcW w:w="3913" w:type="dxa"/>
-            <w:tcBorders>
-              <w:top w:val="single" w:sz="8" w:space="0" w:color="000000"/>
-              <w:left w:val="single" w:sz="8" w:space="0" w:color="000000"/>
-              <w:bottom w:val="single" w:sz="8" w:space="0" w:color="000000"/>
-              <w:right w:val="single" w:sz="8" w:space="0" w:color="000000"/>
-            </w:tcBorders>
-            <w:vAlign w:val="center"/>
-          </w:tcPr>
-          <w:p>
-            <w:pPr>
-              <w:jc w:val="both"/>
+            <w:tcW w:w="2835" w:type="dxa"/>
+            <w:tcBorders>
+              <w:top w:val="single" w:sz="8" w:space="0" w:color="000000"/>
+              <w:left w:val="single" w:sz="8" w:space="0" w:color="000000"/>
+              <w:bottom w:val="single" w:sz="8" w:space="0" w:color="000000"/>
+              <w:right w:val="single" w:sz="8" w:space="0" w:color="000000"/>
+            </w:tcBorders>
+            <w:vAlign w:val="center"/>
+          </w:tcPr>
+          <w:p>
+            <w:pPr>
+              <w:jc w:val="left"/>
               <w:rPr>
                 <w:sz w:val="24"/>
                 <w:szCs w:val="24"/>
@@ -7807,11 +7977,12 @@
       </w:tr>
       <w:tr>
         <w:trPr>
+          <w:cantSplit/>
           <w:jc w:val="center"/>
         </w:trPr>
         <w:tc>
           <w:tcPr>
-            <w:tcW w:w="3367" w:type="dxa"/>
+            <w:tcW w:w="4309" w:type="dxa"/>
             <w:tcBorders>
               <w:top w:val="single" w:sz="8" w:space="0" w:color="000000"/>
               <w:left w:val="single" w:sz="8" w:space="0" w:color="000000"/>
@@ -7839,7 +8010,7 @@
         </w:tc>
         <w:tc>
           <w:tcPr>
-            <w:tcW w:w="2248" w:type="dxa"/>
+            <w:tcW w:w="1927" w:type="dxa"/>
             <w:tcBorders>
               <w:top w:val="single" w:sz="8" w:space="0" w:color="000000"/>
               <w:left w:val="single" w:sz="8" w:space="0" w:color="000000"/>
@@ -7867,18 +8038,18 @@
         </w:tc>
         <w:tc>
           <w:tcPr>
-            <w:tcW w:w="3913" w:type="dxa"/>
-            <w:tcBorders>
-              <w:top w:val="single" w:sz="8" w:space="0" w:color="000000"/>
-              <w:left w:val="single" w:sz="8" w:space="0" w:color="000000"/>
-              <w:bottom w:val="single" w:sz="8" w:space="0" w:color="000000"/>
-              <w:right w:val="single" w:sz="8" w:space="0" w:color="000000"/>
-            </w:tcBorders>
-            <w:vAlign w:val="center"/>
-          </w:tcPr>
-          <w:p>
-            <w:pPr>
-              <w:jc w:val="both"/>
+            <w:tcW w:w="2835" w:type="dxa"/>
+            <w:tcBorders>
+              <w:top w:val="single" w:sz="8" w:space="0" w:color="000000"/>
+              <w:left w:val="single" w:sz="8" w:space="0" w:color="000000"/>
+              <w:bottom w:val="single" w:sz="8" w:space="0" w:color="000000"/>
+              <w:right w:val="single" w:sz="8" w:space="0" w:color="000000"/>
+            </w:tcBorders>
+            <w:vAlign w:val="center"/>
+          </w:tcPr>
+          <w:p>
+            <w:pPr>
+              <w:jc w:val="left"/>
               <w:rPr>
                 <w:sz w:val="24"/>
                 <w:szCs w:val="24"/>
@@ -7897,39 +8068,40 @@
       </w:tr>
       <w:tr>
         <w:trPr>
+          <w:cantSplit/>
           <w:jc w:val="center"/>
         </w:trPr>
         <w:tc>
           <w:tcPr>
-            <w:tcW w:w="3367" w:type="dxa"/>
-            <w:tcBorders>
-              <w:top w:val="single" w:sz="8" w:space="0" w:color="000000"/>
-              <w:left w:val="single" w:sz="8" w:space="0" w:color="000000"/>
-              <w:bottom w:val="single" w:sz="8" w:space="0" w:color="000000"/>
-              <w:right w:val="single" w:sz="8" w:space="0" w:color="000000"/>
-            </w:tcBorders>
-            <w:vAlign w:val="center"/>
-          </w:tcPr>
-          <w:p>
-            <w:pPr>
-              <w:rPr>
-                <w:sz w:val="24"/>
-                <w:szCs w:val="24"/>
-              </w:rPr>
-            </w:pPr>
-            <w:r>
-              <w:rPr>
-                <w:b w:val="0"/>
-                <w:sz w:val="24"/>
-                <w:szCs w:val="24"/>
-              </w:rPr>
-              <w:t>5. Tutup tiket dengan ringkasan gejala, akar masalah (bila sudah diketahui), tindakan, dan waktu pulih.</w:t>
-            </w:r>
-          </w:p>
-        </w:tc>
-        <w:tc>
-          <w:tcPr>
-            <w:tcW w:w="2248" w:type="dxa"/>
+            <w:tcW w:w="4309" w:type="dxa"/>
+            <w:tcBorders>
+              <w:top w:val="single" w:sz="8" w:space="0" w:color="000000"/>
+              <w:left w:val="single" w:sz="8" w:space="0" w:color="000000"/>
+              <w:bottom w:val="single" w:sz="8" w:space="0" w:color="000000"/>
+              <w:right w:val="single" w:sz="8" w:space="0" w:color="000000"/>
+            </w:tcBorders>
+            <w:vAlign w:val="center"/>
+          </w:tcPr>
+          <w:p>
+            <w:pPr>
+              <w:rPr>
+                <w:sz w:val="24"/>
+                <w:szCs w:val="24"/>
+              </w:rPr>
+            </w:pPr>
+            <w:r>
+              <w:rPr>
+                <w:b w:val="0"/>
+                <w:sz w:val="24"/>
+                <w:szCs w:val="24"/>
+              </w:rPr>
+              <w:t>5. Tutup ticket dengan ringkasan gejala, root cause (jika sudah diketahui), tindakan, dan waktu pulih.</w:t>
+            </w:r>
+          </w:p>
+        </w:tc>
+        <w:tc>
+          <w:tcPr>
+            <w:tcW w:w="1927" w:type="dxa"/>
             <w:tcBorders>
               <w:top w:val="single" w:sz="8" w:space="0" w:color="000000"/>
               <w:left w:val="single" w:sz="8" w:space="0" w:color="000000"/>
@@ -7957,41 +8129,42 @@
         </w:tc>
         <w:tc>
           <w:tcPr>
-            <w:tcW w:w="3913" w:type="dxa"/>
-            <w:tcBorders>
-              <w:top w:val="single" w:sz="8" w:space="0" w:color="000000"/>
-              <w:left w:val="single" w:sz="8" w:space="0" w:color="000000"/>
-              <w:bottom w:val="single" w:sz="8" w:space="0" w:color="000000"/>
-              <w:right w:val="single" w:sz="8" w:space="0" w:color="000000"/>
-            </w:tcBorders>
-            <w:vAlign w:val="center"/>
-          </w:tcPr>
-          <w:p>
-            <w:pPr>
-              <w:jc w:val="both"/>
-              <w:rPr>
-                <w:sz w:val="24"/>
-                <w:szCs w:val="24"/>
-              </w:rPr>
-            </w:pPr>
-            <w:r>
-              <w:rPr>
-                <w:b w:val="0"/>
-                <w:sz w:val="24"/>
-                <w:szCs w:val="24"/>
-              </w:rPr>
-              <w:t>Tiket ditutup</w:t>
+            <w:tcW w:w="2835" w:type="dxa"/>
+            <w:tcBorders>
+              <w:top w:val="single" w:sz="8" w:space="0" w:color="000000"/>
+              <w:left w:val="single" w:sz="8" w:space="0" w:color="000000"/>
+              <w:bottom w:val="single" w:sz="8" w:space="0" w:color="000000"/>
+              <w:right w:val="single" w:sz="8" w:space="0" w:color="000000"/>
+            </w:tcBorders>
+            <w:vAlign w:val="center"/>
+          </w:tcPr>
+          <w:p>
+            <w:pPr>
+              <w:jc w:val="left"/>
+              <w:rPr>
+                <w:sz w:val="24"/>
+                <w:szCs w:val="24"/>
+              </w:rPr>
+            </w:pPr>
+            <w:r>
+              <w:rPr>
+                <w:b w:val="0"/>
+                <w:sz w:val="24"/>
+                <w:szCs w:val="24"/>
+              </w:rPr>
+              <w:t>Ticket ditutup</w:t>
             </w:r>
           </w:p>
         </w:tc>
       </w:tr>
       <w:tr>
         <w:trPr>
+          <w:cantSplit/>
           <w:jc w:val="center"/>
         </w:trPr>
         <w:tc>
           <w:tcPr>
-            <w:tcW w:w="3367" w:type="dxa"/>
+            <w:tcW w:w="4309" w:type="dxa"/>
             <w:tcBorders>
               <w:top w:val="single" w:sz="8" w:space="0" w:color="000000"/>
               <w:left w:val="single" w:sz="8" w:space="0" w:color="000000"/>
@@ -8019,7 +8192,7 @@
         </w:tc>
         <w:tc>
           <w:tcPr>
-            <w:tcW w:w="2248" w:type="dxa"/>
+            <w:tcW w:w="1927" w:type="dxa"/>
             <w:tcBorders>
               <w:top w:val="single" w:sz="8" w:space="0" w:color="000000"/>
               <w:left w:val="single" w:sz="8" w:space="0" w:color="000000"/>
@@ -8047,30 +8220,30 @@
         </w:tc>
         <w:tc>
           <w:tcPr>
-            <w:tcW w:w="3913" w:type="dxa"/>
-            <w:tcBorders>
-              <w:top w:val="single" w:sz="8" w:space="0" w:color="000000"/>
-              <w:left w:val="single" w:sz="8" w:space="0" w:color="000000"/>
-              <w:bottom w:val="single" w:sz="8" w:space="0" w:color="000000"/>
-              <w:right w:val="single" w:sz="8" w:space="0" w:color="000000"/>
-            </w:tcBorders>
-            <w:vAlign w:val="center"/>
-          </w:tcPr>
-          <w:p>
-            <w:pPr>
-              <w:jc w:val="both"/>
-              <w:rPr>
-                <w:sz w:val="24"/>
-                <w:szCs w:val="24"/>
-              </w:rPr>
-            </w:pPr>
-            <w:r>
-              <w:rPr>
-                <w:b w:val="0"/>
-                <w:sz w:val="24"/>
-                <w:szCs w:val="24"/>
-              </w:rPr>
-              <w:t>Baris tiket di SNX-OPS-FRM-08 lengkap</w:t>
+            <w:tcW w:w="2835" w:type="dxa"/>
+            <w:tcBorders>
+              <w:top w:val="single" w:sz="8" w:space="0" w:color="000000"/>
+              <w:left w:val="single" w:sz="8" w:space="0" w:color="000000"/>
+              <w:bottom w:val="single" w:sz="8" w:space="0" w:color="000000"/>
+              <w:right w:val="single" w:sz="8" w:space="0" w:color="000000"/>
+            </w:tcBorders>
+            <w:vAlign w:val="center"/>
+          </w:tcPr>
+          <w:p>
+            <w:pPr>
+              <w:jc w:val="left"/>
+              <w:rPr>
+                <w:sz w:val="24"/>
+                <w:szCs w:val="24"/>
+              </w:rPr>
+            </w:pPr>
+            <w:r>
+              <w:rPr>
+                <w:b w:val="0"/>
+                <w:sz w:val="24"/>
+                <w:szCs w:val="24"/>
+              </w:rPr>
+              <w:t>Baris ticket di SNX-OPS-FRM-08 lengkap</w:t>
             </w:r>
           </w:p>
         </w:tc>
@@ -8103,6 +8276,7 @@
     <w:p>
       <w:pPr>
         <w:pStyle w:val="Heading2"/>
+        <w:keepNext/>
         <w:numPr>
           <w:ilvl w:val="1"/>
           <w:numId w:val="7"/>
@@ -8123,27 +8297,30 @@
         <w:tblLook w:val="0400" w:firstRow="0" w:lastRow="0" w:firstColumn="0" w:lastColumn="0" w:noHBand="0" w:noVBand="1"/>
       </w:tblPr>
       <w:tblGrid>
-        <w:gridCol w:w="3367"/>
-        <w:gridCol w:w="2248"/>
-        <w:gridCol w:w="3913"/>
+        <w:gridCol w:w="4309"/>
+        <w:gridCol w:w="1927"/>
+        <w:gridCol w:w="2835"/>
       </w:tblGrid>
       <w:tr>
         <w:trPr>
+          <w:cantSplit/>
+          <w:tblHeader/>
           <w:jc w:val="center"/>
         </w:trPr>
         <w:tc>
           <w:tcPr>
-            <w:tcW w:w="3367" w:type="dxa"/>
-            <w:tcBorders>
-              <w:top w:val="single" w:sz="8" w:space="0" w:color="000000"/>
-              <w:left w:val="single" w:sz="8" w:space="0" w:color="000000"/>
-              <w:bottom w:val="single" w:sz="8" w:space="0" w:color="000000"/>
-              <w:right w:val="single" w:sz="8" w:space="0" w:color="000000"/>
-            </w:tcBorders>
-            <w:vAlign w:val="center"/>
-          </w:tcPr>
-          <w:p>
-            <w:pPr>
+            <w:tcW w:w="4309" w:type="dxa"/>
+            <w:tcBorders>
+              <w:top w:val="single" w:sz="8" w:space="0" w:color="000000"/>
+              <w:left w:val="single" w:sz="8" w:space="0" w:color="000000"/>
+              <w:bottom w:val="single" w:sz="8" w:space="0" w:color="000000"/>
+              <w:right w:val="single" w:sz="8" w:space="0" w:color="000000"/>
+            </w:tcBorders>
+            <w:vAlign w:val="center"/>
+          </w:tcPr>
+          <w:p>
+            <w:pPr>
+              <w:keepNext/>
               <w:jc w:val="center"/>
               <w:rPr>
                 <w:sz w:val="24"/>
@@ -8163,17 +8340,18 @@
         </w:tc>
         <w:tc>
           <w:tcPr>
-            <w:tcW w:w="2248" w:type="dxa"/>
-            <w:tcBorders>
-              <w:top w:val="single" w:sz="8" w:space="0" w:color="000000"/>
-              <w:left w:val="single" w:sz="8" w:space="0" w:color="000000"/>
-              <w:bottom w:val="single" w:sz="8" w:space="0" w:color="000000"/>
-              <w:right w:val="single" w:sz="8" w:space="0" w:color="000000"/>
-            </w:tcBorders>
-            <w:vAlign w:val="center"/>
-          </w:tcPr>
-          <w:p>
-            <w:pPr>
+            <w:tcW w:w="1927" w:type="dxa"/>
+            <w:tcBorders>
+              <w:top w:val="single" w:sz="8" w:space="0" w:color="000000"/>
+              <w:left w:val="single" w:sz="8" w:space="0" w:color="000000"/>
+              <w:bottom w:val="single" w:sz="8" w:space="0" w:color="000000"/>
+              <w:right w:val="single" w:sz="8" w:space="0" w:color="000000"/>
+            </w:tcBorders>
+            <w:vAlign w:val="center"/>
+          </w:tcPr>
+          <w:p>
+            <w:pPr>
+              <w:keepNext/>
               <w:jc w:val="center"/>
               <w:rPr>
                 <w:sz w:val="24"/>
@@ -8193,17 +8371,18 @@
         </w:tc>
         <w:tc>
           <w:tcPr>
-            <w:tcW w:w="3913" w:type="dxa"/>
-            <w:tcBorders>
-              <w:top w:val="single" w:sz="8" w:space="0" w:color="000000"/>
-              <w:left w:val="single" w:sz="8" w:space="0" w:color="000000"/>
-              <w:bottom w:val="single" w:sz="8" w:space="0" w:color="000000"/>
-              <w:right w:val="single" w:sz="8" w:space="0" w:color="000000"/>
-            </w:tcBorders>
-            <w:vAlign w:val="center"/>
-          </w:tcPr>
-          <w:p>
-            <w:pPr>
+            <w:tcW w:w="2835" w:type="dxa"/>
+            <w:tcBorders>
+              <w:top w:val="single" w:sz="8" w:space="0" w:color="000000"/>
+              <w:left w:val="single" w:sz="8" w:space="0" w:color="000000"/>
+              <w:bottom w:val="single" w:sz="8" w:space="0" w:color="000000"/>
+              <w:right w:val="single" w:sz="8" w:space="0" w:color="000000"/>
+            </w:tcBorders>
+            <w:vAlign w:val="center"/>
+          </w:tcPr>
+          <w:p>
+            <w:pPr>
+              <w:keepNext/>
               <w:jc w:val="center"/>
               <w:rPr>
                 <w:sz w:val="24"/>
@@ -8224,11 +8403,12 @@
       </w:tr>
       <w:tr>
         <w:trPr>
+          <w:cantSplit/>
           <w:jc w:val="center"/>
         </w:trPr>
         <w:tc>
           <w:tcPr>
-            <w:tcW w:w="3367" w:type="dxa"/>
+            <w:tcW w:w="4309" w:type="dxa"/>
             <w:tcBorders>
               <w:top w:val="single" w:sz="8" w:space="0" w:color="000000"/>
               <w:left w:val="single" w:sz="8" w:space="0" w:color="000000"/>
@@ -8256,7 +8436,7 @@
         </w:tc>
         <w:tc>
           <w:tcPr>
-            <w:tcW w:w="2248" w:type="dxa"/>
+            <w:tcW w:w="1927" w:type="dxa"/>
             <w:tcBorders>
               <w:top w:val="single" w:sz="8" w:space="0" w:color="000000"/>
               <w:left w:val="single" w:sz="8" w:space="0" w:color="000000"/>
@@ -8284,18 +8464,18 @@
         </w:tc>
         <w:tc>
           <w:tcPr>
-            <w:tcW w:w="3913" w:type="dxa"/>
-            <w:tcBorders>
-              <w:top w:val="single" w:sz="8" w:space="0" w:color="000000"/>
-              <w:left w:val="single" w:sz="8" w:space="0" w:color="000000"/>
-              <w:bottom w:val="single" w:sz="8" w:space="0" w:color="000000"/>
-              <w:right w:val="single" w:sz="8" w:space="0" w:color="000000"/>
-            </w:tcBorders>
-            <w:vAlign w:val="center"/>
-          </w:tcPr>
-          <w:p>
-            <w:pPr>
-              <w:jc w:val="both"/>
+            <w:tcW w:w="2835" w:type="dxa"/>
+            <w:tcBorders>
+              <w:top w:val="single" w:sz="8" w:space="0" w:color="000000"/>
+              <w:left w:val="single" w:sz="8" w:space="0" w:color="000000"/>
+              <w:bottom w:val="single" w:sz="8" w:space="0" w:color="000000"/>
+              <w:right w:val="single" w:sz="8" w:space="0" w:color="000000"/>
+            </w:tcBorders>
+            <w:vAlign w:val="center"/>
+          </w:tcPr>
+          <w:p>
+            <w:pPr>
+              <w:jc w:val="left"/>
               <w:rPr>
                 <w:sz w:val="24"/>
                 <w:szCs w:val="24"/>
@@ -8314,11 +8494,12 @@
       </w:tr>
       <w:tr>
         <w:trPr>
+          <w:cantSplit/>
           <w:jc w:val="center"/>
         </w:trPr>
         <w:tc>
           <w:tcPr>
-            <w:tcW w:w="3367" w:type="dxa"/>
+            <w:tcW w:w="4309" w:type="dxa"/>
             <w:tcBorders>
               <w:top w:val="single" w:sz="8" w:space="0" w:color="000000"/>
               <w:left w:val="single" w:sz="8" w:space="0" w:color="000000"/>
@@ -8346,7 +8527,7 @@
         </w:tc>
         <w:tc>
           <w:tcPr>
-            <w:tcW w:w="2248" w:type="dxa"/>
+            <w:tcW w:w="1927" w:type="dxa"/>
             <w:tcBorders>
               <w:top w:val="single" w:sz="8" w:space="0" w:color="000000"/>
               <w:left w:val="single" w:sz="8" w:space="0" w:color="000000"/>
@@ -8374,18 +8555,18 @@
         </w:tc>
         <w:tc>
           <w:tcPr>
-            <w:tcW w:w="3913" w:type="dxa"/>
-            <w:tcBorders>
-              <w:top w:val="single" w:sz="8" w:space="0" w:color="000000"/>
-              <w:left w:val="single" w:sz="8" w:space="0" w:color="000000"/>
-              <w:bottom w:val="single" w:sz="8" w:space="0" w:color="000000"/>
-              <w:right w:val="single" w:sz="8" w:space="0" w:color="000000"/>
-            </w:tcBorders>
-            <w:vAlign w:val="center"/>
-          </w:tcPr>
-          <w:p>
-            <w:pPr>
-              <w:jc w:val="both"/>
+            <w:tcW w:w="2835" w:type="dxa"/>
+            <w:tcBorders>
+              <w:top w:val="single" w:sz="8" w:space="0" w:color="000000"/>
+              <w:left w:val="single" w:sz="8" w:space="0" w:color="000000"/>
+              <w:bottom w:val="single" w:sz="8" w:space="0" w:color="000000"/>
+              <w:right w:val="single" w:sz="8" w:space="0" w:color="000000"/>
+            </w:tcBorders>
+            <w:vAlign w:val="center"/>
+          </w:tcPr>
+          <w:p>
+            <w:pPr>
+              <w:jc w:val="left"/>
               <w:rPr>
                 <w:sz w:val="24"/>
                 <w:szCs w:val="24"/>
@@ -8404,11 +8585,12 @@
       </w:tr>
       <w:tr>
         <w:trPr>
+          <w:cantSplit/>
           <w:jc w:val="center"/>
         </w:trPr>
         <w:tc>
           <w:tcPr>
-            <w:tcW w:w="3367" w:type="dxa"/>
+            <w:tcW w:w="4309" w:type="dxa"/>
             <w:tcBorders>
               <w:top w:val="single" w:sz="8" w:space="0" w:color="000000"/>
               <w:left w:val="single" w:sz="8" w:space="0" w:color="000000"/>
@@ -8436,7 +8618,7 @@
         </w:tc>
         <w:tc>
           <w:tcPr>
-            <w:tcW w:w="2248" w:type="dxa"/>
+            <w:tcW w:w="1927" w:type="dxa"/>
             <w:tcBorders>
               <w:top w:val="single" w:sz="8" w:space="0" w:color="000000"/>
               <w:left w:val="single" w:sz="8" w:space="0" w:color="000000"/>
@@ -8464,18 +8646,18 @@
         </w:tc>
         <w:tc>
           <w:tcPr>
-            <w:tcW w:w="3913" w:type="dxa"/>
-            <w:tcBorders>
-              <w:top w:val="single" w:sz="8" w:space="0" w:color="000000"/>
-              <w:left w:val="single" w:sz="8" w:space="0" w:color="000000"/>
-              <w:bottom w:val="single" w:sz="8" w:space="0" w:color="000000"/>
-              <w:right w:val="single" w:sz="8" w:space="0" w:color="000000"/>
-            </w:tcBorders>
-            <w:vAlign w:val="center"/>
-          </w:tcPr>
-          <w:p>
-            <w:pPr>
-              <w:jc w:val="both"/>
+            <w:tcW w:w="2835" w:type="dxa"/>
+            <w:tcBorders>
+              <w:top w:val="single" w:sz="8" w:space="0" w:color="000000"/>
+              <w:left w:val="single" w:sz="8" w:space="0" w:color="000000"/>
+              <w:bottom w:val="single" w:sz="8" w:space="0" w:color="000000"/>
+              <w:right w:val="single" w:sz="8" w:space="0" w:color="000000"/>
+            </w:tcBorders>
+            <w:vAlign w:val="center"/>
+          </w:tcPr>
+          <w:p>
+            <w:pPr>
+              <w:jc w:val="left"/>
               <w:rPr>
                 <w:sz w:val="24"/>
                 <w:szCs w:val="24"/>
@@ -8494,11 +8676,12 @@
       </w:tr>
       <w:tr>
         <w:trPr>
+          <w:cantSplit/>
           <w:jc w:val="center"/>
         </w:trPr>
         <w:tc>
           <w:tcPr>
-            <w:tcW w:w="3367" w:type="dxa"/>
+            <w:tcW w:w="4309" w:type="dxa"/>
             <w:tcBorders>
               <w:top w:val="single" w:sz="8" w:space="0" w:color="000000"/>
               <w:left w:val="single" w:sz="8" w:space="0" w:color="000000"/>
@@ -8526,7 +8709,7 @@
         </w:tc>
         <w:tc>
           <w:tcPr>
-            <w:tcW w:w="2248" w:type="dxa"/>
+            <w:tcW w:w="1927" w:type="dxa"/>
             <w:tcBorders>
               <w:top w:val="single" w:sz="8" w:space="0" w:color="000000"/>
               <w:left w:val="single" w:sz="8" w:space="0" w:color="000000"/>
@@ -8554,18 +8737,18 @@
         </w:tc>
         <w:tc>
           <w:tcPr>
-            <w:tcW w:w="3913" w:type="dxa"/>
-            <w:tcBorders>
-              <w:top w:val="single" w:sz="8" w:space="0" w:color="000000"/>
-              <w:left w:val="single" w:sz="8" w:space="0" w:color="000000"/>
-              <w:bottom w:val="single" w:sz="8" w:space="0" w:color="000000"/>
-              <w:right w:val="single" w:sz="8" w:space="0" w:color="000000"/>
-            </w:tcBorders>
-            <w:vAlign w:val="center"/>
-          </w:tcPr>
-          <w:p>
-            <w:pPr>
-              <w:jc w:val="both"/>
+            <w:tcW w:w="2835" w:type="dxa"/>
+            <w:tcBorders>
+              <w:top w:val="single" w:sz="8" w:space="0" w:color="000000"/>
+              <w:left w:val="single" w:sz="8" w:space="0" w:color="000000"/>
+              <w:bottom w:val="single" w:sz="8" w:space="0" w:color="000000"/>
+              <w:right w:val="single" w:sz="8" w:space="0" w:color="000000"/>
+            </w:tcBorders>
+            <w:vAlign w:val="center"/>
+          </w:tcPr>
+          <w:p>
+            <w:pPr>
+              <w:jc w:val="left"/>
               <w:rPr>
                 <w:sz w:val="24"/>
                 <w:szCs w:val="24"/>
@@ -8584,39 +8767,40 @@
       </w:tr>
       <w:tr>
         <w:trPr>
+          <w:cantSplit/>
           <w:jc w:val="center"/>
         </w:trPr>
         <w:tc>
           <w:tcPr>
-            <w:tcW w:w="3367" w:type="dxa"/>
-            <w:tcBorders>
-              <w:top w:val="single" w:sz="8" w:space="0" w:color="000000"/>
-              <w:left w:val="single" w:sz="8" w:space="0" w:color="000000"/>
-              <w:bottom w:val="single" w:sz="8" w:space="0" w:color="000000"/>
-              <w:right w:val="single" w:sz="8" w:space="0" w:color="000000"/>
-            </w:tcBorders>
-            <w:vAlign w:val="center"/>
-          </w:tcPr>
-          <w:p>
-            <w:pPr>
-              <w:rPr>
-                <w:sz w:val="24"/>
-                <w:szCs w:val="24"/>
-              </w:rPr>
-            </w:pPr>
-            <w:r>
-              <w:rPr>
-                <w:b w:val="0"/>
-                <w:sz w:val="24"/>
-                <w:szCs w:val="24"/>
-              </w:rPr>
-              <w:t>5. Kirim RCA insiden P1 dan P2 ke pelanggan via email resmi: kronologi, akar masalah, dan tindakan korektif, dalam batas waktu bagian 8.</w:t>
-            </w:r>
-          </w:p>
-        </w:tc>
-        <w:tc>
-          <w:tcPr>
-            <w:tcW w:w="2248" w:type="dxa"/>
+            <w:tcW w:w="4309" w:type="dxa"/>
+            <w:tcBorders>
+              <w:top w:val="single" w:sz="8" w:space="0" w:color="000000"/>
+              <w:left w:val="single" w:sz="8" w:space="0" w:color="000000"/>
+              <w:bottom w:val="single" w:sz="8" w:space="0" w:color="000000"/>
+              <w:right w:val="single" w:sz="8" w:space="0" w:color="000000"/>
+            </w:tcBorders>
+            <w:vAlign w:val="center"/>
+          </w:tcPr>
+          <w:p>
+            <w:pPr>
+              <w:rPr>
+                <w:sz w:val="24"/>
+                <w:szCs w:val="24"/>
+              </w:rPr>
+            </w:pPr>
+            <w:r>
+              <w:rPr>
+                <w:b w:val="0"/>
+                <w:sz w:val="24"/>
+                <w:szCs w:val="24"/>
+              </w:rPr>
+              <w:t>5. Kirim RCA insiden P1 dan P2 ke pelanggan via email resmi: kronologi, root cause, dan corrective action, dalam batas waktu bagian 8.</w:t>
+            </w:r>
+          </w:p>
+        </w:tc>
+        <w:tc>
+          <w:tcPr>
+            <w:tcW w:w="1927" w:type="dxa"/>
             <w:tcBorders>
               <w:top w:val="single" w:sz="8" w:space="0" w:color="000000"/>
               <w:left w:val="single" w:sz="8" w:space="0" w:color="000000"/>
@@ -8644,18 +8828,18 @@
         </w:tc>
         <w:tc>
           <w:tcPr>
-            <w:tcW w:w="3913" w:type="dxa"/>
-            <w:tcBorders>
-              <w:top w:val="single" w:sz="8" w:space="0" w:color="000000"/>
-              <w:left w:val="single" w:sz="8" w:space="0" w:color="000000"/>
-              <w:bottom w:val="single" w:sz="8" w:space="0" w:color="000000"/>
-              <w:right w:val="single" w:sz="8" w:space="0" w:color="000000"/>
-            </w:tcBorders>
-            <w:vAlign w:val="center"/>
-          </w:tcPr>
-          <w:p>
-            <w:pPr>
-              <w:jc w:val="both"/>
+            <w:tcW w:w="2835" w:type="dxa"/>
+            <w:tcBorders>
+              <w:top w:val="single" w:sz="8" w:space="0" w:color="000000"/>
+              <w:left w:val="single" w:sz="8" w:space="0" w:color="000000"/>
+              <w:bottom w:val="single" w:sz="8" w:space="0" w:color="000000"/>
+              <w:right w:val="single" w:sz="8" w:space="0" w:color="000000"/>
+            </w:tcBorders>
+            <w:vAlign w:val="center"/>
+          </w:tcPr>
+          <w:p>
+            <w:pPr>
+              <w:jc w:val="left"/>
               <w:rPr>
                 <w:sz w:val="24"/>
                 <w:szCs w:val="24"/>
@@ -8674,11 +8858,12 @@
       </w:tr>
       <w:tr>
         <w:trPr>
+          <w:cantSplit/>
           <w:jc w:val="center"/>
         </w:trPr>
         <w:tc>
           <w:tcPr>
-            <w:tcW w:w="3367" w:type="dxa"/>
+            <w:tcW w:w="4309" w:type="dxa"/>
             <w:tcBorders>
               <w:top w:val="single" w:sz="8" w:space="0" w:color="000000"/>
               <w:left w:val="single" w:sz="8" w:space="0" w:color="000000"/>
@@ -8706,7 +8891,7 @@
         </w:tc>
         <w:tc>
           <w:tcPr>
-            <w:tcW w:w="2248" w:type="dxa"/>
+            <w:tcW w:w="1927" w:type="dxa"/>
             <w:tcBorders>
               <w:top w:val="single" w:sz="8" w:space="0" w:color="000000"/>
               <w:left w:val="single" w:sz="8" w:space="0" w:color="000000"/>
@@ -8734,18 +8919,18 @@
         </w:tc>
         <w:tc>
           <w:tcPr>
-            <w:tcW w:w="3913" w:type="dxa"/>
-            <w:tcBorders>
-              <w:top w:val="single" w:sz="8" w:space="0" w:color="000000"/>
-              <w:left w:val="single" w:sz="8" w:space="0" w:color="000000"/>
-              <w:bottom w:val="single" w:sz="8" w:space="0" w:color="000000"/>
-              <w:right w:val="single" w:sz="8" w:space="0" w:color="000000"/>
-            </w:tcBorders>
-            <w:vAlign w:val="center"/>
-          </w:tcPr>
-          <w:p>
-            <w:pPr>
-              <w:jc w:val="both"/>
+            <w:tcW w:w="2835" w:type="dxa"/>
+            <w:tcBorders>
+              <w:top w:val="single" w:sz="8" w:space="0" w:color="000000"/>
+              <w:left w:val="single" w:sz="8" w:space="0" w:color="000000"/>
+              <w:bottom w:val="single" w:sz="8" w:space="0" w:color="000000"/>
+              <w:right w:val="single" w:sz="8" w:space="0" w:color="000000"/>
+            </w:tcBorders>
+            <w:vAlign w:val="center"/>
+          </w:tcPr>
+          <w:p>
+            <w:pPr>
+              <w:jc w:val="left"/>
               <w:rPr>
                 <w:sz w:val="24"/>
                 <w:szCs w:val="24"/>
@@ -8764,39 +8949,40 @@
       </w:tr>
       <w:tr>
         <w:trPr>
+          <w:cantSplit/>
           <w:jc w:val="center"/>
         </w:trPr>
         <w:tc>
           <w:tcPr>
-            <w:tcW w:w="3367" w:type="dxa"/>
-            <w:tcBorders>
-              <w:top w:val="single" w:sz="8" w:space="0" w:color="000000"/>
-              <w:left w:val="single" w:sz="8" w:space="0" w:color="000000"/>
-              <w:bottom w:val="single" w:sz="8" w:space="0" w:color="000000"/>
-              <w:right w:val="single" w:sz="8" w:space="0" w:color="000000"/>
-            </w:tcBorders>
-            <w:vAlign w:val="center"/>
-          </w:tcPr>
-          <w:p>
-            <w:pPr>
-              <w:rPr>
-                <w:sz w:val="24"/>
-                <w:szCs w:val="24"/>
-              </w:rPr>
-            </w:pPr>
-            <w:r>
-              <w:rPr>
-                <w:b w:val="0"/>
-                <w:sz w:val="24"/>
-                <w:szCs w:val="24"/>
-              </w:rPr>
-              <w:t>7. Catat tindakan korektif dengan pemilik dan tenggat.</w:t>
-            </w:r>
-          </w:p>
-        </w:tc>
-        <w:tc>
-          <w:tcPr>
-            <w:tcW w:w="2248" w:type="dxa"/>
+            <w:tcW w:w="4309" w:type="dxa"/>
+            <w:tcBorders>
+              <w:top w:val="single" w:sz="8" w:space="0" w:color="000000"/>
+              <w:left w:val="single" w:sz="8" w:space="0" w:color="000000"/>
+              <w:bottom w:val="single" w:sz="8" w:space="0" w:color="000000"/>
+              <w:right w:val="single" w:sz="8" w:space="0" w:color="000000"/>
+            </w:tcBorders>
+            <w:vAlign w:val="center"/>
+          </w:tcPr>
+          <w:p>
+            <w:pPr>
+              <w:rPr>
+                <w:sz w:val="24"/>
+                <w:szCs w:val="24"/>
+              </w:rPr>
+            </w:pPr>
+            <w:r>
+              <w:rPr>
+                <w:b w:val="0"/>
+                <w:sz w:val="24"/>
+                <w:szCs w:val="24"/>
+              </w:rPr>
+              <w:t>7. Catat corrective action dengan pemilik dan tenggat.</w:t>
+            </w:r>
+          </w:p>
+        </w:tc>
+        <w:tc>
+          <w:tcPr>
+            <w:tcW w:w="1927" w:type="dxa"/>
             <w:tcBorders>
               <w:top w:val="single" w:sz="8" w:space="0" w:color="000000"/>
               <w:left w:val="single" w:sz="8" w:space="0" w:color="000000"/>
@@ -8824,18 +9010,18 @@
         </w:tc>
         <w:tc>
           <w:tcPr>
-            <w:tcW w:w="3913" w:type="dxa"/>
-            <w:tcBorders>
-              <w:top w:val="single" w:sz="8" w:space="0" w:color="000000"/>
-              <w:left w:val="single" w:sz="8" w:space="0" w:color="000000"/>
-              <w:bottom w:val="single" w:sz="8" w:space="0" w:color="000000"/>
-              <w:right w:val="single" w:sz="8" w:space="0" w:color="000000"/>
-            </w:tcBorders>
-            <w:vAlign w:val="center"/>
-          </w:tcPr>
-          <w:p>
-            <w:pPr>
-              <w:jc w:val="both"/>
+            <w:tcW w:w="2835" w:type="dxa"/>
+            <w:tcBorders>
+              <w:top w:val="single" w:sz="8" w:space="0" w:color="000000"/>
+              <w:left w:val="single" w:sz="8" w:space="0" w:color="000000"/>
+              <w:bottom w:val="single" w:sz="8" w:space="0" w:color="000000"/>
+              <w:right w:val="single" w:sz="8" w:space="0" w:color="000000"/>
+            </w:tcBorders>
+            <w:vAlign w:val="center"/>
+          </w:tcPr>
+          <w:p>
+            <w:pPr>
+              <w:jc w:val="left"/>
               <w:rPr>
                 <w:sz w:val="24"/>
                 <w:szCs w:val="24"/>
@@ -8854,39 +9040,40 @@
       </w:tr>
       <w:tr>
         <w:trPr>
+          <w:cantSplit/>
           <w:jc w:val="center"/>
         </w:trPr>
         <w:tc>
           <w:tcPr>
-            <w:tcW w:w="3367" w:type="dxa"/>
-            <w:tcBorders>
-              <w:top w:val="single" w:sz="8" w:space="0" w:color="000000"/>
-              <w:left w:val="single" w:sz="8" w:space="0" w:color="000000"/>
-              <w:bottom w:val="single" w:sz="8" w:space="0" w:color="000000"/>
-              <w:right w:val="single" w:sz="8" w:space="0" w:color="000000"/>
-            </w:tcBorders>
-            <w:vAlign w:val="center"/>
-          </w:tcPr>
-          <w:p>
-            <w:pPr>
-              <w:rPr>
-                <w:sz w:val="24"/>
-                <w:szCs w:val="24"/>
-              </w:rPr>
-            </w:pPr>
-            <w:r>
-              <w:rPr>
-                <w:b w:val="0"/>
-                <w:sz w:val="24"/>
-                <w:szCs w:val="24"/>
-              </w:rPr>
-              <w:t>8. Pantau tindakan korektif sampai efektif.</w:t>
-            </w:r>
-          </w:p>
-        </w:tc>
-        <w:tc>
-          <w:tcPr>
-            <w:tcW w:w="2248" w:type="dxa"/>
+            <w:tcW w:w="4309" w:type="dxa"/>
+            <w:tcBorders>
+              <w:top w:val="single" w:sz="8" w:space="0" w:color="000000"/>
+              <w:left w:val="single" w:sz="8" w:space="0" w:color="000000"/>
+              <w:bottom w:val="single" w:sz="8" w:space="0" w:color="000000"/>
+              <w:right w:val="single" w:sz="8" w:space="0" w:color="000000"/>
+            </w:tcBorders>
+            <w:vAlign w:val="center"/>
+          </w:tcPr>
+          <w:p>
+            <w:pPr>
+              <w:rPr>
+                <w:sz w:val="24"/>
+                <w:szCs w:val="24"/>
+              </w:rPr>
+            </w:pPr>
+            <w:r>
+              <w:rPr>
+                <w:b w:val="0"/>
+                <w:sz w:val="24"/>
+                <w:szCs w:val="24"/>
+              </w:rPr>
+              <w:t>8. Pantau corrective action sampai efektif.</w:t>
+            </w:r>
+          </w:p>
+        </w:tc>
+        <w:tc>
+          <w:tcPr>
+            <w:tcW w:w="1927" w:type="dxa"/>
             <w:tcBorders>
               <w:top w:val="single" w:sz="8" w:space="0" w:color="000000"/>
               <w:left w:val="single" w:sz="8" w:space="0" w:color="000000"/>
@@ -8914,18 +9101,18 @@
         </w:tc>
         <w:tc>
           <w:tcPr>
-            <w:tcW w:w="3913" w:type="dxa"/>
-            <w:tcBorders>
-              <w:top w:val="single" w:sz="8" w:space="0" w:color="000000"/>
-              <w:left w:val="single" w:sz="8" w:space="0" w:color="000000"/>
-              <w:bottom w:val="single" w:sz="8" w:space="0" w:color="000000"/>
-              <w:right w:val="single" w:sz="8" w:space="0" w:color="000000"/>
-            </w:tcBorders>
-            <w:vAlign w:val="center"/>
-          </w:tcPr>
-          <w:p>
-            <w:pPr>
-              <w:jc w:val="both"/>
+            <w:tcW w:w="2835" w:type="dxa"/>
+            <w:tcBorders>
+              <w:top w:val="single" w:sz="8" w:space="0" w:color="000000"/>
+              <w:left w:val="single" w:sz="8" w:space="0" w:color="000000"/>
+              <w:bottom w:val="single" w:sz="8" w:space="0" w:color="000000"/>
+              <w:right w:val="single" w:sz="8" w:space="0" w:color="000000"/>
+            </w:tcBorders>
+            <w:vAlign w:val="center"/>
+          </w:tcPr>
+          <w:p>
+            <w:pPr>
+              <w:jc w:val="left"/>
               <w:rPr>
                 <w:sz w:val="24"/>
                 <w:szCs w:val="24"/>
@@ -8982,6 +9169,7 @@
     </w:p>
     <w:p>
       <w:pPr>
+        <w:keepNext/>
         <w:pBdr>
           <w:top w:val="nil"/>
           <w:left w:val="nil"/>
@@ -9001,7 +9189,7 @@
           <w:sz w:val="24"/>
           <w:szCs w:val="24"/>
         </w:rPr>
-        <w:t xml:space="preserve">Insiden P4 tidak perlu eskalasi. Batas waktu eskalasi hierarki ada di bagian 8.</w:t>
+        <w:t xml:space="preserve">Insiden P4 tidak perlu eskalasi. Batas waktu eskalasi hierarki mengikuti tabel bagian 8.</w:t>
       </w:r>
     </w:p>
     <w:tbl>
@@ -9014,27 +9202,30 @@
         <w:tblLook w:val="0400" w:firstRow="0" w:lastRow="0" w:firstColumn="0" w:lastColumn="0" w:noHBand="0" w:noVBand="1"/>
       </w:tblPr>
       <w:tblGrid>
-        <w:gridCol w:w="3367"/>
-        <w:gridCol w:w="2248"/>
-        <w:gridCol w:w="3913"/>
+        <w:gridCol w:w="4309"/>
+        <w:gridCol w:w="1927"/>
+        <w:gridCol w:w="2835"/>
       </w:tblGrid>
       <w:tr>
         <w:trPr>
+          <w:cantSplit/>
+          <w:tblHeader/>
           <w:jc w:val="center"/>
         </w:trPr>
         <w:tc>
           <w:tcPr>
-            <w:tcW w:w="3367" w:type="dxa"/>
-            <w:tcBorders>
-              <w:top w:val="single" w:sz="8" w:space="0" w:color="000000"/>
-              <w:left w:val="single" w:sz="8" w:space="0" w:color="000000"/>
-              <w:bottom w:val="single" w:sz="8" w:space="0" w:color="000000"/>
-              <w:right w:val="single" w:sz="8" w:space="0" w:color="000000"/>
-            </w:tcBorders>
-            <w:vAlign w:val="center"/>
-          </w:tcPr>
-          <w:p>
-            <w:pPr>
+            <w:tcW w:w="4309" w:type="dxa"/>
+            <w:tcBorders>
+              <w:top w:val="single" w:sz="8" w:space="0" w:color="000000"/>
+              <w:left w:val="single" w:sz="8" w:space="0" w:color="000000"/>
+              <w:bottom w:val="single" w:sz="8" w:space="0" w:color="000000"/>
+              <w:right w:val="single" w:sz="8" w:space="0" w:color="000000"/>
+            </w:tcBorders>
+            <w:vAlign w:val="center"/>
+          </w:tcPr>
+          <w:p>
+            <w:pPr>
+              <w:keepNext/>
               <w:jc w:val="center"/>
               <w:rPr>
                 <w:sz w:val="24"/>
@@ -9054,17 +9245,18 @@
         </w:tc>
         <w:tc>
           <w:tcPr>
-            <w:tcW w:w="2248" w:type="dxa"/>
-            <w:tcBorders>
-              <w:top w:val="single" w:sz="8" w:space="0" w:color="000000"/>
-              <w:left w:val="single" w:sz="8" w:space="0" w:color="000000"/>
-              <w:bottom w:val="single" w:sz="8" w:space="0" w:color="000000"/>
-              <w:right w:val="single" w:sz="8" w:space="0" w:color="000000"/>
-            </w:tcBorders>
-            <w:vAlign w:val="center"/>
-          </w:tcPr>
-          <w:p>
-            <w:pPr>
+            <w:tcW w:w="1927" w:type="dxa"/>
+            <w:tcBorders>
+              <w:top w:val="single" w:sz="8" w:space="0" w:color="000000"/>
+              <w:left w:val="single" w:sz="8" w:space="0" w:color="000000"/>
+              <w:bottom w:val="single" w:sz="8" w:space="0" w:color="000000"/>
+              <w:right w:val="single" w:sz="8" w:space="0" w:color="000000"/>
+            </w:tcBorders>
+            <w:vAlign w:val="center"/>
+          </w:tcPr>
+          <w:p>
+            <w:pPr>
+              <w:keepNext/>
               <w:jc w:val="center"/>
               <w:rPr>
                 <w:sz w:val="24"/>
@@ -9084,17 +9276,18 @@
         </w:tc>
         <w:tc>
           <w:tcPr>
-            <w:tcW w:w="3913" w:type="dxa"/>
-            <w:tcBorders>
-              <w:top w:val="single" w:sz="8" w:space="0" w:color="000000"/>
-              <w:left w:val="single" w:sz="8" w:space="0" w:color="000000"/>
-              <w:bottom w:val="single" w:sz="8" w:space="0" w:color="000000"/>
-              <w:right w:val="single" w:sz="8" w:space="0" w:color="000000"/>
-            </w:tcBorders>
-            <w:vAlign w:val="center"/>
-          </w:tcPr>
-          <w:p>
-            <w:pPr>
+            <w:tcW w:w="2835" w:type="dxa"/>
+            <w:tcBorders>
+              <w:top w:val="single" w:sz="8" w:space="0" w:color="000000"/>
+              <w:left w:val="single" w:sz="8" w:space="0" w:color="000000"/>
+              <w:bottom w:val="single" w:sz="8" w:space="0" w:color="000000"/>
+              <w:right w:val="single" w:sz="8" w:space="0" w:color="000000"/>
+            </w:tcBorders>
+            <w:vAlign w:val="center"/>
+          </w:tcPr>
+          <w:p>
+            <w:pPr>
+              <w:keepNext/>
               <w:jc w:val="center"/>
               <w:rPr>
                 <w:sz w:val="24"/>
@@ -9115,39 +9308,40 @@
       </w:tr>
       <w:tr>
         <w:trPr>
+          <w:cantSplit/>
           <w:jc w:val="center"/>
         </w:trPr>
         <w:tc>
           <w:tcPr>
-            <w:tcW w:w="3367" w:type="dxa"/>
-            <w:tcBorders>
-              <w:top w:val="single" w:sz="8" w:space="0" w:color="000000"/>
-              <w:left w:val="single" w:sz="8" w:space="0" w:color="000000"/>
-              <w:bottom w:val="single" w:sz="8" w:space="0" w:color="000000"/>
-              <w:right w:val="single" w:sz="8" w:space="0" w:color="000000"/>
-            </w:tcBorders>
-            <w:vAlign w:val="center"/>
-          </w:tcPr>
-          <w:p>
-            <w:pPr>
-              <w:rPr>
-                <w:sz w:val="24"/>
-                <w:szCs w:val="24"/>
-              </w:rPr>
-            </w:pPr>
-            <w:r>
-              <w:rPr>
-                <w:b w:val="0"/>
-                <w:sz w:val="24"/>
-                <w:szCs w:val="24"/>
-              </w:rPr>
-              <w:t>1. Eskalasi insiden P1 ke Lead NOC.</w:t>
-            </w:r>
-          </w:p>
-        </w:tc>
-        <w:tc>
-          <w:tcPr>
-            <w:tcW w:w="2248" w:type="dxa"/>
+            <w:tcW w:w="4309" w:type="dxa"/>
+            <w:tcBorders>
+              <w:top w:val="single" w:sz="8" w:space="0" w:color="000000"/>
+              <w:left w:val="single" w:sz="8" w:space="0" w:color="000000"/>
+              <w:bottom w:val="single" w:sz="8" w:space="0" w:color="000000"/>
+              <w:right w:val="single" w:sz="8" w:space="0" w:color="000000"/>
+            </w:tcBorders>
+            <w:vAlign w:val="center"/>
+          </w:tcPr>
+          <w:p>
+            <w:pPr>
+              <w:rPr>
+                <w:sz w:val="24"/>
+                <w:szCs w:val="24"/>
+              </w:rPr>
+            </w:pPr>
+            <w:r>
+              <w:rPr>
+                <w:b w:val="0"/>
+                <w:sz w:val="24"/>
+                <w:szCs w:val="24"/>
+              </w:rPr>
+              <w:t>1. Eskalasikan insiden P1 ke Lead NOC.</w:t>
+            </w:r>
+          </w:p>
+        </w:tc>
+        <w:tc>
+          <w:tcPr>
+            <w:tcW w:w="1927" w:type="dxa"/>
             <w:tcBorders>
               <w:top w:val="single" w:sz="8" w:space="0" w:color="000000"/>
               <w:left w:val="single" w:sz="8" w:space="0" w:color="000000"/>
@@ -9175,18 +9369,18 @@
         </w:tc>
         <w:tc>
           <w:tcPr>
-            <w:tcW w:w="3913" w:type="dxa"/>
-            <w:tcBorders>
-              <w:top w:val="single" w:sz="8" w:space="0" w:color="000000"/>
-              <w:left w:val="single" w:sz="8" w:space="0" w:color="000000"/>
-              <w:bottom w:val="single" w:sz="8" w:space="0" w:color="000000"/>
-              <w:right w:val="single" w:sz="8" w:space="0" w:color="000000"/>
-            </w:tcBorders>
-            <w:vAlign w:val="center"/>
-          </w:tcPr>
-          <w:p>
-            <w:pPr>
-              <w:jc w:val="both"/>
+            <w:tcW w:w="2835" w:type="dxa"/>
+            <w:tcBorders>
+              <w:top w:val="single" w:sz="8" w:space="0" w:color="000000"/>
+              <w:left w:val="single" w:sz="8" w:space="0" w:color="000000"/>
+              <w:bottom w:val="single" w:sz="8" w:space="0" w:color="000000"/>
+              <w:right w:val="single" w:sz="8" w:space="0" w:color="000000"/>
+            </w:tcBorders>
+            <w:vAlign w:val="center"/>
+          </w:tcPr>
+          <w:p>
+            <w:pPr>
+              <w:jc w:val="left"/>
               <w:rPr>
                 <w:sz w:val="24"/>
                 <w:szCs w:val="24"/>
@@ -9205,39 +9399,40 @@
       </w:tr>
       <w:tr>
         <w:trPr>
+          <w:cantSplit/>
           <w:jc w:val="center"/>
         </w:trPr>
         <w:tc>
           <w:tcPr>
-            <w:tcW w:w="3367" w:type="dxa"/>
-            <w:tcBorders>
-              <w:top w:val="single" w:sz="8" w:space="0" w:color="000000"/>
-              <w:left w:val="single" w:sz="8" w:space="0" w:color="000000"/>
-              <w:bottom w:val="single" w:sz="8" w:space="0" w:color="000000"/>
-              <w:right w:val="single" w:sz="8" w:space="0" w:color="000000"/>
-            </w:tcBorders>
-            <w:vAlign w:val="center"/>
-          </w:tcPr>
-          <w:p>
-            <w:pPr>
-              <w:rPr>
-                <w:sz w:val="24"/>
-                <w:szCs w:val="24"/>
-              </w:rPr>
-            </w:pPr>
-            <w:r>
-              <w:rPr>
-                <w:b w:val="0"/>
-                <w:sz w:val="24"/>
-                <w:szCs w:val="24"/>
-              </w:rPr>
-              <w:t>2. Eskalasi insiden P2 ke Lead NOC.</w:t>
-            </w:r>
-          </w:p>
-        </w:tc>
-        <w:tc>
-          <w:tcPr>
-            <w:tcW w:w="2248" w:type="dxa"/>
+            <w:tcW w:w="4309" w:type="dxa"/>
+            <w:tcBorders>
+              <w:top w:val="single" w:sz="8" w:space="0" w:color="000000"/>
+              <w:left w:val="single" w:sz="8" w:space="0" w:color="000000"/>
+              <w:bottom w:val="single" w:sz="8" w:space="0" w:color="000000"/>
+              <w:right w:val="single" w:sz="8" w:space="0" w:color="000000"/>
+            </w:tcBorders>
+            <w:vAlign w:val="center"/>
+          </w:tcPr>
+          <w:p>
+            <w:pPr>
+              <w:rPr>
+                <w:sz w:val="24"/>
+                <w:szCs w:val="24"/>
+              </w:rPr>
+            </w:pPr>
+            <w:r>
+              <w:rPr>
+                <w:b w:val="0"/>
+                <w:sz w:val="24"/>
+                <w:szCs w:val="24"/>
+              </w:rPr>
+              <w:t>2. Eskalasikan insiden P2 ke Lead NOC.</w:t>
+            </w:r>
+          </w:p>
+        </w:tc>
+        <w:tc>
+          <w:tcPr>
+            <w:tcW w:w="1927" w:type="dxa"/>
             <w:tcBorders>
               <w:top w:val="single" w:sz="8" w:space="0" w:color="000000"/>
               <w:left w:val="single" w:sz="8" w:space="0" w:color="000000"/>
@@ -9265,18 +9460,18 @@
         </w:tc>
         <w:tc>
           <w:tcPr>
-            <w:tcW w:w="3913" w:type="dxa"/>
-            <w:tcBorders>
-              <w:top w:val="single" w:sz="8" w:space="0" w:color="000000"/>
-              <w:left w:val="single" w:sz="8" w:space="0" w:color="000000"/>
-              <w:bottom w:val="single" w:sz="8" w:space="0" w:color="000000"/>
-              <w:right w:val="single" w:sz="8" w:space="0" w:color="000000"/>
-            </w:tcBorders>
-            <w:vAlign w:val="center"/>
-          </w:tcPr>
-          <w:p>
-            <w:pPr>
-              <w:jc w:val="both"/>
+            <w:tcW w:w="2835" w:type="dxa"/>
+            <w:tcBorders>
+              <w:top w:val="single" w:sz="8" w:space="0" w:color="000000"/>
+              <w:left w:val="single" w:sz="8" w:space="0" w:color="000000"/>
+              <w:bottom w:val="single" w:sz="8" w:space="0" w:color="000000"/>
+              <w:right w:val="single" w:sz="8" w:space="0" w:color="000000"/>
+            </w:tcBorders>
+            <w:vAlign w:val="center"/>
+          </w:tcPr>
+          <w:p>
+            <w:pPr>
+              <w:jc w:val="left"/>
               <w:rPr>
                 <w:sz w:val="24"/>
                 <w:szCs w:val="24"/>
@@ -9295,39 +9490,40 @@
       </w:tr>
       <w:tr>
         <w:trPr>
+          <w:cantSplit/>
           <w:jc w:val="center"/>
         </w:trPr>
         <w:tc>
           <w:tcPr>
-            <w:tcW w:w="3367" w:type="dxa"/>
-            <w:tcBorders>
-              <w:top w:val="single" w:sz="8" w:space="0" w:color="000000"/>
-              <w:left w:val="single" w:sz="8" w:space="0" w:color="000000"/>
-              <w:bottom w:val="single" w:sz="8" w:space="0" w:color="000000"/>
-              <w:right w:val="single" w:sz="8" w:space="0" w:color="000000"/>
-            </w:tcBorders>
-            <w:vAlign w:val="center"/>
-          </w:tcPr>
-          <w:p>
-            <w:pPr>
-              <w:rPr>
-                <w:sz w:val="24"/>
-                <w:szCs w:val="24"/>
-              </w:rPr>
-            </w:pPr>
-            <w:r>
-              <w:rPr>
-                <w:b w:val="0"/>
-                <w:sz w:val="24"/>
-                <w:szCs w:val="24"/>
-              </w:rPr>
-              <w:t>3. Eskalasi insiden P3 ke Lead NOC bila melewati target.</w:t>
-            </w:r>
-          </w:p>
-        </w:tc>
-        <w:tc>
-          <w:tcPr>
-            <w:tcW w:w="2248" w:type="dxa"/>
+            <w:tcW w:w="4309" w:type="dxa"/>
+            <w:tcBorders>
+              <w:top w:val="single" w:sz="8" w:space="0" w:color="000000"/>
+              <w:left w:val="single" w:sz="8" w:space="0" w:color="000000"/>
+              <w:bottom w:val="single" w:sz="8" w:space="0" w:color="000000"/>
+              <w:right w:val="single" w:sz="8" w:space="0" w:color="000000"/>
+            </w:tcBorders>
+            <w:vAlign w:val="center"/>
+          </w:tcPr>
+          <w:p>
+            <w:pPr>
+              <w:rPr>
+                <w:sz w:val="24"/>
+                <w:szCs w:val="24"/>
+              </w:rPr>
+            </w:pPr>
+            <w:r>
+              <w:rPr>
+                <w:b w:val="0"/>
+                <w:sz w:val="24"/>
+                <w:szCs w:val="24"/>
+              </w:rPr>
+              <w:t>3. Eskalasikan insiden P3 ke Lead NOC jika melewati target.</w:t>
+            </w:r>
+          </w:p>
+        </w:tc>
+        <w:tc>
+          <w:tcPr>
+            <w:tcW w:w="1927" w:type="dxa"/>
             <w:tcBorders>
               <w:top w:val="single" w:sz="8" w:space="0" w:color="000000"/>
               <w:left w:val="single" w:sz="8" w:space="0" w:color="000000"/>
@@ -9355,18 +9551,18 @@
         </w:tc>
         <w:tc>
           <w:tcPr>
-            <w:tcW w:w="3913" w:type="dxa"/>
-            <w:tcBorders>
-              <w:top w:val="single" w:sz="8" w:space="0" w:color="000000"/>
-              <w:left w:val="single" w:sz="8" w:space="0" w:color="000000"/>
-              <w:bottom w:val="single" w:sz="8" w:space="0" w:color="000000"/>
-              <w:right w:val="single" w:sz="8" w:space="0" w:color="000000"/>
-            </w:tcBorders>
-            <w:vAlign w:val="center"/>
-          </w:tcPr>
-          <w:p>
-            <w:pPr>
-              <w:jc w:val="both"/>
+            <w:tcW w:w="2835" w:type="dxa"/>
+            <w:tcBorders>
+              <w:top w:val="single" w:sz="8" w:space="0" w:color="000000"/>
+              <w:left w:val="single" w:sz="8" w:space="0" w:color="000000"/>
+              <w:bottom w:val="single" w:sz="8" w:space="0" w:color="000000"/>
+              <w:right w:val="single" w:sz="8" w:space="0" w:color="000000"/>
+            </w:tcBorders>
+            <w:vAlign w:val="center"/>
+          </w:tcPr>
+          <w:p>
+            <w:pPr>
+              <w:jc w:val="left"/>
               <w:rPr>
                 <w:sz w:val="24"/>
                 <w:szCs w:val="24"/>
@@ -9385,11 +9581,12 @@
       </w:tr>
       <w:tr>
         <w:trPr>
+          <w:cantSplit/>
           <w:jc w:val="center"/>
         </w:trPr>
         <w:tc>
           <w:tcPr>
-            <w:tcW w:w="3367" w:type="dxa"/>
+            <w:tcW w:w="4309" w:type="dxa"/>
             <w:tcBorders>
               <w:top w:val="single" w:sz="8" w:space="0" w:color="000000"/>
               <w:left w:val="single" w:sz="8" w:space="0" w:color="000000"/>
@@ -9417,7 +9614,7 @@
         </w:tc>
         <w:tc>
           <w:tcPr>
-            <w:tcW w:w="2248" w:type="dxa"/>
+            <w:tcW w:w="1927" w:type="dxa"/>
             <w:tcBorders>
               <w:top w:val="single" w:sz="8" w:space="0" w:color="000000"/>
               <w:left w:val="single" w:sz="8" w:space="0" w:color="000000"/>
@@ -9445,18 +9642,18 @@
         </w:tc>
         <w:tc>
           <w:tcPr>
-            <w:tcW w:w="3913" w:type="dxa"/>
-            <w:tcBorders>
-              <w:top w:val="single" w:sz="8" w:space="0" w:color="000000"/>
-              <w:left w:val="single" w:sz="8" w:space="0" w:color="000000"/>
-              <w:bottom w:val="single" w:sz="8" w:space="0" w:color="000000"/>
-              <w:right w:val="single" w:sz="8" w:space="0" w:color="000000"/>
-            </w:tcBorders>
-            <w:vAlign w:val="center"/>
-          </w:tcPr>
-          <w:p>
-            <w:pPr>
-              <w:jc w:val="both"/>
+            <w:tcW w:w="2835" w:type="dxa"/>
+            <w:tcBorders>
+              <w:top w:val="single" w:sz="8" w:space="0" w:color="000000"/>
+              <w:left w:val="single" w:sz="8" w:space="0" w:color="000000"/>
+              <w:bottom w:val="single" w:sz="8" w:space="0" w:color="000000"/>
+              <w:right w:val="single" w:sz="8" w:space="0" w:color="000000"/>
+            </w:tcBorders>
+            <w:vAlign w:val="center"/>
+          </w:tcPr>
+          <w:p>
+            <w:pPr>
+              <w:jc w:val="left"/>
               <w:rPr>
                 <w:sz w:val="24"/>
                 <w:szCs w:val="24"/>
@@ -9475,39 +9672,40 @@
       </w:tr>
       <w:tr>
         <w:trPr>
+          <w:cantSplit/>
           <w:jc w:val="center"/>
         </w:trPr>
         <w:tc>
           <w:tcPr>
-            <w:tcW w:w="3367" w:type="dxa"/>
-            <w:tcBorders>
-              <w:top w:val="single" w:sz="8" w:space="0" w:color="000000"/>
-              <w:left w:val="single" w:sz="8" w:space="0" w:color="000000"/>
-              <w:bottom w:val="single" w:sz="8" w:space="0" w:color="000000"/>
-              <w:right w:val="single" w:sz="8" w:space="0" w:color="000000"/>
-            </w:tcBorders>
-            <w:vAlign w:val="center"/>
-          </w:tcPr>
-          <w:p>
-            <w:pPr>
-              <w:rPr>
-                <w:sz w:val="24"/>
-                <w:szCs w:val="24"/>
-              </w:rPr>
-            </w:pPr>
-            <w:r>
-              <w:rPr>
-                <w:b w:val="0"/>
-                <w:sz w:val="24"/>
-                <w:szCs w:val="24"/>
-              </w:rPr>
-              <w:t>5. Beri tahu Direktur Utama tentang insiden P1 bila COO tidak dapat dihubungi.</w:t>
-            </w:r>
-          </w:p>
-        </w:tc>
-        <w:tc>
-          <w:tcPr>
-            <w:tcW w:w="2248" w:type="dxa"/>
+            <w:tcW w:w="4309" w:type="dxa"/>
+            <w:tcBorders>
+              <w:top w:val="single" w:sz="8" w:space="0" w:color="000000"/>
+              <w:left w:val="single" w:sz="8" w:space="0" w:color="000000"/>
+              <w:bottom w:val="single" w:sz="8" w:space="0" w:color="000000"/>
+              <w:right w:val="single" w:sz="8" w:space="0" w:color="000000"/>
+            </w:tcBorders>
+            <w:vAlign w:val="center"/>
+          </w:tcPr>
+          <w:p>
+            <w:pPr>
+              <w:rPr>
+                <w:sz w:val="24"/>
+                <w:szCs w:val="24"/>
+              </w:rPr>
+            </w:pPr>
+            <w:r>
+              <w:rPr>
+                <w:b w:val="0"/>
+                <w:sz w:val="24"/>
+                <w:szCs w:val="24"/>
+              </w:rPr>
+              <w:t>5. Beri tahu Direktur Utama tentang insiden P1 jika COO tidak dapat dihubungi.</w:t>
+            </w:r>
+          </w:p>
+        </w:tc>
+        <w:tc>
+          <w:tcPr>
+            <w:tcW w:w="1927" w:type="dxa"/>
             <w:tcBorders>
               <w:top w:val="single" w:sz="8" w:space="0" w:color="000000"/>
               <w:left w:val="single" w:sz="8" w:space="0" w:color="000000"/>
@@ -9535,18 +9733,18 @@
         </w:tc>
         <w:tc>
           <w:tcPr>
-            <w:tcW w:w="3913" w:type="dxa"/>
-            <w:tcBorders>
-              <w:top w:val="single" w:sz="8" w:space="0" w:color="000000"/>
-              <w:left w:val="single" w:sz="8" w:space="0" w:color="000000"/>
-              <w:bottom w:val="single" w:sz="8" w:space="0" w:color="000000"/>
-              <w:right w:val="single" w:sz="8" w:space="0" w:color="000000"/>
-            </w:tcBorders>
-            <w:vAlign w:val="center"/>
-          </w:tcPr>
-          <w:p>
-            <w:pPr>
-              <w:jc w:val="both"/>
+            <w:tcW w:w="2835" w:type="dxa"/>
+            <w:tcBorders>
+              <w:top w:val="single" w:sz="8" w:space="0" w:color="000000"/>
+              <w:left w:val="single" w:sz="8" w:space="0" w:color="000000"/>
+              <w:bottom w:val="single" w:sz="8" w:space="0" w:color="000000"/>
+              <w:right w:val="single" w:sz="8" w:space="0" w:color="000000"/>
+            </w:tcBorders>
+            <w:vAlign w:val="center"/>
+          </w:tcPr>
+          <w:p>
+            <w:pPr>
+              <w:jc w:val="left"/>
               <w:rPr>
                 <w:sz w:val="24"/>
                 <w:szCs w:val="24"/>
@@ -9565,39 +9763,40 @@
       </w:tr>
       <w:tr>
         <w:trPr>
+          <w:cantSplit/>
           <w:jc w:val="center"/>
         </w:trPr>
         <w:tc>
           <w:tcPr>
-            <w:tcW w:w="3367" w:type="dxa"/>
-            <w:tcBorders>
-              <w:top w:val="single" w:sz="8" w:space="0" w:color="000000"/>
-              <w:left w:val="single" w:sz="8" w:space="0" w:color="000000"/>
-              <w:bottom w:val="single" w:sz="8" w:space="0" w:color="000000"/>
-              <w:right w:val="single" w:sz="8" w:space="0" w:color="000000"/>
-            </w:tcBorders>
-            <w:vAlign w:val="center"/>
-          </w:tcPr>
-          <w:p>
-            <w:pPr>
-              <w:rPr>
-                <w:sz w:val="24"/>
-                <w:szCs w:val="24"/>
-              </w:rPr>
-            </w:pPr>
-            <w:r>
-              <w:rPr>
-                <w:b w:val="0"/>
-                <w:sz w:val="24"/>
-                <w:szCs w:val="24"/>
-              </w:rPr>
-              <w:t>6. Putuskan komitmen baru bila insiden P1 menuntutnya.</w:t>
-            </w:r>
-          </w:p>
-        </w:tc>
-        <w:tc>
-          <w:tcPr>
-            <w:tcW w:w="2248" w:type="dxa"/>
+            <w:tcW w:w="4309" w:type="dxa"/>
+            <w:tcBorders>
+              <w:top w:val="single" w:sz="8" w:space="0" w:color="000000"/>
+              <w:left w:val="single" w:sz="8" w:space="0" w:color="000000"/>
+              <w:bottom w:val="single" w:sz="8" w:space="0" w:color="000000"/>
+              <w:right w:val="single" w:sz="8" w:space="0" w:color="000000"/>
+            </w:tcBorders>
+            <w:vAlign w:val="center"/>
+          </w:tcPr>
+          <w:p>
+            <w:pPr>
+              <w:rPr>
+                <w:sz w:val="24"/>
+                <w:szCs w:val="24"/>
+              </w:rPr>
+            </w:pPr>
+            <w:r>
+              <w:rPr>
+                <w:b w:val="0"/>
+                <w:sz w:val="24"/>
+                <w:szCs w:val="24"/>
+              </w:rPr>
+              <w:t>6. Putuskan komitmen baru jika insiden P1 menuntutnya.</w:t>
+            </w:r>
+          </w:p>
+        </w:tc>
+        <w:tc>
+          <w:tcPr>
+            <w:tcW w:w="1927" w:type="dxa"/>
             <w:tcBorders>
               <w:top w:val="single" w:sz="8" w:space="0" w:color="000000"/>
               <w:left w:val="single" w:sz="8" w:space="0" w:color="000000"/>
@@ -9625,18 +9824,18 @@
         </w:tc>
         <w:tc>
           <w:tcPr>
-            <w:tcW w:w="3913" w:type="dxa"/>
-            <w:tcBorders>
-              <w:top w:val="single" w:sz="8" w:space="0" w:color="000000"/>
-              <w:left w:val="single" w:sz="8" w:space="0" w:color="000000"/>
-              <w:bottom w:val="single" w:sz="8" w:space="0" w:color="000000"/>
-              <w:right w:val="single" w:sz="8" w:space="0" w:color="000000"/>
-            </w:tcBorders>
-            <w:vAlign w:val="center"/>
-          </w:tcPr>
-          <w:p>
-            <w:pPr>
-              <w:jc w:val="both"/>
+            <w:tcW w:w="2835" w:type="dxa"/>
+            <w:tcBorders>
+              <w:top w:val="single" w:sz="8" w:space="0" w:color="000000"/>
+              <w:left w:val="single" w:sz="8" w:space="0" w:color="000000"/>
+              <w:bottom w:val="single" w:sz="8" w:space="0" w:color="000000"/>
+              <w:right w:val="single" w:sz="8" w:space="0" w:color="000000"/>
+            </w:tcBorders>
+            <w:vAlign w:val="center"/>
+          </w:tcPr>
+          <w:p>
+            <w:pPr>
+              <w:jc w:val="left"/>
               <w:rPr>
                 <w:sz w:val="24"/>
                 <w:szCs w:val="24"/>
@@ -9655,39 +9854,40 @@
       </w:tr>
       <w:tr>
         <w:trPr>
+          <w:cantSplit/>
           <w:jc w:val="center"/>
         </w:trPr>
         <w:tc>
           <w:tcPr>
-            <w:tcW w:w="3367" w:type="dxa"/>
-            <w:tcBorders>
-              <w:top w:val="single" w:sz="8" w:space="0" w:color="000000"/>
-              <w:left w:val="single" w:sz="8" w:space="0" w:color="000000"/>
-              <w:bottom w:val="single" w:sz="8" w:space="0" w:color="000000"/>
-              <w:right w:val="single" w:sz="8" w:space="0" w:color="000000"/>
-            </w:tcBorders>
-            <w:vAlign w:val="center"/>
-          </w:tcPr>
-          <w:p>
-            <w:pPr>
-              <w:rPr>
-                <w:sz w:val="24"/>
-                <w:szCs w:val="24"/>
-              </w:rPr>
-            </w:pPr>
-            <w:r>
-              <w:rPr>
-                <w:b w:val="0"/>
-                <w:sz w:val="24"/>
-                <w:szCs w:val="24"/>
-              </w:rPr>
-              <w:t>7. Eskalasi masalah infra Nusagrid backend (hypervisor, console, node, billing sistem) ke penyedia infrastruktur Nusagrid (Maxcloud atau Awandata) lewat grup Nusagrid.</w:t>
-            </w:r>
-          </w:p>
-        </w:tc>
-        <w:tc>
-          <w:tcPr>
-            <w:tcW w:w="2248" w:type="dxa"/>
+            <w:tcW w:w="4309" w:type="dxa"/>
+            <w:tcBorders>
+              <w:top w:val="single" w:sz="8" w:space="0" w:color="000000"/>
+              <w:left w:val="single" w:sz="8" w:space="0" w:color="000000"/>
+              <w:bottom w:val="single" w:sz="8" w:space="0" w:color="000000"/>
+              <w:right w:val="single" w:sz="8" w:space="0" w:color="000000"/>
+            </w:tcBorders>
+            <w:vAlign w:val="center"/>
+          </w:tcPr>
+          <w:p>
+            <w:pPr>
+              <w:rPr>
+                <w:sz w:val="24"/>
+                <w:szCs w:val="24"/>
+              </w:rPr>
+            </w:pPr>
+            <w:r>
+              <w:rPr>
+                <w:b w:val="0"/>
+                <w:sz w:val="24"/>
+                <w:szCs w:val="24"/>
+              </w:rPr>
+              <w:t>7. Eskalasikan masalah infra Nusagrid backend (hypervisor, console, node, billing sistem) ke penyedia infrastruktur Nusagrid (Maxcloud atau Awandata) melalui grup Nusagrid.</w:t>
+            </w:r>
+          </w:p>
+        </w:tc>
+        <w:tc>
+          <w:tcPr>
+            <w:tcW w:w="1927" w:type="dxa"/>
             <w:tcBorders>
               <w:top w:val="single" w:sz="8" w:space="0" w:color="000000"/>
               <w:left w:val="single" w:sz="8" w:space="0" w:color="000000"/>
@@ -9715,18 +9915,18 @@
         </w:tc>
         <w:tc>
           <w:tcPr>
-            <w:tcW w:w="3913" w:type="dxa"/>
-            <w:tcBorders>
-              <w:top w:val="single" w:sz="8" w:space="0" w:color="000000"/>
-              <w:left w:val="single" w:sz="8" w:space="0" w:color="000000"/>
-              <w:bottom w:val="single" w:sz="8" w:space="0" w:color="000000"/>
-              <w:right w:val="single" w:sz="8" w:space="0" w:color="000000"/>
-            </w:tcBorders>
-            <w:vAlign w:val="center"/>
-          </w:tcPr>
-          <w:p>
-            <w:pPr>
-              <w:jc w:val="both"/>
+            <w:tcW w:w="2835" w:type="dxa"/>
+            <w:tcBorders>
+              <w:top w:val="single" w:sz="8" w:space="0" w:color="000000"/>
+              <w:left w:val="single" w:sz="8" w:space="0" w:color="000000"/>
+              <w:bottom w:val="single" w:sz="8" w:space="0" w:color="000000"/>
+              <w:right w:val="single" w:sz="8" w:space="0" w:color="000000"/>
+            </w:tcBorders>
+            <w:vAlign w:val="center"/>
+          </w:tcPr>
+          <w:p>
+            <w:pPr>
+              <w:jc w:val="left"/>
               <w:rPr>
                 <w:sz w:val="24"/>
                 <w:szCs w:val="24"/>
@@ -9745,39 +9945,40 @@
       </w:tr>
       <w:tr>
         <w:trPr>
+          <w:cantSplit/>
           <w:jc w:val="center"/>
         </w:trPr>
         <w:tc>
           <w:tcPr>
-            <w:tcW w:w="3367" w:type="dxa"/>
-            <w:tcBorders>
-              <w:top w:val="single" w:sz="8" w:space="0" w:color="000000"/>
-              <w:left w:val="single" w:sz="8" w:space="0" w:color="000000"/>
-              <w:bottom w:val="single" w:sz="8" w:space="0" w:color="000000"/>
-              <w:right w:val="single" w:sz="8" w:space="0" w:color="000000"/>
-            </w:tcBorders>
-            <w:vAlign w:val="center"/>
-          </w:tcPr>
-          <w:p>
-            <w:pPr>
-              <w:rPr>
-                <w:sz w:val="24"/>
-                <w:szCs w:val="24"/>
-              </w:rPr>
-            </w:pPr>
-            <w:r>
-              <w:rPr>
-                <w:b w:val="0"/>
-                <w:sz w:val="24"/>
-                <w:szCs w:val="24"/>
-              </w:rPr>
-              <w:t>8. Eskalasi masalah WAF, load balancer, proxy, web, DC fisik, dan network ke Manager of Product Tech.</w:t>
-            </w:r>
-          </w:p>
-        </w:tc>
-        <w:tc>
-          <w:tcPr>
-            <w:tcW w:w="2248" w:type="dxa"/>
+            <w:tcW w:w="4309" w:type="dxa"/>
+            <w:tcBorders>
+              <w:top w:val="single" w:sz="8" w:space="0" w:color="000000"/>
+              <w:left w:val="single" w:sz="8" w:space="0" w:color="000000"/>
+              <w:bottom w:val="single" w:sz="8" w:space="0" w:color="000000"/>
+              <w:right w:val="single" w:sz="8" w:space="0" w:color="000000"/>
+            </w:tcBorders>
+            <w:vAlign w:val="center"/>
+          </w:tcPr>
+          <w:p>
+            <w:pPr>
+              <w:rPr>
+                <w:sz w:val="24"/>
+                <w:szCs w:val="24"/>
+              </w:rPr>
+            </w:pPr>
+            <w:r>
+              <w:rPr>
+                <w:b w:val="0"/>
+                <w:sz w:val="24"/>
+                <w:szCs w:val="24"/>
+              </w:rPr>
+              <w:t>8. Eskalasikan masalah WAF, load balancer, proxy, web, DC fisik, dan network ke Manager of Product Tech.</w:t>
+            </w:r>
+          </w:p>
+        </w:tc>
+        <w:tc>
+          <w:tcPr>
+            <w:tcW w:w="1927" w:type="dxa"/>
             <w:tcBorders>
               <w:top w:val="single" w:sz="8" w:space="0" w:color="000000"/>
               <w:left w:val="single" w:sz="8" w:space="0" w:color="000000"/>
@@ -9805,18 +10006,18 @@
         </w:tc>
         <w:tc>
           <w:tcPr>
-            <w:tcW w:w="3913" w:type="dxa"/>
-            <w:tcBorders>
-              <w:top w:val="single" w:sz="8" w:space="0" w:color="000000"/>
-              <w:left w:val="single" w:sz="8" w:space="0" w:color="000000"/>
-              <w:bottom w:val="single" w:sz="8" w:space="0" w:color="000000"/>
-              <w:right w:val="single" w:sz="8" w:space="0" w:color="000000"/>
-            </w:tcBorders>
-            <w:vAlign w:val="center"/>
-          </w:tcPr>
-          <w:p>
-            <w:pPr>
-              <w:jc w:val="both"/>
+            <w:tcW w:w="2835" w:type="dxa"/>
+            <w:tcBorders>
+              <w:top w:val="single" w:sz="8" w:space="0" w:color="000000"/>
+              <w:left w:val="single" w:sz="8" w:space="0" w:color="000000"/>
+              <w:bottom w:val="single" w:sz="8" w:space="0" w:color="000000"/>
+              <w:right w:val="single" w:sz="8" w:space="0" w:color="000000"/>
+            </w:tcBorders>
+            <w:vAlign w:val="center"/>
+          </w:tcPr>
+          <w:p>
+            <w:pPr>
+              <w:jc w:val="left"/>
               <w:rPr>
                 <w:sz w:val="24"/>
                 <w:szCs w:val="24"/>
@@ -9835,39 +10036,40 @@
       </w:tr>
       <w:tr>
         <w:trPr>
+          <w:cantSplit/>
           <w:jc w:val="center"/>
         </w:trPr>
         <w:tc>
           <w:tcPr>
-            <w:tcW w:w="3367" w:type="dxa"/>
-            <w:tcBorders>
-              <w:top w:val="single" w:sz="8" w:space="0" w:color="000000"/>
-              <w:left w:val="single" w:sz="8" w:space="0" w:color="000000"/>
-              <w:bottom w:val="single" w:sz="8" w:space="0" w:color="000000"/>
-              <w:right w:val="single" w:sz="8" w:space="0" w:color="000000"/>
-            </w:tcBorders>
-            <w:vAlign w:val="center"/>
-          </w:tcPr>
-          <w:p>
-            <w:pPr>
-              <w:rPr>
-                <w:sz w:val="24"/>
-                <w:szCs w:val="24"/>
-              </w:rPr>
-            </w:pPr>
-            <w:r>
-              <w:rPr>
-                <w:b w:val="0"/>
-                <w:sz w:val="24"/>
-                <w:szCs w:val="24"/>
-              </w:rPr>
-              <w:t>9. Eskalasi masalah SOC, SIEM, dan Wazuh untuk pelanggan dengan partner SOC ke partner SOC (Arktech).</w:t>
-            </w:r>
-          </w:p>
-        </w:tc>
-        <w:tc>
-          <w:tcPr>
-            <w:tcW w:w="2248" w:type="dxa"/>
+            <w:tcW w:w="4309" w:type="dxa"/>
+            <w:tcBorders>
+              <w:top w:val="single" w:sz="8" w:space="0" w:color="000000"/>
+              <w:left w:val="single" w:sz="8" w:space="0" w:color="000000"/>
+              <w:bottom w:val="single" w:sz="8" w:space="0" w:color="000000"/>
+              <w:right w:val="single" w:sz="8" w:space="0" w:color="000000"/>
+            </w:tcBorders>
+            <w:vAlign w:val="center"/>
+          </w:tcPr>
+          <w:p>
+            <w:pPr>
+              <w:rPr>
+                <w:sz w:val="24"/>
+                <w:szCs w:val="24"/>
+              </w:rPr>
+            </w:pPr>
+            <w:r>
+              <w:rPr>
+                <w:b w:val="0"/>
+                <w:sz w:val="24"/>
+                <w:szCs w:val="24"/>
+              </w:rPr>
+              <w:t>9. Eskalasikan masalah SOC, SIEM, dan Wazuh ke partner SOC (Arktech) untuk pelanggan yang memakai partner SOC.</w:t>
+            </w:r>
+          </w:p>
+        </w:tc>
+        <w:tc>
+          <w:tcPr>
+            <w:tcW w:w="1927" w:type="dxa"/>
             <w:tcBorders>
               <w:top w:val="single" w:sz="8" w:space="0" w:color="000000"/>
               <w:left w:val="single" w:sz="8" w:space="0" w:color="000000"/>
@@ -9895,18 +10097,18 @@
         </w:tc>
         <w:tc>
           <w:tcPr>
-            <w:tcW w:w="3913" w:type="dxa"/>
-            <w:tcBorders>
-              <w:top w:val="single" w:sz="8" w:space="0" w:color="000000"/>
-              <w:left w:val="single" w:sz="8" w:space="0" w:color="000000"/>
-              <w:bottom w:val="single" w:sz="8" w:space="0" w:color="000000"/>
-              <w:right w:val="single" w:sz="8" w:space="0" w:color="000000"/>
-            </w:tcBorders>
-            <w:vAlign w:val="center"/>
-          </w:tcPr>
-          <w:p>
-            <w:pPr>
-              <w:jc w:val="both"/>
+            <w:tcW w:w="2835" w:type="dxa"/>
+            <w:tcBorders>
+              <w:top w:val="single" w:sz="8" w:space="0" w:color="000000"/>
+              <w:left w:val="single" w:sz="8" w:space="0" w:color="000000"/>
+              <w:bottom w:val="single" w:sz="8" w:space="0" w:color="000000"/>
+              <w:right w:val="single" w:sz="8" w:space="0" w:color="000000"/>
+            </w:tcBorders>
+            <w:vAlign w:val="center"/>
+          </w:tcPr>
+          <w:p>
+            <w:pPr>
+              <w:jc w:val="left"/>
               <w:rPr>
                 <w:sz w:val="24"/>
                 <w:szCs w:val="24"/>
@@ -9925,39 +10127,40 @@
       </w:tr>
       <w:tr>
         <w:trPr>
+          <w:cantSplit/>
           <w:jc w:val="center"/>
         </w:trPr>
         <w:tc>
           <w:tcPr>
-            <w:tcW w:w="3367" w:type="dxa"/>
-            <w:tcBorders>
-              <w:top w:val="single" w:sz="8" w:space="0" w:color="000000"/>
-              <w:left w:val="single" w:sz="8" w:space="0" w:color="000000"/>
-              <w:bottom w:val="single" w:sz="8" w:space="0" w:color="000000"/>
-              <w:right w:val="single" w:sz="8" w:space="0" w:color="000000"/>
-            </w:tcBorders>
-            <w:vAlign w:val="center"/>
-          </w:tcPr>
-          <w:p>
-            <w:pPr>
-              <w:rPr>
-                <w:sz w:val="24"/>
-                <w:szCs w:val="24"/>
-              </w:rPr>
-            </w:pPr>
-            <w:r>
-              <w:rPr>
-                <w:b w:val="0"/>
-                <w:sz w:val="24"/>
-                <w:szCs w:val="24"/>
-              </w:rPr>
-              <w:t>10. Eskalasi masalah platform Nusametric ke TelemetryFlow.</w:t>
-            </w:r>
-          </w:p>
-        </w:tc>
-        <w:tc>
-          <w:tcPr>
-            <w:tcW w:w="2248" w:type="dxa"/>
+            <w:tcW w:w="4309" w:type="dxa"/>
+            <w:tcBorders>
+              <w:top w:val="single" w:sz="8" w:space="0" w:color="000000"/>
+              <w:left w:val="single" w:sz="8" w:space="0" w:color="000000"/>
+              <w:bottom w:val="single" w:sz="8" w:space="0" w:color="000000"/>
+              <w:right w:val="single" w:sz="8" w:space="0" w:color="000000"/>
+            </w:tcBorders>
+            <w:vAlign w:val="center"/>
+          </w:tcPr>
+          <w:p>
+            <w:pPr>
+              <w:rPr>
+                <w:sz w:val="24"/>
+                <w:szCs w:val="24"/>
+              </w:rPr>
+            </w:pPr>
+            <w:r>
+              <w:rPr>
+                <w:b w:val="0"/>
+                <w:sz w:val="24"/>
+                <w:szCs w:val="24"/>
+              </w:rPr>
+              <w:t>10. Eskalasikan masalah platform Nusametric ke TelemetryFlow.</w:t>
+            </w:r>
+          </w:p>
+        </w:tc>
+        <w:tc>
+          <w:tcPr>
+            <w:tcW w:w="1927" w:type="dxa"/>
             <w:tcBorders>
               <w:top w:val="single" w:sz="8" w:space="0" w:color="000000"/>
               <w:left w:val="single" w:sz="8" w:space="0" w:color="000000"/>
@@ -9985,18 +10188,18 @@
         </w:tc>
         <w:tc>
           <w:tcPr>
-            <w:tcW w:w="3913" w:type="dxa"/>
-            <w:tcBorders>
-              <w:top w:val="single" w:sz="8" w:space="0" w:color="000000"/>
-              <w:left w:val="single" w:sz="8" w:space="0" w:color="000000"/>
-              <w:bottom w:val="single" w:sz="8" w:space="0" w:color="000000"/>
-              <w:right w:val="single" w:sz="8" w:space="0" w:color="000000"/>
-            </w:tcBorders>
-            <w:vAlign w:val="center"/>
-          </w:tcPr>
-          <w:p>
-            <w:pPr>
-              <w:jc w:val="both"/>
+            <w:tcW w:w="2835" w:type="dxa"/>
+            <w:tcBorders>
+              <w:top w:val="single" w:sz="8" w:space="0" w:color="000000"/>
+              <w:left w:val="single" w:sz="8" w:space="0" w:color="000000"/>
+              <w:bottom w:val="single" w:sz="8" w:space="0" w:color="000000"/>
+              <w:right w:val="single" w:sz="8" w:space="0" w:color="000000"/>
+            </w:tcBorders>
+            <w:vAlign w:val="center"/>
+          </w:tcPr>
+          <w:p>
+            <w:pPr>
+              <w:jc w:val="left"/>
               <w:rPr>
                 <w:sz w:val="24"/>
                 <w:szCs w:val="24"/>
@@ -10015,39 +10218,40 @@
       </w:tr>
       <w:tr>
         <w:trPr>
+          <w:cantSplit/>
           <w:jc w:val="center"/>
         </w:trPr>
         <w:tc>
           <w:tcPr>
-            <w:tcW w:w="3367" w:type="dxa"/>
-            <w:tcBorders>
-              <w:top w:val="single" w:sz="8" w:space="0" w:color="000000"/>
-              <w:left w:val="single" w:sz="8" w:space="0" w:color="000000"/>
-              <w:bottom w:val="single" w:sz="8" w:space="0" w:color="000000"/>
-              <w:right w:val="single" w:sz="8" w:space="0" w:color="000000"/>
-            </w:tcBorders>
-            <w:vAlign w:val="center"/>
-          </w:tcPr>
-          <w:p>
-            <w:pPr>
-              <w:rPr>
-                <w:sz w:val="24"/>
-                <w:szCs w:val="24"/>
-              </w:rPr>
-            </w:pPr>
-            <w:r>
-              <w:rPr>
-                <w:b w:val="0"/>
-                <w:sz w:val="24"/>
-                <w:szCs w:val="24"/>
-              </w:rPr>
-              <w:t>11. Eskalasi insiden pelanggan pemerintah di lapangan ke Project Manager sesuai format komunikasi pelanggan.</w:t>
-            </w:r>
-          </w:p>
-        </w:tc>
-        <w:tc>
-          <w:tcPr>
-            <w:tcW w:w="2248" w:type="dxa"/>
+            <w:tcW w:w="4309" w:type="dxa"/>
+            <w:tcBorders>
+              <w:top w:val="single" w:sz="8" w:space="0" w:color="000000"/>
+              <w:left w:val="single" w:sz="8" w:space="0" w:color="000000"/>
+              <w:bottom w:val="single" w:sz="8" w:space="0" w:color="000000"/>
+              <w:right w:val="single" w:sz="8" w:space="0" w:color="000000"/>
+            </w:tcBorders>
+            <w:vAlign w:val="center"/>
+          </w:tcPr>
+          <w:p>
+            <w:pPr>
+              <w:rPr>
+                <w:sz w:val="24"/>
+                <w:szCs w:val="24"/>
+              </w:rPr>
+            </w:pPr>
+            <w:r>
+              <w:rPr>
+                <w:b w:val="0"/>
+                <w:sz w:val="24"/>
+                <w:szCs w:val="24"/>
+              </w:rPr>
+              <w:t>11. Eskalasikan insiden pelanggan pemerintah di lapangan ke Project Manager sesuai format komunikasi pelanggan.</w:t>
+            </w:r>
+          </w:p>
+        </w:tc>
+        <w:tc>
+          <w:tcPr>
+            <w:tcW w:w="1927" w:type="dxa"/>
             <w:tcBorders>
               <w:top w:val="single" w:sz="8" w:space="0" w:color="000000"/>
               <w:left w:val="single" w:sz="8" w:space="0" w:color="000000"/>
@@ -10075,18 +10279,18 @@
         </w:tc>
         <w:tc>
           <w:tcPr>
-            <w:tcW w:w="3913" w:type="dxa"/>
-            <w:tcBorders>
-              <w:top w:val="single" w:sz="8" w:space="0" w:color="000000"/>
-              <w:left w:val="single" w:sz="8" w:space="0" w:color="000000"/>
-              <w:bottom w:val="single" w:sz="8" w:space="0" w:color="000000"/>
-              <w:right w:val="single" w:sz="8" w:space="0" w:color="000000"/>
-            </w:tcBorders>
-            <w:vAlign w:val="center"/>
-          </w:tcPr>
-          <w:p>
-            <w:pPr>
-              <w:jc w:val="both"/>
+            <w:tcW w:w="2835" w:type="dxa"/>
+            <w:tcBorders>
+              <w:top w:val="single" w:sz="8" w:space="0" w:color="000000"/>
+              <w:left w:val="single" w:sz="8" w:space="0" w:color="000000"/>
+              <w:bottom w:val="single" w:sz="8" w:space="0" w:color="000000"/>
+              <w:right w:val="single" w:sz="8" w:space="0" w:color="000000"/>
+            </w:tcBorders>
+            <w:vAlign w:val="center"/>
+          </w:tcPr>
+          <w:p>
+            <w:pPr>
+              <w:jc w:val="left"/>
               <w:rPr>
                 <w:sz w:val="24"/>
                 <w:szCs w:val="24"/>
@@ -10259,6 +10463,7 @@
     <w:p>
       <w:pPr>
         <w:pStyle w:val="Heading1"/>
+        <w:keepNext/>
         <w:numPr>
           <w:ilvl w:val="0"/>
           <w:numId w:val="7"/>
@@ -10287,6 +10492,8 @@
       </w:tblGrid>
       <w:tr>
         <w:trPr>
+          <w:cantSplit/>
+          <w:tblHeader/>
           <w:jc w:val="center"/>
         </w:trPr>
         <w:tc>
@@ -10302,6 +10509,7 @@
           </w:tcPr>
           <w:p>
             <w:pPr>
+              <w:keepNext/>
               <w:jc w:val="center"/>
               <w:rPr>
                 <w:sz w:val="24"/>
@@ -10332,6 +10540,7 @@
           </w:tcPr>
           <w:p>
             <w:pPr>
+              <w:keepNext/>
               <w:jc w:val="center"/>
               <w:rPr>
                 <w:sz w:val="24"/>
@@ -10362,6 +10571,7 @@
           </w:tcPr>
           <w:p>
             <w:pPr>
+              <w:keepNext/>
               <w:jc w:val="center"/>
               <w:rPr>
                 <w:sz w:val="24"/>
@@ -10382,6 +10592,7 @@
       </w:tr>
       <w:tr>
         <w:trPr>
+          <w:cantSplit/>
           <w:jc w:val="center"/>
         </w:trPr>
         <w:tc>
@@ -10408,7 +10619,7 @@
                 <w:sz w:val="24"/>
                 <w:szCs w:val="24"/>
               </w:rPr>
-              <w:t>Buat tiket sesudah alert terkonfirmasi</w:t>
+              <w:t>Buat ticket setelah alert terkonfirmasi</w:t>
             </w:r>
           </w:p>
         </w:tc>
@@ -10453,25 +10664,26 @@
           </w:tcPr>
           <w:p>
             <w:pPr>
-              <w:jc w:val="both"/>
-              <w:rPr>
-                <w:sz w:val="24"/>
-                <w:szCs w:val="24"/>
-              </w:rPr>
-            </w:pPr>
-            <w:r>
-              <w:rPr>
-                <w:b w:val="0"/>
-                <w:sz w:val="24"/>
-                <w:szCs w:val="24"/>
-              </w:rPr>
-              <w:t>Paling lambat 10 menit sesudah konfirmasi</w:t>
+              <w:jc w:val="left"/>
+              <w:rPr>
+                <w:sz w:val="24"/>
+                <w:szCs w:val="24"/>
+              </w:rPr>
+            </w:pPr>
+            <w:r>
+              <w:rPr>
+                <w:b w:val="0"/>
+                <w:sz w:val="24"/>
+                <w:szCs w:val="24"/>
+              </w:rPr>
+              <w:t>Paling lambat 10 menit setelah konfirmasi</w:t>
             </w:r>
           </w:p>
         </w:tc>
       </w:tr>
       <w:tr>
         <w:trPr>
+          <w:cantSplit/>
           <w:jc w:val="center"/>
         </w:trPr>
         <w:tc>
@@ -10543,7 +10755,7 @@
           </w:tcPr>
           <w:p>
             <w:pPr>
-              <w:jc w:val="both"/>
+              <w:jc w:val="left"/>
               <w:rPr>
                 <w:sz w:val="24"/>
                 <w:szCs w:val="24"/>
@@ -10562,6 +10774,7 @@
       </w:tr>
       <w:tr>
         <w:trPr>
+          <w:cantSplit/>
           <w:jc w:val="center"/>
         </w:trPr>
         <w:tc>
@@ -10633,7 +10846,7 @@
           </w:tcPr>
           <w:p>
             <w:pPr>
-              <w:jc w:val="both"/>
+              <w:jc w:val="left"/>
               <w:rPr>
                 <w:sz w:val="24"/>
                 <w:szCs w:val="24"/>
@@ -10652,6 +10865,7 @@
       </w:tr>
       <w:tr>
         <w:trPr>
+          <w:cantSplit/>
           <w:jc w:val="center"/>
         </w:trPr>
         <w:tc>
@@ -10723,7 +10937,7 @@
           </w:tcPr>
           <w:p>
             <w:pPr>
-              <w:jc w:val="both"/>
+              <w:jc w:val="left"/>
               <w:rPr>
                 <w:sz w:val="24"/>
                 <w:szCs w:val="24"/>
@@ -10742,6 +10956,7 @@
       </w:tr>
       <w:tr>
         <w:trPr>
+          <w:cantSplit/>
           <w:jc w:val="center"/>
         </w:trPr>
         <w:tc>
@@ -10813,7 +11028,7 @@
           </w:tcPr>
           <w:p>
             <w:pPr>
-              <w:jc w:val="both"/>
+              <w:jc w:val="left"/>
               <w:rPr>
                 <w:sz w:val="24"/>
                 <w:szCs w:val="24"/>
@@ -10832,6 +11047,7 @@
       </w:tr>
       <w:tr>
         <w:trPr>
+          <w:cantSplit/>
           <w:jc w:val="center"/>
         </w:trPr>
         <w:tc>
@@ -10903,7 +11119,7 @@
           </w:tcPr>
           <w:p>
             <w:pPr>
-              <w:jc w:val="both"/>
+              <w:jc w:val="left"/>
               <w:rPr>
                 <w:sz w:val="24"/>
                 <w:szCs w:val="24"/>
@@ -10922,6 +11138,7 @@
       </w:tr>
       <w:tr>
         <w:trPr>
+          <w:cantSplit/>
           <w:jc w:val="center"/>
         </w:trPr>
         <w:tc>
@@ -10993,25 +11210,26 @@
           </w:tcPr>
           <w:p>
             <w:pPr>
-              <w:jc w:val="both"/>
-              <w:rPr>
-                <w:sz w:val="24"/>
-                <w:szCs w:val="24"/>
-              </w:rPr>
-            </w:pPr>
-            <w:r>
-              <w:rPr>
-                <w:b w:val="0"/>
-                <w:sz w:val="24"/>
-                <w:szCs w:val="24"/>
-              </w:rPr>
-              <w:t>Bila melewati target</w:t>
+              <w:jc w:val="left"/>
+              <w:rPr>
+                <w:sz w:val="24"/>
+                <w:szCs w:val="24"/>
+              </w:rPr>
+            </w:pPr>
+            <w:r>
+              <w:rPr>
+                <w:b w:val="0"/>
+                <w:sz w:val="24"/>
+                <w:szCs w:val="24"/>
+              </w:rPr>
+              <w:t>Jika melewati target</w:t>
             </w:r>
           </w:p>
         </w:tc>
       </w:tr>
       <w:tr>
         <w:trPr>
+          <w:cantSplit/>
           <w:jc w:val="center"/>
         </w:trPr>
         <w:tc>
@@ -11083,7 +11301,7 @@
           </w:tcPr>
           <w:p>
             <w:pPr>
-              <w:jc w:val="both"/>
+              <w:jc w:val="left"/>
               <w:rPr>
                 <w:sz w:val="24"/>
                 <w:szCs w:val="24"/>
@@ -11102,6 +11320,7 @@
       </w:tr>
       <w:tr>
         <w:trPr>
+          <w:cantSplit/>
           <w:jc w:val="center"/>
         </w:trPr>
         <w:tc>
@@ -11173,7 +11392,7 @@
           </w:tcPr>
           <w:p>
             <w:pPr>
-              <w:jc w:val="both"/>
+              <w:jc w:val="left"/>
               <w:rPr>
                 <w:sz w:val="24"/>
                 <w:szCs w:val="24"/>
@@ -11192,6 +11411,7 @@
       </w:tr>
       <w:tr>
         <w:trPr>
+          <w:cantSplit/>
           <w:jc w:val="center"/>
         </w:trPr>
         <w:tc>
@@ -11218,7 +11438,7 @@
                 <w:sz w:val="24"/>
                 <w:szCs w:val="24"/>
               </w:rPr>
-              <w:t>Indikator: tiket P1 dan P2 di-ack dalam target</w:t>
+              <w:t>Indikator: ticket P1 dan P2 di-ack dalam target</w:t>
             </w:r>
           </w:p>
         </w:tc>
@@ -11263,7 +11483,7 @@
           </w:tcPr>
           <w:p>
             <w:pPr>
-              <w:jc w:val="both"/>
+              <w:jc w:val="left"/>
               <w:rPr>
                 <w:sz w:val="24"/>
                 <w:szCs w:val="24"/>
@@ -11282,6 +11502,7 @@
       </w:tr>
       <w:tr>
         <w:trPr>
+          <w:cantSplit/>
           <w:jc w:val="center"/>
         </w:trPr>
         <w:tc>
@@ -11353,7 +11574,7 @@
           </w:tcPr>
           <w:p>
             <w:pPr>
-              <w:jc w:val="both"/>
+              <w:jc w:val="left"/>
               <w:rPr>
                 <w:sz w:val="24"/>
                 <w:szCs w:val="24"/>
@@ -11372,6 +11593,7 @@
       </w:tr>
       <w:tr>
         <w:trPr>
+          <w:cantSplit/>
           <w:jc w:val="center"/>
         </w:trPr>
         <w:tc>
@@ -11443,7 +11665,7 @@
           </w:tcPr>
           <w:p>
             <w:pPr>
-              <w:jc w:val="both"/>
+              <w:jc w:val="left"/>
               <w:rPr>
                 <w:sz w:val="24"/>
                 <w:szCs w:val="24"/>
@@ -11462,6 +11684,7 @@
       </w:tr>
       <w:tr>
         <w:trPr>
+          <w:cantSplit/>
           <w:jc w:val="center"/>
         </w:trPr>
         <w:tc>
@@ -11488,7 +11711,7 @@
                 <w:sz w:val="24"/>
                 <w:szCs w:val="24"/>
               </w:rPr>
-              <w:t>Indikator: tindakan korektif selesai sesuai tenggat</w:t>
+              <w:t>Indikator: corrective action selesai sesuai tenggat</w:t>
             </w:r>
           </w:p>
         </w:tc>
@@ -11533,7 +11756,7 @@
           </w:tcPr>
           <w:p>
             <w:pPr>
-              <w:jc w:val="both"/>
+              <w:jc w:val="left"/>
               <w:rPr>
                 <w:sz w:val="24"/>
                 <w:szCs w:val="24"/>
@@ -11562,6 +11785,7 @@
     <w:p>
       <w:pPr>
         <w:pStyle w:val="Heading1"/>
+        <w:keepNext/>
         <w:numPr>
           <w:ilvl w:val="0"/>
           <w:numId w:val="7"/>
@@ -11594,6 +11818,10 @@
         <w:gridCol w:w="6765"/>
       </w:tblGrid>
       <w:tr>
+        <w:trPr>
+          <w:cantSplit/>
+          <w:tblHeader/>
+        </w:trPr>
         <w:tc>
           <w:tcPr>
             <w:tcW w:w="2745" w:type="dxa"/>
@@ -11606,6 +11834,7 @@
           </w:tcPr>
           <w:p>
             <w:pPr>
+              <w:keepNext/>
               <w:spacing w:after="120" w:line="252" w:lineRule="auto"/>
               <w:rPr>
                 <w:sz w:val="24"/>
@@ -11634,8 +11863,9 @@
           </w:tcPr>
           <w:p>
             <w:pPr>
+              <w:keepNext/>
               <w:spacing w:after="120" w:line="252" w:lineRule="auto"/>
-              <w:jc w:val="both"/>
+              <w:jc w:val="left"/>
               <w:rPr>
                 <w:sz w:val="24"/>
                 <w:szCs w:val="24"/>
@@ -11653,6 +11883,9 @@
         </w:tc>
       </w:tr>
       <w:tr>
+        <w:trPr>
+          <w:cantSplit/>
+        </w:trPr>
         <w:tc>
           <w:tcPr>
             <w:tcW w:w="2745" w:type="dxa"/>
@@ -11694,7 +11927,7 @@
           <w:p>
             <w:pPr>
               <w:spacing w:after="120" w:line="252" w:lineRule="auto"/>
-              <w:jc w:val="both"/>
+              <w:jc w:val="left"/>
               <w:rPr>
                 <w:sz w:val="24"/>
                 <w:szCs w:val="24"/>
@@ -11712,6 +11945,9 @@
         </w:tc>
       </w:tr>
       <w:tr>
+        <w:trPr>
+          <w:cantSplit/>
+        </w:trPr>
         <w:tc>
           <w:tcPr>
             <w:tcW w:w="2745" w:type="dxa"/>
@@ -11753,24 +11989,27 @@
           <w:p>
             <w:pPr>
               <w:spacing w:after="120" w:line="252" w:lineRule="auto"/>
-              <w:jc w:val="both"/>
-              <w:rPr>
-                <w:sz w:val="24"/>
-                <w:szCs w:val="24"/>
-              </w:rPr>
-            </w:pPr>
-            <w:r>
-              <w:rPr>
-                <w:b w:val="0"/>
-                <w:sz w:val="24"/>
-                <w:szCs w:val="24"/>
-              </w:rPr>
-              <w:t>NOC Engineer menyerahkannya sesuai butir 6.2.</w:t>
+              <w:jc w:val="left"/>
+              <w:rPr>
+                <w:sz w:val="24"/>
+                <w:szCs w:val="24"/>
+              </w:rPr>
+            </w:pPr>
+            <w:r>
+              <w:rPr>
+                <w:b w:val="0"/>
+                <w:sz w:val="24"/>
+                <w:szCs w:val="24"/>
+              </w:rPr>
+              <w:t>NOC Engineer menyerahkannya ke developer atau PIC pelanggan sesuai butir 6.2.</w:t>
             </w:r>
           </w:p>
         </w:tc>
       </w:tr>
       <w:tr>
+        <w:trPr>
+          <w:cantSplit/>
+        </w:trPr>
         <w:tc>
           <w:tcPr>
             <w:tcW w:w="2745" w:type="dxa"/>
@@ -11812,7 +12051,7 @@
           <w:p>
             <w:pPr>
               <w:spacing w:after="120" w:line="252" w:lineRule="auto"/>
-              <w:jc w:val="both"/>
+              <w:jc w:val="left"/>
               <w:rPr>
                 <w:sz w:val="24"/>
                 <w:szCs w:val="24"/>
@@ -11830,6 +12069,9 @@
         </w:tc>
       </w:tr>
       <w:tr>
+        <w:trPr>
+          <w:cantSplit/>
+        </w:trPr>
         <w:tc>
           <w:tcPr>
             <w:tcW w:w="2745" w:type="dxa"/>
@@ -11871,7 +12113,7 @@
           <w:p>
             <w:pPr>
               <w:spacing w:after="120" w:line="252" w:lineRule="auto"/>
-              <w:jc w:val="both"/>
+              <w:jc w:val="left"/>
               <w:rPr>
                 <w:sz w:val="24"/>
                 <w:szCs w:val="24"/>
@@ -11889,6 +12131,9 @@
         </w:tc>
       </w:tr>
       <w:tr>
+        <w:trPr>
+          <w:cantSplit/>
+        </w:trPr>
         <w:tc>
           <w:tcPr>
             <w:tcW w:w="2745" w:type="dxa"/>
@@ -11930,7 +12175,7 @@
           <w:p>
             <w:pPr>
               <w:spacing w:after="120" w:line="252" w:lineRule="auto"/>
-              <w:jc w:val="both"/>
+              <w:jc w:val="left"/>
               <w:rPr>
                 <w:sz w:val="24"/>
                 <w:szCs w:val="24"/>
@@ -11948,6 +12193,9 @@
         </w:tc>
       </w:tr>
       <w:tr>
+        <w:trPr>
+          <w:cantSplit/>
+        </w:trPr>
         <w:tc>
           <w:tcPr>
             <w:tcW w:w="2745" w:type="dxa"/>
@@ -11989,7 +12237,7 @@
           <w:p>
             <w:pPr>
               <w:spacing w:after="120" w:line="252" w:lineRule="auto"/>
-              <w:jc w:val="both"/>
+              <w:jc w:val="left"/>
               <w:rPr>
                 <w:sz w:val="24"/>
                 <w:szCs w:val="24"/>
@@ -12007,6 +12255,9 @@
         </w:tc>
       </w:tr>
       <w:tr>
+        <w:trPr>
+          <w:cantSplit/>
+        </w:trPr>
         <w:tc>
           <w:tcPr>
             <w:tcW w:w="2745" w:type="dxa"/>
@@ -12048,7 +12299,7 @@
           <w:p>
             <w:pPr>
               <w:spacing w:after="120" w:line="252" w:lineRule="auto"/>
-              <w:jc w:val="both"/>
+              <w:jc w:val="left"/>
               <w:rPr>
                 <w:sz w:val="24"/>
                 <w:szCs w:val="24"/>
@@ -12066,6 +12317,9 @@
         </w:tc>
       </w:tr>
       <w:tr>
+        <w:trPr>
+          <w:cantSplit/>
+        </w:trPr>
         <w:tc>
           <w:tcPr>
             <w:tcW w:w="2745" w:type="dxa"/>
@@ -12107,7 +12361,7 @@
           <w:p>
             <w:pPr>
               <w:spacing w:after="120" w:line="252" w:lineRule="auto"/>
-              <w:jc w:val="both"/>
+              <w:jc w:val="left"/>
               <w:rPr>
                 <w:sz w:val="24"/>
                 <w:szCs w:val="24"/>
@@ -12178,7 +12432,7 @@
           <w:sz w:val="24"/>
           <w:szCs w:val="24"/>
         </w:rPr>
-        <w:t xml:space="preserve">Lead NOC memantau kepatuhan lewat empat indikator kinerja di bagian 8 dan, sebagai pemilik SOP, meninjau dokumen ini setiap tahun.</w:t>
+        <w:t xml:space="preserve">Lead NOC memantau kepatuhan terhadap SOP ini melalui empat indikator kinerja di bagian 8. Sebagai pemilik SOP, Lead NOC meninjau dokumen ini setiap tahun.</w:t>
       </w:r>
     </w:p>
     <w:p>
@@ -12230,6 +12484,7 @@
     </w:p>
     <w:p>
       <w:pPr>
+        <w:keepNext/>
         <w:pBdr>
           <w:top w:val="nil"/>
           <w:left w:val="nil"/>
@@ -12276,6 +12531,8 @@
       </w:tblGrid>
       <w:tr>
         <w:trPr>
+          <w:cantSplit/>
+          <w:tblHeader/>
           <w:jc w:val="center"/>
         </w:trPr>
         <w:tc>
@@ -12285,6 +12542,7 @@
           </w:tcPr>
           <w:p>
             <w:pPr>
+              <w:keepNext/>
               <w:jc w:val="center"/>
               <w:rPr>
                 <w:sz w:val="24"/>
@@ -12309,6 +12567,7 @@
           </w:tcPr>
           <w:p>
             <w:pPr>
+              <w:keepNext/>
               <w:jc w:val="center"/>
               <w:rPr>
                 <w:sz w:val="24"/>
@@ -12329,6 +12588,7 @@
       </w:tr>
       <w:tr>
         <w:trPr>
+          <w:cantSplit/>
           <w:jc w:val="center"/>
         </w:trPr>
         <w:tc>
@@ -12378,6 +12638,7 @@
       </w:tr>
       <w:tr>
         <w:trPr>
+          <w:cantSplit/>
           <w:jc w:val="center"/>
         </w:trPr>
         <w:tc>
@@ -12427,6 +12688,7 @@
       </w:tr>
       <w:tr>
         <w:trPr>
+          <w:cantSplit/>
           <w:jc w:val="center"/>
         </w:trPr>
         <w:tc>
@@ -12476,6 +12738,7 @@
       </w:tr>
       <w:tr>
         <w:trPr>
+          <w:cantSplit/>
           <w:jc w:val="center"/>
         </w:trPr>
         <w:tc>
@@ -12518,13 +12781,14 @@
                 <w:sz w:val="24"/>
                 <w:szCs w:val="24"/>
               </w:rPr>
-              <w:t>Technical Ticket / Incident Register; rekap tiket, waktu Ack dan pulih, status SLA, dan sheet Target Severity.</w:t>
+              <w:t>Technical Ticket / Incident Register; rekap ticket, waktu Ack dan pulih, status SLA, dan sheet Target Severity.</w:t>
             </w:r>
           </w:p>
         </w:tc>
       </w:tr>
       <w:tr>
         <w:trPr>
+          <w:cantSplit/>
           <w:jc w:val="center"/>
         </w:trPr>
         <w:tc>
@@ -12567,13 +12831,14 @@
                 <w:sz w:val="24"/>
                 <w:szCs w:val="24"/>
               </w:rPr>
-              <w:t>Root Cause Analysis &amp; Corrective Action Report; form RCA dan tindakan korektif.</w:t>
+              <w:t>Root Cause Analysis &amp; Corrective Action Report; form RCA dan corrective action.</w:t>
             </w:r>
           </w:p>
         </w:tc>
       </w:tr>
       <w:tr>
         <w:trPr>
+          <w:cantSplit/>
           <w:jc w:val="center"/>
         </w:trPr>
         <w:tc>
@@ -12623,6 +12888,7 @@
       </w:tr>
       <w:tr>
         <w:trPr>
+          <w:cantSplit/>
           <w:jc w:val="center"/>
         </w:trPr>
         <w:tc>
@@ -12672,6 +12938,7 @@
       </w:tr>
       <w:tr>
         <w:trPr>
+          <w:cantSplit/>
           <w:jc w:val="center"/>
         </w:trPr>
         <w:tc>
@@ -12722,6 +12989,7 @@
     </w:tbl>
     <w:p>
       <w:pPr>
+        <w:keepNext/>
         <w:pBdr>
           <w:top w:val="nil"/>
           <w:left w:val="nil"/>
@@ -12761,6 +13029,8 @@
       </w:tblGrid>
       <w:tr>
         <w:trPr>
+          <w:cantSplit/>
+          <w:tblHeader/>
           <w:jc w:val="center"/>
         </w:trPr>
         <w:tc>
@@ -12776,6 +13046,7 @@
           </w:tcPr>
           <w:p>
             <w:pPr>
+              <w:keepNext/>
               <w:jc w:val="center"/>
               <w:rPr>
                 <w:sz w:val="24"/>
@@ -12806,6 +13077,7 @@
           </w:tcPr>
           <w:p>
             <w:pPr>
+              <w:keepNext/>
               <w:jc w:val="center"/>
               <w:rPr>
                 <w:sz w:val="24"/>
@@ -12836,6 +13108,7 @@
           </w:tcPr>
           <w:p>
             <w:pPr>
+              <w:keepNext/>
               <w:jc w:val="center"/>
               <w:rPr>
                 <w:sz w:val="24"/>
@@ -12856,6 +13129,7 @@
       </w:tr>
       <w:tr>
         <w:trPr>
+          <w:cantSplit/>
           <w:jc w:val="center"/>
         </w:trPr>
         <w:tc>
@@ -12910,7 +13184,7 @@
                 <w:sz w:val="24"/>
                 <w:szCs w:val="24"/>
               </w:rPr>
-              <w:t>Folder Drive Operation (USULAN); tiket asal tetap di Zammad atau Service Hub. Pemilik: Lead NOC.</w:t>
+              <w:t>Folder Drive Operation (USULAN); ticket asal tetap di Zammad atau Service Hub. Pemilik: Lead NOC.</w:t>
             </w:r>
           </w:p>
         </w:tc>
@@ -12927,7 +13201,7 @@
           </w:tcPr>
           <w:p>
             <w:pPr>
-              <w:jc w:val="both"/>
+              <w:jc w:val="left"/>
               <w:rPr>
                 <w:sz w:val="24"/>
                 <w:szCs w:val="24"/>
@@ -12946,6 +13220,7 @@
       </w:tr>
       <w:tr>
         <w:trPr>
+          <w:cantSplit/>
           <w:jc w:val="center"/>
         </w:trPr>
         <w:tc>
@@ -13017,7 +13292,7 @@
           </w:tcPr>
           <w:p>
             <w:pPr>
-              <w:jc w:val="both"/>
+              <w:jc w:val="left"/>
               <w:rPr>
                 <w:sz w:val="24"/>
                 <w:szCs w:val="24"/>
@@ -13036,6 +13311,7 @@
       </w:tr>
       <w:tr>
         <w:trPr>
+          <w:cantSplit/>
           <w:jc w:val="center"/>
         </w:trPr>
         <w:tc>
@@ -13107,7 +13383,7 @@
           </w:tcPr>
           <w:p>
             <w:pPr>
-              <w:jc w:val="both"/>
+              <w:jc w:val="left"/>
               <w:rPr>
                 <w:sz w:val="24"/>
                 <w:szCs w:val="24"/>
@@ -13126,6 +13402,7 @@
       </w:tr>
       <w:tr>
         <w:trPr>
+          <w:cantSplit/>
           <w:jc w:val="center"/>
         </w:trPr>
         <w:tc>
@@ -13197,7 +13474,7 @@
           </w:tcPr>
           <w:p>
             <w:pPr>
-              <w:jc w:val="both"/>
+              <w:jc w:val="left"/>
               <w:rPr>
                 <w:sz w:val="24"/>
                 <w:szCs w:val="24"/>

--- a/out/07_Ops/SNX-OPS-SOP-04 Technical Incident Handling & Escalation (Rev00 DRAFT).docx
+++ b/out/07_Ops/SNX-OPS-SOP-04 Technical Incident Handling & Escalation (Rev00 DRAFT).docx
@@ -5261,7 +5261,7 @@
                 <w:sz w:val="24"/>
                 <w:szCs w:val="24"/>
               </w:rPr>
-              <w:t>Menerima urusan harga, quote, dan kontrak dari insiden (USULAN).</w:t>
+              <w:t>Menerima urusan harga, quote, dan kontrak dari insiden (USULAN: sumber menulis Commercial tanpa jabatan).</w:t>
             </w:r>
           </w:p>
         </w:tc>
@@ -5356,7 +5356,7 @@
                 <w:sz w:val="24"/>
                 <w:szCs w:val="24"/>
               </w:rPr>
-              <w:t>Menerima eskalasi fungsional untuk sistem di bawah Tech dan Product (USULAN).</w:t>
+              <w:t>Menerima eskalasi fungsional untuk sistem di bawah Tech dan Product (USULAN: sumber menulis Tech dan Product tanpa jabatan).</w:t>
             </w:r>
           </w:p>
         </w:tc>
@@ -5451,7 +5451,7 @@
                 <w:sz w:val="24"/>
                 <w:szCs w:val="24"/>
               </w:rPr>
-              <w:t>Menerima eskalasi insiden pelanggan pemerintah di lapangan (USULAN).</w:t>
+              <w:t>Menerima eskalasi insiden pelanggan pemerintah di lapangan (USULAN: sumber menulis PIC proyek tanpa jabatan).</w:t>
             </w:r>
           </w:p>
         </w:tc>
